--- a/TechnicalPaper/mtg-volatility-signal_technical-report.docx
+++ b/TechnicalPaper/mtg-volatility-signal_technical-report.docx
@@ -20,7 +20,7 @@
           <w:bCs/>
           <w:b/>
         </w:rPr>
-        <w:t xml:space="preserve">Snapshot 2026-09-12. By Cameraderie Cards. Informational only, not financial advice.</w:t>
+        <w:t xml:space="preserve">Snapshot 2026-09-13. By Cameraderie Cards. Informational only, not financial advice.</w:t>
       </w:r>
     </w:p>
     <w:p>
@@ -592,7 +592,7 @@
           <w:bCs/>
           <w:b/>
         </w:rPr>
-        <w:t xml:space="preserve">26.0%</w:t>
+        <w:t xml:space="preserve">25.8%</w:t>
       </w:r>
       <w:r>
         <w:t xml:space="preserve">.</w:t>
@@ -1058,7 +1058,7 @@
           <w:bCs/>
           <w:b/>
         </w:rPr>
-        <w:t xml:space="preserve">29.7%</w:t>
+        <w:t xml:space="preserve">29.4%</w:t>
       </w:r>
       <w:r>
         <w:t xml:space="preserve"> </w:t>
@@ -1074,7 +1074,7 @@
           <w:bCs/>
           <w:b/>
         </w:rPr>
-        <w:t xml:space="preserve">13.9%</w:t>
+        <w:t xml:space="preserve">13.7%</w:t>
       </w:r>
       <w:r>
         <w:t xml:space="preserve">, 6-month</w:t>
@@ -1087,7 +1087,7 @@
           <w:bCs/>
           <w:b/>
         </w:rPr>
-        <w:t xml:space="preserve">20.2%</w:t>
+        <w:t xml:space="preserve">20.0%</w:t>
       </w:r>
       <w:r>
         <w:t xml:space="preserve">).</w:t>
@@ -1100,7 +1100,7 @@
       <w:r>
         <w:drawing>
           <wp:inline>
-            <wp:extent cx="5334000" cy="2977804"/>
+            <wp:extent cx="5334000" cy="2961370"/>
             <wp:effectExtent b="0" l="0" r="0" t="0"/>
             <wp:docPr descr="Forward range" title="" id="36" name="Picture"/>
             <a:graphic>
@@ -1121,7 +1121,7 @@
                   <pic:spPr bwMode="auto">
                     <a:xfrm>
                       <a:off x="0" y="0"/>
-                      <a:ext cx="5334000" cy="2977804"/>
+                      <a:ext cx="5334000" cy="2961370"/>
                     </a:xfrm>
                     <a:prstGeom prst="rect">
                       <a:avLst/>
@@ -1342,19 +1342,19 @@
               <w:jc w:val="left"/>
             </w:pPr>
             <w:r>
-              <w:t xml:space="preserve">5,746</w:t>
-            </w:r>
-          </w:p>
-        </w:tc>
-        <w:tc>
-          <w:tcPr/>
-          <w:p>
-            <w:pPr>
-              <w:pStyle w:val="Compact"/>
-              <w:jc w:val="left"/>
-            </w:pPr>
-            <w:r>
-              <w:t xml:space="preserve">63.2%</w:t>
+              <w:t xml:space="preserve">5,734</w:t>
+            </w:r>
+          </w:p>
+        </w:tc>
+        <w:tc>
+          <w:tcPr/>
+          <w:p>
+            <w:pPr>
+              <w:pStyle w:val="Compact"/>
+              <w:jc w:val="left"/>
+            </w:pPr>
+            <w:r>
+              <w:t xml:space="preserve">62.9%</w:t>
             </w:r>
           </w:p>
         </w:tc>
@@ -1392,19 +1392,19 @@
               <w:jc w:val="left"/>
             </w:pPr>
             <w:r>
-              <w:t xml:space="preserve">9,489</w:t>
-            </w:r>
-          </w:p>
-        </w:tc>
-        <w:tc>
-          <w:tcPr/>
-          <w:p>
-            <w:pPr>
-              <w:pStyle w:val="Compact"/>
-              <w:jc w:val="left"/>
-            </w:pPr>
-            <w:r>
-              <w:t xml:space="preserve">31.8%</w:t>
+              <w:t xml:space="preserve">9,549</w:t>
+            </w:r>
+          </w:p>
+        </w:tc>
+        <w:tc>
+          <w:tcPr/>
+          <w:p>
+            <w:pPr>
+              <w:pStyle w:val="Compact"/>
+              <w:jc w:val="left"/>
+            </w:pPr>
+            <w:r>
+              <w:t xml:space="preserve">31.4%</w:t>
             </w:r>
           </w:p>
         </w:tc>
@@ -1442,19 +1442,19 @@
               <w:jc w:val="left"/>
             </w:pPr>
             <w:r>
-              <w:t xml:space="preserve">9,368</w:t>
-            </w:r>
-          </w:p>
-        </w:tc>
-        <w:tc>
-          <w:tcPr/>
-          <w:p>
-            <w:pPr>
-              <w:pStyle w:val="Compact"/>
-              <w:jc w:val="left"/>
-            </w:pPr>
-            <w:r>
-              <w:t xml:space="preserve">20.9%</w:t>
+              <w:t xml:space="preserve">9,340</w:t>
+            </w:r>
+          </w:p>
+        </w:tc>
+        <w:tc>
+          <w:tcPr/>
+          <w:p>
+            <w:pPr>
+              <w:pStyle w:val="Compact"/>
+              <w:jc w:val="left"/>
+            </w:pPr>
+            <w:r>
+              <w:t xml:space="preserve">20.8%</w:t>
             </w:r>
           </w:p>
         </w:tc>
@@ -1492,19 +1492,19 @@
               <w:jc w:val="left"/>
             </w:pPr>
             <w:r>
-              <w:t xml:space="preserve">5,935</w:t>
-            </w:r>
-          </w:p>
-        </w:tc>
-        <w:tc>
-          <w:tcPr/>
-          <w:p>
-            <w:pPr>
-              <w:pStyle w:val="Compact"/>
-              <w:jc w:val="left"/>
-            </w:pPr>
-            <w:r>
-              <w:t xml:space="preserve">8.6%</w:t>
+              <w:t xml:space="preserve">5,915</w:t>
+            </w:r>
+          </w:p>
+        </w:tc>
+        <w:tc>
+          <w:tcPr/>
+          <w:p>
+            <w:pPr>
+              <w:pStyle w:val="Compact"/>
+              <w:jc w:val="left"/>
+            </w:pPr>
+            <w:r>
+              <w:t xml:space="preserve">8.7%</w:t>
             </w:r>
           </w:p>
         </w:tc>

--- a/TechnicalPaper/mtg-volatility-signal_technical-report.docx
+++ b/TechnicalPaper/mtg-volatility-signal_technical-report.docx
@@ -20,7 +20,7 @@
           <w:bCs/>
           <w:b/>
         </w:rPr>
-        <w:t xml:space="preserve">Snapshot 2026-09-13. By Cameraderie Cards. Informational only, not financial advice.</w:t>
+        <w:t xml:space="preserve">Snapshot 2026-09-14. By Cameraderie Cards. Informational only, not financial advice.</w:t>
       </w:r>
     </w:p>
     <w:p>
@@ -592,7 +592,7 @@
           <w:bCs/>
           <w:b/>
         </w:rPr>
-        <w:t xml:space="preserve">25.8%</w:t>
+        <w:t xml:space="preserve">25.9%</w:t>
       </w:r>
       <w:r>
         <w:t xml:space="preserve">.</w:t>
@@ -1058,7 +1058,7 @@
           <w:bCs/>
           <w:b/>
         </w:rPr>
-        <w:t xml:space="preserve">29.4%</w:t>
+        <w:t xml:space="preserve">29.6%</w:t>
       </w:r>
       <w:r>
         <w:t xml:space="preserve"> </w:t>
@@ -1074,7 +1074,7 @@
           <w:bCs/>
           <w:b/>
         </w:rPr>
-        <w:t xml:space="preserve">13.7%</w:t>
+        <w:t xml:space="preserve">13.8%</w:t>
       </w:r>
       <w:r>
         <w:t xml:space="preserve">, 6-month</w:t>
@@ -1087,7 +1087,7 @@
           <w:bCs/>
           <w:b/>
         </w:rPr>
-        <w:t xml:space="preserve">20.0%</w:t>
+        <w:t xml:space="preserve">20.1%</w:t>
       </w:r>
       <w:r>
         <w:t xml:space="preserve">).</w:t>
@@ -1100,7 +1100,7 @@
       <w:r>
         <w:drawing>
           <wp:inline>
-            <wp:extent cx="5334000" cy="2961370"/>
+            <wp:extent cx="5334000" cy="3007849"/>
             <wp:effectExtent b="0" l="0" r="0" t="0"/>
             <wp:docPr descr="Forward range" title="" id="36" name="Picture"/>
             <a:graphic>
@@ -1121,7 +1121,7 @@
                   <pic:spPr bwMode="auto">
                     <a:xfrm>
                       <a:off x="0" y="0"/>
-                      <a:ext cx="5334000" cy="2961370"/>
+                      <a:ext cx="5334000" cy="3007849"/>
                     </a:xfrm>
                     <a:prstGeom prst="rect">
                       <a:avLst/>
@@ -1342,19 +1342,19 @@
               <w:jc w:val="left"/>
             </w:pPr>
             <w:r>
-              <w:t xml:space="preserve">5,734</w:t>
-            </w:r>
-          </w:p>
-        </w:tc>
-        <w:tc>
-          <w:tcPr/>
-          <w:p>
-            <w:pPr>
-              <w:pStyle w:val="Compact"/>
-              <w:jc w:val="left"/>
-            </w:pPr>
-            <w:r>
-              <w:t xml:space="preserve">62.9%</w:t>
+              <w:t xml:space="preserve">5,757</w:t>
+            </w:r>
+          </w:p>
+        </w:tc>
+        <w:tc>
+          <w:tcPr/>
+          <w:p>
+            <w:pPr>
+              <w:pStyle w:val="Compact"/>
+              <w:jc w:val="left"/>
+            </w:pPr>
+            <w:r>
+              <w:t xml:space="preserve">61.7%</w:t>
             </w:r>
           </w:p>
         </w:tc>
@@ -1392,19 +1392,19 @@
               <w:jc w:val="left"/>
             </w:pPr>
             <w:r>
-              <w:t xml:space="preserve">9,549</w:t>
-            </w:r>
-          </w:p>
-        </w:tc>
-        <w:tc>
-          <w:tcPr/>
-          <w:p>
-            <w:pPr>
-              <w:pStyle w:val="Compact"/>
-              <w:jc w:val="left"/>
-            </w:pPr>
-            <w:r>
-              <w:t xml:space="preserve">31.4%</w:t>
+              <w:t xml:space="preserve">9,537</w:t>
+            </w:r>
+          </w:p>
+        </w:tc>
+        <w:tc>
+          <w:tcPr/>
+          <w:p>
+            <w:pPr>
+              <w:pStyle w:val="Compact"/>
+              <w:jc w:val="left"/>
+            </w:pPr>
+            <w:r>
+              <w:t xml:space="preserve">31.6%</w:t>
             </w:r>
           </w:p>
         </w:tc>
@@ -1442,19 +1442,19 @@
               <w:jc w:val="left"/>
             </w:pPr>
             <w:r>
-              <w:t xml:space="preserve">9,340</w:t>
-            </w:r>
-          </w:p>
-        </w:tc>
-        <w:tc>
-          <w:tcPr/>
-          <w:p>
-            <w:pPr>
-              <w:pStyle w:val="Compact"/>
-              <w:jc w:val="left"/>
-            </w:pPr>
-            <w:r>
-              <w:t xml:space="preserve">20.8%</w:t>
+              <w:t xml:space="preserve">9,325</w:t>
+            </w:r>
+          </w:p>
+        </w:tc>
+        <w:tc>
+          <w:tcPr/>
+          <w:p>
+            <w:pPr>
+              <w:pStyle w:val="Compact"/>
+              <w:jc w:val="left"/>
+            </w:pPr>
+            <w:r>
+              <w:t xml:space="preserve">20.9%</w:t>
             </w:r>
           </w:p>
         </w:tc>
@@ -1492,7 +1492,7 @@
               <w:jc w:val="left"/>
             </w:pPr>
             <w:r>
-              <w:t xml:space="preserve">5,915</w:t>
+              <w:t xml:space="preserve">5,919</w:t>
             </w:r>
           </w:p>
         </w:tc>

--- a/TechnicalPaper/mtg-volatility-signal_technical-report.docx
+++ b/TechnicalPaper/mtg-volatility-signal_technical-report.docx
@@ -20,7 +20,7 @@
           <w:bCs/>
           <w:b/>
         </w:rPr>
-        <w:t xml:space="preserve">Snapshot 2026-09-14. By Cameraderie Cards. Informational only, not financial advice.</w:t>
+        <w:t xml:space="preserve">Snapshot 2026-09-16. By Cameraderie Cards. Informational only, not financial advice.</w:t>
       </w:r>
     </w:p>
     <w:p>
@@ -592,7 +592,7 @@
           <w:bCs/>
           <w:b/>
         </w:rPr>
-        <w:t xml:space="preserve">25.9%</w:t>
+        <w:t xml:space="preserve">26.0%</w:t>
       </w:r>
       <w:r>
         <w:t xml:space="preserve">.</w:t>
@@ -1058,7 +1058,7 @@
           <w:bCs/>
           <w:b/>
         </w:rPr>
-        <w:t xml:space="preserve">29.6%</w:t>
+        <w:t xml:space="preserve">29.7%</w:t>
       </w:r>
       <w:r>
         <w:t xml:space="preserve"> </w:t>
@@ -1074,7 +1074,7 @@
           <w:bCs/>
           <w:b/>
         </w:rPr>
-        <w:t xml:space="preserve">13.8%</w:t>
+        <w:t xml:space="preserve">13.9%</w:t>
       </w:r>
       <w:r>
         <w:t xml:space="preserve">, 6-month</w:t>
@@ -1087,7 +1087,7 @@
           <w:bCs/>
           <w:b/>
         </w:rPr>
-        <w:t xml:space="preserve">20.1%</w:t>
+        <w:t xml:space="preserve">20.2%</w:t>
       </w:r>
       <w:r>
         <w:t xml:space="preserve">).</w:t>
@@ -1342,19 +1342,19 @@
               <w:jc w:val="left"/>
             </w:pPr>
             <w:r>
-              <w:t xml:space="preserve">5,757</w:t>
-            </w:r>
-          </w:p>
-        </w:tc>
-        <w:tc>
-          <w:tcPr/>
-          <w:p>
-            <w:pPr>
-              <w:pStyle w:val="Compact"/>
-              <w:jc w:val="left"/>
-            </w:pPr>
-            <w:r>
-              <w:t xml:space="preserve">61.7%</w:t>
+              <w:t xml:space="preserve">5,787</w:t>
+            </w:r>
+          </w:p>
+        </w:tc>
+        <w:tc>
+          <w:tcPr/>
+          <w:p>
+            <w:pPr>
+              <w:pStyle w:val="Compact"/>
+              <w:jc w:val="left"/>
+            </w:pPr>
+            <w:r>
+              <w:t xml:space="preserve">61.6%</w:t>
             </w:r>
           </w:p>
         </w:tc>
@@ -1392,19 +1392,19 @@
               <w:jc w:val="left"/>
             </w:pPr>
             <w:r>
-              <w:t xml:space="preserve">9,537</w:t>
-            </w:r>
-          </w:p>
-        </w:tc>
-        <w:tc>
-          <w:tcPr/>
-          <w:p>
-            <w:pPr>
-              <w:pStyle w:val="Compact"/>
-              <w:jc w:val="left"/>
-            </w:pPr>
-            <w:r>
-              <w:t xml:space="preserve">31.6%</w:t>
+              <w:t xml:space="preserve">9,513</w:t>
+            </w:r>
+          </w:p>
+        </w:tc>
+        <w:tc>
+          <w:tcPr/>
+          <w:p>
+            <w:pPr>
+              <w:pStyle w:val="Compact"/>
+              <w:jc w:val="left"/>
+            </w:pPr>
+            <w:r>
+              <w:t xml:space="preserve">31.7%</w:t>
             </w:r>
           </w:p>
         </w:tc>
@@ -1442,7 +1442,7 @@
               <w:jc w:val="left"/>
             </w:pPr>
             <w:r>
-              <w:t xml:space="preserve">9,325</w:t>
+              <w:t xml:space="preserve">9,293</w:t>
             </w:r>
           </w:p>
         </w:tc>
@@ -1492,19 +1492,19 @@
               <w:jc w:val="left"/>
             </w:pPr>
             <w:r>
-              <w:t xml:space="preserve">5,919</w:t>
-            </w:r>
-          </w:p>
-        </w:tc>
-        <w:tc>
-          <w:tcPr/>
-          <w:p>
-            <w:pPr>
-              <w:pStyle w:val="Compact"/>
-              <w:jc w:val="left"/>
-            </w:pPr>
-            <w:r>
-              <w:t xml:space="preserve">8.7%</w:t>
+              <w:t xml:space="preserve">5,945</w:t>
+            </w:r>
+          </w:p>
+        </w:tc>
+        <w:tc>
+          <w:tcPr/>
+          <w:p>
+            <w:pPr>
+              <w:pStyle w:val="Compact"/>
+              <w:jc w:val="left"/>
+            </w:pPr>
+            <w:r>
+              <w:t xml:space="preserve">8.4%</w:t>
             </w:r>
           </w:p>
         </w:tc>

--- a/TechnicalPaper/mtg-volatility-signal_technical-report.docx
+++ b/TechnicalPaper/mtg-volatility-signal_technical-report.docx
@@ -20,7 +20,7 @@
           <w:bCs/>
           <w:b/>
         </w:rPr>
-        <w:t xml:space="preserve">Snapshot 2026-09-16. By Cameraderie Cards. Informational only, not financial advice.</w:t>
+        <w:t xml:space="preserve">Snapshot 2026-09-17. By Cameraderie Cards. Informational only, not financial advice.</w:t>
       </w:r>
     </w:p>
     <w:p>
@@ -592,7 +592,7 @@
           <w:bCs/>
           <w:b/>
         </w:rPr>
-        <w:t xml:space="preserve">26.0%</w:t>
+        <w:t xml:space="preserve">26.1%</w:t>
       </w:r>
       <w:r>
         <w:t xml:space="preserve">.</w:t>
@@ -1058,7 +1058,7 @@
           <w:bCs/>
           <w:b/>
         </w:rPr>
-        <w:t xml:space="preserve">29.7%</w:t>
+        <w:t xml:space="preserve">29.9%</w:t>
       </w:r>
       <w:r>
         <w:t xml:space="preserve"> </w:t>
@@ -1087,7 +1087,7 @@
           <w:bCs/>
           <w:b/>
         </w:rPr>
-        <w:t xml:space="preserve">20.2%</w:t>
+        <w:t xml:space="preserve">20.3%</w:t>
       </w:r>
       <w:r>
         <w:t xml:space="preserve">).</w:t>
@@ -1100,7 +1100,7 @@
       <w:r>
         <w:drawing>
           <wp:inline>
-            <wp:extent cx="5334000" cy="3007849"/>
+            <wp:extent cx="5334000" cy="3004481"/>
             <wp:effectExtent b="0" l="0" r="0" t="0"/>
             <wp:docPr descr="Forward range" title="" id="36" name="Picture"/>
             <a:graphic>
@@ -1121,7 +1121,7 @@
                   <pic:spPr bwMode="auto">
                     <a:xfrm>
                       <a:off x="0" y="0"/>
-                      <a:ext cx="5334000" cy="3007849"/>
+                      <a:ext cx="5334000" cy="3004481"/>
                     </a:xfrm>
                     <a:prstGeom prst="rect">
                       <a:avLst/>
@@ -1342,19 +1342,19 @@
               <w:jc w:val="left"/>
             </w:pPr>
             <w:r>
-              <w:t xml:space="preserve">5,787</w:t>
-            </w:r>
-          </w:p>
-        </w:tc>
-        <w:tc>
-          <w:tcPr/>
-          <w:p>
-            <w:pPr>
-              <w:pStyle w:val="Compact"/>
-              <w:jc w:val="left"/>
-            </w:pPr>
-            <w:r>
-              <w:t xml:space="preserve">61.6%</w:t>
+              <w:t xml:space="preserve">5,807</w:t>
+            </w:r>
+          </w:p>
+        </w:tc>
+        <w:tc>
+          <w:tcPr/>
+          <w:p>
+            <w:pPr>
+              <w:pStyle w:val="Compact"/>
+              <w:jc w:val="left"/>
+            </w:pPr>
+            <w:r>
+              <w:t xml:space="preserve">61.5%</w:t>
             </w:r>
           </w:p>
         </w:tc>
@@ -1392,19 +1392,19 @@
               <w:jc w:val="left"/>
             </w:pPr>
             <w:r>
-              <w:t xml:space="preserve">9,513</w:t>
-            </w:r>
-          </w:p>
-        </w:tc>
-        <w:tc>
-          <w:tcPr/>
-          <w:p>
-            <w:pPr>
-              <w:pStyle w:val="Compact"/>
-              <w:jc w:val="left"/>
-            </w:pPr>
-            <w:r>
-              <w:t xml:space="preserve">31.7%</w:t>
+              <w:t xml:space="preserve">9,478</w:t>
+            </w:r>
+          </w:p>
+        </w:tc>
+        <w:tc>
+          <w:tcPr/>
+          <w:p>
+            <w:pPr>
+              <w:pStyle w:val="Compact"/>
+              <w:jc w:val="left"/>
+            </w:pPr>
+            <w:r>
+              <w:t xml:space="preserve">31.9%</w:t>
             </w:r>
           </w:p>
         </w:tc>
@@ -1442,7 +1442,7 @@
               <w:jc w:val="left"/>
             </w:pPr>
             <w:r>
-              <w:t xml:space="preserve">9,293</w:t>
+              <w:t xml:space="preserve">9,315</w:t>
             </w:r>
           </w:p>
         </w:tc>
@@ -1492,19 +1492,19 @@
               <w:jc w:val="left"/>
             </w:pPr>
             <w:r>
-              <w:t xml:space="preserve">5,945</w:t>
-            </w:r>
-          </w:p>
-        </w:tc>
-        <w:tc>
-          <w:tcPr/>
-          <w:p>
-            <w:pPr>
-              <w:pStyle w:val="Compact"/>
-              <w:jc w:val="left"/>
-            </w:pPr>
-            <w:r>
-              <w:t xml:space="preserve">8.4%</w:t>
+              <w:t xml:space="preserve">5,938</w:t>
+            </w:r>
+          </w:p>
+        </w:tc>
+        <w:tc>
+          <w:tcPr/>
+          <w:p>
+            <w:pPr>
+              <w:pStyle w:val="Compact"/>
+              <w:jc w:val="left"/>
+            </w:pPr>
+            <w:r>
+              <w:t xml:space="preserve">8.5%</w:t>
             </w:r>
           </w:p>
         </w:tc>

--- a/TechnicalPaper/mtg-volatility-signal_technical-report.docx
+++ b/TechnicalPaper/mtg-volatility-signal_technical-report.docx
@@ -20,7 +20,7 @@
           <w:bCs/>
           <w:b/>
         </w:rPr>
-        <w:t xml:space="preserve">Snapshot 2026-09-17. By Cameraderie Cards. Informational only, not financial advice.</w:t>
+        <w:t xml:space="preserve">Snapshot 2026-09-18. By Cameraderie Cards. Informational only, not financial advice.</w:t>
       </w:r>
     </w:p>
     <w:p>
@@ -592,7 +592,7 @@
           <w:bCs/>
           <w:b/>
         </w:rPr>
-        <w:t xml:space="preserve">26.1%</w:t>
+        <w:t xml:space="preserve">25.6%</w:t>
       </w:r>
       <w:r>
         <w:t xml:space="preserve">.</w:t>
@@ -1058,7 +1058,7 @@
           <w:bCs/>
           <w:b/>
         </w:rPr>
-        <w:t xml:space="preserve">29.9%</w:t>
+        <w:t xml:space="preserve">29.3%</w:t>
       </w:r>
       <w:r>
         <w:t xml:space="preserve"> </w:t>
@@ -1074,7 +1074,7 @@
           <w:bCs/>
           <w:b/>
         </w:rPr>
-        <w:t xml:space="preserve">13.9%</w:t>
+        <w:t xml:space="preserve">13.7%</w:t>
       </w:r>
       <w:r>
         <w:t xml:space="preserve">, 6-month</w:t>
@@ -1087,7 +1087,7 @@
           <w:bCs/>
           <w:b/>
         </w:rPr>
-        <w:t xml:space="preserve">20.3%</w:t>
+        <w:t xml:space="preserve">19.9%</w:t>
       </w:r>
       <w:r>
         <w:t xml:space="preserve">).</w:t>
@@ -1100,7 +1100,7 @@
       <w:r>
         <w:drawing>
           <wp:inline>
-            <wp:extent cx="5334000" cy="3004481"/>
+            <wp:extent cx="5334000" cy="2971209"/>
             <wp:effectExtent b="0" l="0" r="0" t="0"/>
             <wp:docPr descr="Forward range" title="" id="36" name="Picture"/>
             <a:graphic>
@@ -1121,7 +1121,7 @@
                   <pic:spPr bwMode="auto">
                     <a:xfrm>
                       <a:off x="0" y="0"/>
-                      <a:ext cx="5334000" cy="3004481"/>
+                      <a:ext cx="5334000" cy="2971209"/>
                     </a:xfrm>
                     <a:prstGeom prst="rect">
                       <a:avLst/>
@@ -1342,19 +1342,19 @@
               <w:jc w:val="left"/>
             </w:pPr>
             <w:r>
-              <w:t xml:space="preserve">5,807</w:t>
-            </w:r>
-          </w:p>
-        </w:tc>
-        <w:tc>
-          <w:tcPr/>
-          <w:p>
-            <w:pPr>
-              <w:pStyle w:val="Compact"/>
-              <w:jc w:val="left"/>
-            </w:pPr>
-            <w:r>
-              <w:t xml:space="preserve">61.5%</w:t>
+              <w:t xml:space="preserve">5,788</w:t>
+            </w:r>
+          </w:p>
+        </w:tc>
+        <w:tc>
+          <w:tcPr/>
+          <w:p>
+            <w:pPr>
+              <w:pStyle w:val="Compact"/>
+              <w:jc w:val="left"/>
+            </w:pPr>
+            <w:r>
+              <w:t xml:space="preserve">61.4%</w:t>
             </w:r>
           </w:p>
         </w:tc>
@@ -1392,19 +1392,19 @@
               <w:jc w:val="left"/>
             </w:pPr>
             <w:r>
-              <w:t xml:space="preserve">9,478</w:t>
-            </w:r>
-          </w:p>
-        </w:tc>
-        <w:tc>
-          <w:tcPr/>
-          <w:p>
-            <w:pPr>
-              <w:pStyle w:val="Compact"/>
-              <w:jc w:val="left"/>
-            </w:pPr>
-            <w:r>
-              <w:t xml:space="preserve">31.9%</w:t>
+              <w:t xml:space="preserve">9,509</w:t>
+            </w:r>
+          </w:p>
+        </w:tc>
+        <w:tc>
+          <w:tcPr/>
+          <w:p>
+            <w:pPr>
+              <w:pStyle w:val="Compact"/>
+              <w:jc w:val="left"/>
+            </w:pPr>
+            <w:r>
+              <w:t xml:space="preserve">31.4%</w:t>
             </w:r>
           </w:p>
         </w:tc>
@@ -1442,19 +1442,19 @@
               <w:jc w:val="left"/>
             </w:pPr>
             <w:r>
-              <w:t xml:space="preserve">9,315</w:t>
-            </w:r>
-          </w:p>
-        </w:tc>
-        <w:tc>
-          <w:tcPr/>
-          <w:p>
-            <w:pPr>
-              <w:pStyle w:val="Compact"/>
-              <w:jc w:val="left"/>
-            </w:pPr>
-            <w:r>
-              <w:t xml:space="preserve">20.9%</w:t>
+              <w:t xml:space="preserve">9,259</w:t>
+            </w:r>
+          </w:p>
+        </w:tc>
+        <w:tc>
+          <w:tcPr/>
+          <w:p>
+            <w:pPr>
+              <w:pStyle w:val="Compact"/>
+              <w:jc w:val="left"/>
+            </w:pPr>
+            <w:r>
+              <w:t xml:space="preserve">20.6%</w:t>
             </w:r>
           </w:p>
         </w:tc>
@@ -1492,19 +1492,19 @@
               <w:jc w:val="left"/>
             </w:pPr>
             <w:r>
-              <w:t xml:space="preserve">5,938</w:t>
-            </w:r>
-          </w:p>
-        </w:tc>
-        <w:tc>
-          <w:tcPr/>
-          <w:p>
-            <w:pPr>
-              <w:pStyle w:val="Compact"/>
-              <w:jc w:val="left"/>
-            </w:pPr>
-            <w:r>
-              <w:t xml:space="preserve">8.5%</w:t>
+              <w:t xml:space="preserve">5,982</w:t>
+            </w:r>
+          </w:p>
+        </w:tc>
+        <w:tc>
+          <w:tcPr/>
+          <w:p>
+            <w:pPr>
+              <w:pStyle w:val="Compact"/>
+              <w:jc w:val="left"/>
+            </w:pPr>
+            <w:r>
+              <w:t xml:space="preserve">8.3%</w:t>
             </w:r>
           </w:p>
         </w:tc>

--- a/TechnicalPaper/mtg-volatility-signal_technical-report.docx
+++ b/TechnicalPaper/mtg-volatility-signal_technical-report.docx
@@ -20,7 +20,7 @@
           <w:bCs/>
           <w:b/>
         </w:rPr>
-        <w:t xml:space="preserve">Snapshot 2026-09-18. By Cameraderie Cards. Informational only, not financial advice.</w:t>
+        <w:t xml:space="preserve">Snapshot 2026-09-19. By Cameraderie Cards. Informational only, not financial advice.</w:t>
       </w:r>
     </w:p>
     <w:p>
@@ -592,7 +592,7 @@
           <w:bCs/>
           <w:b/>
         </w:rPr>
-        <w:t xml:space="preserve">25.6%</w:t>
+        <w:t xml:space="preserve">26.0%</w:t>
       </w:r>
       <w:r>
         <w:t xml:space="preserve">.</w:t>
@@ -1058,7 +1058,7 @@
           <w:bCs/>
           <w:b/>
         </w:rPr>
-        <w:t xml:space="preserve">29.3%</w:t>
+        <w:t xml:space="preserve">29.7%</w:t>
       </w:r>
       <w:r>
         <w:t xml:space="preserve"> </w:t>
@@ -1074,7 +1074,7 @@
           <w:bCs/>
           <w:b/>
         </w:rPr>
-        <w:t xml:space="preserve">13.7%</w:t>
+        <w:t xml:space="preserve">13.9%</w:t>
       </w:r>
       <w:r>
         <w:t xml:space="preserve">, 6-month</w:t>
@@ -1087,7 +1087,7 @@
           <w:bCs/>
           <w:b/>
         </w:rPr>
-        <w:t xml:space="preserve">19.9%</w:t>
+        <w:t xml:space="preserve">20.2%</w:t>
       </w:r>
       <w:r>
         <w:t xml:space="preserve">).</w:t>
@@ -1100,7 +1100,7 @@
       <w:r>
         <w:drawing>
           <wp:inline>
-            <wp:extent cx="5334000" cy="2971209"/>
+            <wp:extent cx="5334000" cy="2977804"/>
             <wp:effectExtent b="0" l="0" r="0" t="0"/>
             <wp:docPr descr="Forward range" title="" id="36" name="Picture"/>
             <a:graphic>
@@ -1121,7 +1121,7 @@
                   <pic:spPr bwMode="auto">
                     <a:xfrm>
                       <a:off x="0" y="0"/>
-                      <a:ext cx="5334000" cy="2971209"/>
+                      <a:ext cx="5334000" cy="2977804"/>
                     </a:xfrm>
                     <a:prstGeom prst="rect">
                       <a:avLst/>
@@ -1342,19 +1342,19 @@
               <w:jc w:val="left"/>
             </w:pPr>
             <w:r>
-              <w:t xml:space="preserve">5,788</w:t>
-            </w:r>
-          </w:p>
-        </w:tc>
-        <w:tc>
-          <w:tcPr/>
-          <w:p>
-            <w:pPr>
-              <w:pStyle w:val="Compact"/>
-              <w:jc w:val="left"/>
-            </w:pPr>
-            <w:r>
-              <w:t xml:space="preserve">61.4%</w:t>
+              <w:t xml:space="preserve">5,780</w:t>
+            </w:r>
+          </w:p>
+        </w:tc>
+        <w:tc>
+          <w:tcPr/>
+          <w:p>
+            <w:pPr>
+              <w:pStyle w:val="Compact"/>
+              <w:jc w:val="left"/>
+            </w:pPr>
+            <w:r>
+              <w:t xml:space="preserve">60.9%</w:t>
             </w:r>
           </w:p>
         </w:tc>
@@ -1392,19 +1392,19 @@
               <w:jc w:val="left"/>
             </w:pPr>
             <w:r>
-              <w:t xml:space="preserve">9,509</w:t>
-            </w:r>
-          </w:p>
-        </w:tc>
-        <w:tc>
-          <w:tcPr/>
-          <w:p>
-            <w:pPr>
-              <w:pStyle w:val="Compact"/>
-              <w:jc w:val="left"/>
-            </w:pPr>
-            <w:r>
-              <w:t xml:space="preserve">31.4%</w:t>
+              <w:t xml:space="preserve">9,472</w:t>
+            </w:r>
+          </w:p>
+        </w:tc>
+        <w:tc>
+          <w:tcPr/>
+          <w:p>
+            <w:pPr>
+              <w:pStyle w:val="Compact"/>
+              <w:jc w:val="left"/>
+            </w:pPr>
+            <w:r>
+              <w:t xml:space="preserve">31.8%</w:t>
             </w:r>
           </w:p>
         </w:tc>
@@ -1442,19 +1442,19 @@
               <w:jc w:val="left"/>
             </w:pPr>
             <w:r>
-              <w:t xml:space="preserve">9,259</w:t>
-            </w:r>
-          </w:p>
-        </w:tc>
-        <w:tc>
-          <w:tcPr/>
-          <w:p>
-            <w:pPr>
-              <w:pStyle w:val="Compact"/>
-              <w:jc w:val="left"/>
-            </w:pPr>
-            <w:r>
-              <w:t xml:space="preserve">20.6%</w:t>
+              <w:t xml:space="preserve">9,346</w:t>
+            </w:r>
+          </w:p>
+        </w:tc>
+        <w:tc>
+          <w:tcPr/>
+          <w:p>
+            <w:pPr>
+              <w:pStyle w:val="Compact"/>
+              <w:jc w:val="left"/>
+            </w:pPr>
+            <w:r>
+              <w:t xml:space="preserve">20.9%</w:t>
             </w:r>
           </w:p>
         </w:tc>
@@ -1492,19 +1492,19 @@
               <w:jc w:val="left"/>
             </w:pPr>
             <w:r>
-              <w:t xml:space="preserve">5,982</w:t>
-            </w:r>
-          </w:p>
-        </w:tc>
-        <w:tc>
-          <w:tcPr/>
-          <w:p>
-            <w:pPr>
-              <w:pStyle w:val="Compact"/>
-              <w:jc w:val="left"/>
-            </w:pPr>
-            <w:r>
-              <w:t xml:space="preserve">8.3%</w:t>
+              <w:t xml:space="preserve">5,940</w:t>
+            </w:r>
+          </w:p>
+        </w:tc>
+        <w:tc>
+          <w:tcPr/>
+          <w:p>
+            <w:pPr>
+              <w:pStyle w:val="Compact"/>
+              <w:jc w:val="left"/>
+            </w:pPr>
+            <w:r>
+              <w:t xml:space="preserve">8.5%</w:t>
             </w:r>
           </w:p>
         </w:tc>

--- a/TechnicalPaper/mtg-volatility-signal_technical-report.docx
+++ b/TechnicalPaper/mtg-volatility-signal_technical-report.docx
@@ -20,7 +20,7 @@
           <w:bCs/>
           <w:b/>
         </w:rPr>
-        <w:t xml:space="preserve">Snapshot 2026-09-19. By Cameraderie Cards. Informational only, not financial advice.</w:t>
+        <w:t xml:space="preserve">Snapshot 2026-09-20. By Cameraderie Cards. Informational only, not financial advice.</w:t>
       </w:r>
     </w:p>
     <w:p>
@@ -592,7 +592,7 @@
           <w:bCs/>
           <w:b/>
         </w:rPr>
-        <w:t xml:space="preserve">26.0%</w:t>
+        <w:t xml:space="preserve">25.8%</w:t>
       </w:r>
       <w:r>
         <w:t xml:space="preserve">.</w:t>
@@ -1058,7 +1058,7 @@
           <w:bCs/>
           <w:b/>
         </w:rPr>
-        <w:t xml:space="preserve">29.7%</w:t>
+        <w:t xml:space="preserve">29.4%</w:t>
       </w:r>
       <w:r>
         <w:t xml:space="preserve"> </w:t>
@@ -1074,7 +1074,7 @@
           <w:bCs/>
           <w:b/>
         </w:rPr>
-        <w:t xml:space="preserve">13.9%</w:t>
+        <w:t xml:space="preserve">13.8%</w:t>
       </w:r>
       <w:r>
         <w:t xml:space="preserve">, 6-month</w:t>
@@ -1087,7 +1087,7 @@
           <w:bCs/>
           <w:b/>
         </w:rPr>
-        <w:t xml:space="preserve">20.2%</w:t>
+        <w:t xml:space="preserve">20.0%</w:t>
       </w:r>
       <w:r>
         <w:t xml:space="preserve">).</w:t>
@@ -1100,7 +1100,7 @@
       <w:r>
         <w:drawing>
           <wp:inline>
-            <wp:extent cx="5334000" cy="2977804"/>
+            <wp:extent cx="5334000" cy="2961370"/>
             <wp:effectExtent b="0" l="0" r="0" t="0"/>
             <wp:docPr descr="Forward range" title="" id="36" name="Picture"/>
             <a:graphic>
@@ -1121,7 +1121,7 @@
                   <pic:spPr bwMode="auto">
                     <a:xfrm>
                       <a:off x="0" y="0"/>
-                      <a:ext cx="5334000" cy="2977804"/>
+                      <a:ext cx="5334000" cy="2961370"/>
                     </a:xfrm>
                     <a:prstGeom prst="rect">
                       <a:avLst/>
@@ -1342,19 +1342,19 @@
               <w:jc w:val="left"/>
             </w:pPr>
             <w:r>
-              <w:t xml:space="preserve">5,780</w:t>
-            </w:r>
-          </w:p>
-        </w:tc>
-        <w:tc>
-          <w:tcPr/>
-          <w:p>
-            <w:pPr>
-              <w:pStyle w:val="Compact"/>
-              <w:jc w:val="left"/>
-            </w:pPr>
-            <w:r>
-              <w:t xml:space="preserve">60.9%</w:t>
+              <w:t xml:space="preserve">5,773</w:t>
+            </w:r>
+          </w:p>
+        </w:tc>
+        <w:tc>
+          <w:tcPr/>
+          <w:p>
+            <w:pPr>
+              <w:pStyle w:val="Compact"/>
+              <w:jc w:val="left"/>
+            </w:pPr>
+            <w:r>
+              <w:t xml:space="preserve">60.3%</w:t>
             </w:r>
           </w:p>
         </w:tc>
@@ -1392,19 +1392,19 @@
               <w:jc w:val="left"/>
             </w:pPr>
             <w:r>
-              <w:t xml:space="preserve">9,472</w:t>
-            </w:r>
-          </w:p>
-        </w:tc>
-        <w:tc>
-          <w:tcPr/>
-          <w:p>
-            <w:pPr>
-              <w:pStyle w:val="Compact"/>
-              <w:jc w:val="left"/>
-            </w:pPr>
-            <w:r>
-              <w:t xml:space="preserve">31.8%</w:t>
+              <w:t xml:space="preserve">9,518</w:t>
+            </w:r>
+          </w:p>
+        </w:tc>
+        <w:tc>
+          <w:tcPr/>
+          <w:p>
+            <w:pPr>
+              <w:pStyle w:val="Compact"/>
+              <w:jc w:val="left"/>
+            </w:pPr>
+            <w:r>
+              <w:t xml:space="preserve">31.3%</w:t>
             </w:r>
           </w:p>
         </w:tc>
@@ -1442,19 +1442,19 @@
               <w:jc w:val="left"/>
             </w:pPr>
             <w:r>
-              <w:t xml:space="preserve">9,346</w:t>
-            </w:r>
-          </w:p>
-        </w:tc>
-        <w:tc>
-          <w:tcPr/>
-          <w:p>
-            <w:pPr>
-              <w:pStyle w:val="Compact"/>
-              <w:jc w:val="left"/>
-            </w:pPr>
-            <w:r>
-              <w:t xml:space="preserve">20.9%</w:t>
+              <w:t xml:space="preserve">9,315</w:t>
+            </w:r>
+          </w:p>
+        </w:tc>
+        <w:tc>
+          <w:tcPr/>
+          <w:p>
+            <w:pPr>
+              <w:pStyle w:val="Compact"/>
+              <w:jc w:val="left"/>
+            </w:pPr>
+            <w:r>
+              <w:t xml:space="preserve">20.8%</w:t>
             </w:r>
           </w:p>
         </w:tc>
@@ -1492,19 +1492,19 @@
               <w:jc w:val="left"/>
             </w:pPr>
             <w:r>
-              <w:t xml:space="preserve">5,940</w:t>
-            </w:r>
-          </w:p>
-        </w:tc>
-        <w:tc>
-          <w:tcPr/>
-          <w:p>
-            <w:pPr>
-              <w:pStyle w:val="Compact"/>
-              <w:jc w:val="left"/>
-            </w:pPr>
-            <w:r>
-              <w:t xml:space="preserve">8.5%</w:t>
+              <w:t xml:space="preserve">5,932</w:t>
+            </w:r>
+          </w:p>
+        </w:tc>
+        <w:tc>
+          <w:tcPr/>
+          <w:p>
+            <w:pPr>
+              <w:pStyle w:val="Compact"/>
+              <w:jc w:val="left"/>
+            </w:pPr>
+            <w:r>
+              <w:t xml:space="preserve">8.7%</w:t>
             </w:r>
           </w:p>
         </w:tc>

--- a/TechnicalPaper/mtg-volatility-signal_technical-report.docx
+++ b/TechnicalPaper/mtg-volatility-signal_technical-report.docx
@@ -20,7 +20,7 @@
           <w:bCs/>
           <w:b/>
         </w:rPr>
-        <w:t xml:space="preserve">Snapshot 2026-09-20. By Cameraderie Cards. Informational only, not financial advice.</w:t>
+        <w:t xml:space="preserve">Snapshot 2026-09-21. By Cameraderie Cards. Informational only, not financial advice.</w:t>
       </w:r>
     </w:p>
     <w:p>
@@ -592,7 +592,7 @@
           <w:bCs/>
           <w:b/>
         </w:rPr>
-        <w:t xml:space="preserve">25.8%</w:t>
+        <w:t xml:space="preserve">25.9%</w:t>
       </w:r>
       <w:r>
         <w:t xml:space="preserve">.</w:t>
@@ -1058,7 +1058,7 @@
           <w:bCs/>
           <w:b/>
         </w:rPr>
-        <w:t xml:space="preserve">29.4%</w:t>
+        <w:t xml:space="preserve">29.6%</w:t>
       </w:r>
       <w:r>
         <w:t xml:space="preserve"> </w:t>
@@ -1087,7 +1087,7 @@
           <w:bCs/>
           <w:b/>
         </w:rPr>
-        <w:t xml:space="preserve">20.0%</w:t>
+        <w:t xml:space="preserve">20.1%</w:t>
       </w:r>
       <w:r>
         <w:t xml:space="preserve">).</w:t>
@@ -1100,7 +1100,7 @@
       <w:r>
         <w:drawing>
           <wp:inline>
-            <wp:extent cx="5334000" cy="2961370"/>
+            <wp:extent cx="5334000" cy="3007849"/>
             <wp:effectExtent b="0" l="0" r="0" t="0"/>
             <wp:docPr descr="Forward range" title="" id="36" name="Picture"/>
             <a:graphic>
@@ -1121,7 +1121,7 @@
                   <pic:spPr bwMode="auto">
                     <a:xfrm>
                       <a:off x="0" y="0"/>
-                      <a:ext cx="5334000" cy="2961370"/>
+                      <a:ext cx="5334000" cy="3007849"/>
                     </a:xfrm>
                     <a:prstGeom prst="rect">
                       <a:avLst/>
@@ -1342,19 +1342,19 @@
               <w:jc w:val="left"/>
             </w:pPr>
             <w:r>
-              <w:t xml:space="preserve">5,773</w:t>
-            </w:r>
-          </w:p>
-        </w:tc>
-        <w:tc>
-          <w:tcPr/>
-          <w:p>
-            <w:pPr>
-              <w:pStyle w:val="Compact"/>
-              <w:jc w:val="left"/>
-            </w:pPr>
-            <w:r>
-              <w:t xml:space="preserve">60.3%</w:t>
+              <w:t xml:space="preserve">5,771</w:t>
+            </w:r>
+          </w:p>
+        </w:tc>
+        <w:tc>
+          <w:tcPr/>
+          <w:p>
+            <w:pPr>
+              <w:pStyle w:val="Compact"/>
+              <w:jc w:val="left"/>
+            </w:pPr>
+            <w:r>
+              <w:t xml:space="preserve">60.6%</w:t>
             </w:r>
           </w:p>
         </w:tc>
@@ -1392,19 +1392,19 @@
               <w:jc w:val="left"/>
             </w:pPr>
             <w:r>
-              <w:t xml:space="preserve">9,518</w:t>
-            </w:r>
-          </w:p>
-        </w:tc>
-        <w:tc>
-          <w:tcPr/>
-          <w:p>
-            <w:pPr>
-              <w:pStyle w:val="Compact"/>
-              <w:jc w:val="left"/>
-            </w:pPr>
-            <w:r>
-              <w:t xml:space="preserve">31.3%</w:t>
+              <w:t xml:space="preserve">9,505</w:t>
+            </w:r>
+          </w:p>
+        </w:tc>
+        <w:tc>
+          <w:tcPr/>
+          <w:p>
+            <w:pPr>
+              <w:pStyle w:val="Compact"/>
+              <w:jc w:val="left"/>
+            </w:pPr>
+            <w:r>
+              <w:t xml:space="preserve">31.6%</w:t>
             </w:r>
           </w:p>
         </w:tc>
@@ -1442,19 +1442,19 @@
               <w:jc w:val="left"/>
             </w:pPr>
             <w:r>
-              <w:t xml:space="preserve">9,315</w:t>
-            </w:r>
-          </w:p>
-        </w:tc>
-        <w:tc>
-          <w:tcPr/>
-          <w:p>
-            <w:pPr>
-              <w:pStyle w:val="Compact"/>
-              <w:jc w:val="left"/>
-            </w:pPr>
-            <w:r>
-              <w:t xml:space="preserve">20.8%</w:t>
+              <w:t xml:space="preserve">9,340</w:t>
+            </w:r>
+          </w:p>
+        </w:tc>
+        <w:tc>
+          <w:tcPr/>
+          <w:p>
+            <w:pPr>
+              <w:pStyle w:val="Compact"/>
+              <w:jc w:val="left"/>
+            </w:pPr>
+            <w:r>
+              <w:t xml:space="preserve">20.9%</w:t>
             </w:r>
           </w:p>
         </w:tc>
@@ -1492,19 +1492,19 @@
               <w:jc w:val="left"/>
             </w:pPr>
             <w:r>
-              <w:t xml:space="preserve">5,932</w:t>
-            </w:r>
-          </w:p>
-        </w:tc>
-        <w:tc>
-          <w:tcPr/>
-          <w:p>
-            <w:pPr>
-              <w:pStyle w:val="Compact"/>
-              <w:jc w:val="left"/>
-            </w:pPr>
-            <w:r>
-              <w:t xml:space="preserve">8.7%</w:t>
+              <w:t xml:space="preserve">5,922</w:t>
+            </w:r>
+          </w:p>
+        </w:tc>
+        <w:tc>
+          <w:tcPr/>
+          <w:p>
+            <w:pPr>
+              <w:pStyle w:val="Compact"/>
+              <w:jc w:val="left"/>
+            </w:pPr>
+            <w:r>
+              <w:t xml:space="preserve">8.6%</w:t>
             </w:r>
           </w:p>
         </w:tc>

--- a/TechnicalPaper/mtg-volatility-signal_technical-report.docx
+++ b/TechnicalPaper/mtg-volatility-signal_technical-report.docx
@@ -20,7 +20,7 @@
           <w:bCs/>
           <w:b/>
         </w:rPr>
-        <w:t xml:space="preserve">Snapshot 2026-09-21. By Cameraderie Cards. Informational only, not financial advice.</w:t>
+        <w:t xml:space="preserve">Snapshot 2026-09-22. By Cameraderie Cards. Informational only, not financial advice.</w:t>
       </w:r>
     </w:p>
     <w:p>
@@ -1058,7 +1058,7 @@
           <w:bCs/>
           <w:b/>
         </w:rPr>
-        <w:t xml:space="preserve">29.6%</w:t>
+        <w:t xml:space="preserve">29.7%</w:t>
       </w:r>
       <w:r>
         <w:t xml:space="preserve"> </w:t>
@@ -1342,19 +1342,19 @@
               <w:jc w:val="left"/>
             </w:pPr>
             <w:r>
-              <w:t xml:space="preserve">5,771</w:t>
-            </w:r>
-          </w:p>
-        </w:tc>
-        <w:tc>
-          <w:tcPr/>
-          <w:p>
-            <w:pPr>
-              <w:pStyle w:val="Compact"/>
-              <w:jc w:val="left"/>
-            </w:pPr>
-            <w:r>
-              <w:t xml:space="preserve">60.6%</w:t>
+              <w:t xml:space="preserve">5,767</w:t>
+            </w:r>
+          </w:p>
+        </w:tc>
+        <w:tc>
+          <w:tcPr/>
+          <w:p>
+            <w:pPr>
+              <w:pStyle w:val="Compact"/>
+              <w:jc w:val="left"/>
+            </w:pPr>
+            <w:r>
+              <w:t xml:space="preserve">60.9%</w:t>
             </w:r>
           </w:p>
         </w:tc>
@@ -1392,7 +1392,7 @@
               <w:jc w:val="left"/>
             </w:pPr>
             <w:r>
-              <w:t xml:space="preserve">9,505</w:t>
+              <w:t xml:space="preserve">9,509</w:t>
             </w:r>
           </w:p>
         </w:tc>
@@ -1442,19 +1442,19 @@
               <w:jc w:val="left"/>
             </w:pPr>
             <w:r>
-              <w:t xml:space="preserve">9,340</w:t>
-            </w:r>
-          </w:p>
-        </w:tc>
-        <w:tc>
-          <w:tcPr/>
-          <w:p>
-            <w:pPr>
-              <w:pStyle w:val="Compact"/>
-              <w:jc w:val="left"/>
-            </w:pPr>
-            <w:r>
-              <w:t xml:space="preserve">20.9%</w:t>
+              <w:t xml:space="preserve">9,351</w:t>
+            </w:r>
+          </w:p>
+        </w:tc>
+        <w:tc>
+          <w:tcPr/>
+          <w:p>
+            <w:pPr>
+              <w:pStyle w:val="Compact"/>
+              <w:jc w:val="left"/>
+            </w:pPr>
+            <w:r>
+              <w:t xml:space="preserve">21.0%</w:t>
             </w:r>
           </w:p>
         </w:tc>
@@ -1492,19 +1492,19 @@
               <w:jc w:val="left"/>
             </w:pPr>
             <w:r>
-              <w:t xml:space="preserve">5,922</w:t>
-            </w:r>
-          </w:p>
-        </w:tc>
-        <w:tc>
-          <w:tcPr/>
-          <w:p>
-            <w:pPr>
-              <w:pStyle w:val="Compact"/>
-              <w:jc w:val="left"/>
-            </w:pPr>
-            <w:r>
-              <w:t xml:space="preserve">8.6%</w:t>
+              <w:t xml:space="preserve">5,911</w:t>
+            </w:r>
+          </w:p>
+        </w:tc>
+        <w:tc>
+          <w:tcPr/>
+          <w:p>
+            <w:pPr>
+              <w:pStyle w:val="Compact"/>
+              <w:jc w:val="left"/>
+            </w:pPr>
+            <w:r>
+              <w:t xml:space="preserve">8.5%</w:t>
             </w:r>
           </w:p>
         </w:tc>

--- a/TechnicalPaper/mtg-volatility-signal_technical-report.docx
+++ b/TechnicalPaper/mtg-volatility-signal_technical-report.docx
@@ -20,7 +20,7 @@
           <w:bCs/>
           <w:b/>
         </w:rPr>
-        <w:t xml:space="preserve">Snapshot 2026-09-22. By Cameraderie Cards. Informational only, not financial advice.</w:t>
+        <w:t xml:space="preserve">Snapshot 2026-09-23. By Cameraderie Cards. Informational only, not financial advice.</w:t>
       </w:r>
     </w:p>
     <w:p>
@@ -592,7 +592,7 @@
           <w:bCs/>
           <w:b/>
         </w:rPr>
-        <w:t xml:space="preserve">25.9%</w:t>
+        <w:t xml:space="preserve">26.0%</w:t>
       </w:r>
       <w:r>
         <w:t xml:space="preserve">.</w:t>
@@ -660,7 +660,7 @@
       <w:r>
         <w:drawing>
           <wp:inline>
-            <wp:extent cx="5334000" cy="2603119"/>
+            <wp:extent cx="5334000" cy="2579946"/>
             <wp:effectExtent b="0" l="0" r="0" t="0"/>
             <wp:docPr descr="Coverage" title="" id="25" name="Picture"/>
             <a:graphic>
@@ -681,7 +681,7 @@
                   <pic:spPr bwMode="auto">
                     <a:xfrm>
                       <a:off x="0" y="0"/>
-                      <a:ext cx="5334000" cy="2603119"/>
+                      <a:ext cx="5334000" cy="2579946"/>
                     </a:xfrm>
                     <a:prstGeom prst="rect">
                       <a:avLst/>
@@ -1074,7 +1074,7 @@
           <w:bCs/>
           <w:b/>
         </w:rPr>
-        <w:t xml:space="preserve">13.8%</w:t>
+        <w:t xml:space="preserve">13.9%</w:t>
       </w:r>
       <w:r>
         <w:t xml:space="preserve">, 6-month</w:t>
@@ -1342,19 +1342,19 @@
               <w:jc w:val="left"/>
             </w:pPr>
             <w:r>
-              <w:t xml:space="preserve">5,767</w:t>
-            </w:r>
-          </w:p>
-        </w:tc>
-        <w:tc>
-          <w:tcPr/>
-          <w:p>
-            <w:pPr>
-              <w:pStyle w:val="Compact"/>
-              <w:jc w:val="left"/>
-            </w:pPr>
-            <w:r>
-              <w:t xml:space="preserve">60.9%</w:t>
+              <w:t xml:space="preserve">5,810</w:t>
+            </w:r>
+          </w:p>
+        </w:tc>
+        <w:tc>
+          <w:tcPr/>
+          <w:p>
+            <w:pPr>
+              <w:pStyle w:val="Compact"/>
+              <w:jc w:val="left"/>
+            </w:pPr>
+            <w:r>
+              <w:t xml:space="preserve">60.4%</w:t>
             </w:r>
           </w:p>
         </w:tc>
@@ -1392,7 +1392,7 @@
               <w:jc w:val="left"/>
             </w:pPr>
             <w:r>
-              <w:t xml:space="preserve">9,509</w:t>
+              <w:t xml:space="preserve">9,507</w:t>
             </w:r>
           </w:p>
         </w:tc>
@@ -1442,19 +1442,19 @@
               <w:jc w:val="left"/>
             </w:pPr>
             <w:r>
-              <w:t xml:space="preserve">9,351</w:t>
-            </w:r>
-          </w:p>
-        </w:tc>
-        <w:tc>
-          <w:tcPr/>
-          <w:p>
-            <w:pPr>
-              <w:pStyle w:val="Compact"/>
-              <w:jc w:val="left"/>
-            </w:pPr>
-            <w:r>
-              <w:t xml:space="preserve">21.0%</w:t>
+              <w:t xml:space="preserve">9,273</w:t>
+            </w:r>
+          </w:p>
+        </w:tc>
+        <w:tc>
+          <w:tcPr/>
+          <w:p>
+            <w:pPr>
+              <w:pStyle w:val="Compact"/>
+              <w:jc w:val="left"/>
+            </w:pPr>
+            <w:r>
+              <w:t xml:space="preserve">20.9%</w:t>
             </w:r>
           </w:p>
         </w:tc>
@@ -1492,19 +1492,19 @@
               <w:jc w:val="left"/>
             </w:pPr>
             <w:r>
-              <w:t xml:space="preserve">5,911</w:t>
-            </w:r>
-          </w:p>
-        </w:tc>
-        <w:tc>
-          <w:tcPr/>
-          <w:p>
-            <w:pPr>
-              <w:pStyle w:val="Compact"/>
-              <w:jc w:val="left"/>
-            </w:pPr>
-            <w:r>
-              <w:t xml:space="preserve">8.5%</w:t>
+              <w:t xml:space="preserve">5,948</w:t>
+            </w:r>
+          </w:p>
+        </w:tc>
+        <w:tc>
+          <w:tcPr/>
+          <w:p>
+            <w:pPr>
+              <w:pStyle w:val="Compact"/>
+              <w:jc w:val="left"/>
+            </w:pPr>
+            <w:r>
+              <w:t xml:space="preserve">8.4%</w:t>
             </w:r>
           </w:p>
         </w:tc>

--- a/TechnicalPaper/mtg-volatility-signal_technical-report.docx
+++ b/TechnicalPaper/mtg-volatility-signal_technical-report.docx
@@ -20,7 +20,7 @@
           <w:bCs/>
           <w:b/>
         </w:rPr>
-        <w:t xml:space="preserve">Snapshot 2026-09-23. By Cameraderie Cards. Informational only, not financial advice.</w:t>
+        <w:t xml:space="preserve">Snapshot 2026-09-24. By Cameraderie Cards. Informational only, not financial advice.</w:t>
       </w:r>
     </w:p>
     <w:p>
@@ -592,7 +592,7 @@
           <w:bCs/>
           <w:b/>
         </w:rPr>
-        <w:t xml:space="preserve">26.0%</w:t>
+        <w:t xml:space="preserve">26.1%</w:t>
       </w:r>
       <w:r>
         <w:t xml:space="preserve">.</w:t>
@@ -660,7 +660,7 @@
       <w:r>
         <w:drawing>
           <wp:inline>
-            <wp:extent cx="5334000" cy="2579946"/>
+            <wp:extent cx="5334000" cy="2582500"/>
             <wp:effectExtent b="0" l="0" r="0" t="0"/>
             <wp:docPr descr="Coverage" title="" id="25" name="Picture"/>
             <a:graphic>
@@ -681,7 +681,7 @@
                   <pic:spPr bwMode="auto">
                     <a:xfrm>
                       <a:off x="0" y="0"/>
-                      <a:ext cx="5334000" cy="2579946"/>
+                      <a:ext cx="5334000" cy="2582500"/>
                     </a:xfrm>
                     <a:prstGeom prst="rect">
                       <a:avLst/>
@@ -1058,7 +1058,7 @@
           <w:bCs/>
           <w:b/>
         </w:rPr>
-        <w:t xml:space="preserve">29.7%</w:t>
+        <w:t xml:space="preserve">29.9%</w:t>
       </w:r>
       <w:r>
         <w:t xml:space="preserve"> </w:t>
@@ -1074,7 +1074,7 @@
           <w:bCs/>
           <w:b/>
         </w:rPr>
-        <w:t xml:space="preserve">13.9%</w:t>
+        <w:t xml:space="preserve">14.0%</w:t>
       </w:r>
       <w:r>
         <w:t xml:space="preserve">, 6-month</w:t>
@@ -1087,7 +1087,7 @@
           <w:bCs/>
           <w:b/>
         </w:rPr>
-        <w:t xml:space="preserve">20.1%</w:t>
+        <w:t xml:space="preserve">20.3%</w:t>
       </w:r>
       <w:r>
         <w:t xml:space="preserve">).</w:t>
@@ -1100,7 +1100,7 @@
       <w:r>
         <w:drawing>
           <wp:inline>
-            <wp:extent cx="5334000" cy="3007849"/>
+            <wp:extent cx="5334000" cy="3004481"/>
             <wp:effectExtent b="0" l="0" r="0" t="0"/>
             <wp:docPr descr="Forward range" title="" id="36" name="Picture"/>
             <a:graphic>
@@ -1121,7 +1121,7 @@
                   <pic:spPr bwMode="auto">
                     <a:xfrm>
                       <a:off x="0" y="0"/>
-                      <a:ext cx="5334000" cy="3007849"/>
+                      <a:ext cx="5334000" cy="3004481"/>
                     </a:xfrm>
                     <a:prstGeom prst="rect">
                       <a:avLst/>
@@ -1342,19 +1342,19 @@
               <w:jc w:val="left"/>
             </w:pPr>
             <w:r>
-              <w:t xml:space="preserve">5,810</w:t>
-            </w:r>
-          </w:p>
-        </w:tc>
-        <w:tc>
-          <w:tcPr/>
-          <w:p>
-            <w:pPr>
-              <w:pStyle w:val="Compact"/>
-              <w:jc w:val="left"/>
-            </w:pPr>
-            <w:r>
-              <w:t xml:space="preserve">60.4%</w:t>
+              <w:t xml:space="preserve">5,843</w:t>
+            </w:r>
+          </w:p>
+        </w:tc>
+        <w:tc>
+          <w:tcPr/>
+          <w:p>
+            <w:pPr>
+              <w:pStyle w:val="Compact"/>
+              <w:jc w:val="left"/>
+            </w:pPr>
+            <w:r>
+              <w:t xml:space="preserve">60.0%</w:t>
             </w:r>
           </w:p>
         </w:tc>
@@ -1392,19 +1392,19 @@
               <w:jc w:val="left"/>
             </w:pPr>
             <w:r>
-              <w:t xml:space="preserve">9,507</w:t>
-            </w:r>
-          </w:p>
-        </w:tc>
-        <w:tc>
-          <w:tcPr/>
-          <w:p>
-            <w:pPr>
-              <w:pStyle w:val="Compact"/>
-              <w:jc w:val="left"/>
-            </w:pPr>
-            <w:r>
-              <w:t xml:space="preserve">31.6%</w:t>
+              <w:t xml:space="preserve">9,461</w:t>
+            </w:r>
+          </w:p>
+        </w:tc>
+        <w:tc>
+          <w:tcPr/>
+          <w:p>
+            <w:pPr>
+              <w:pStyle w:val="Compact"/>
+              <w:jc w:val="left"/>
+            </w:pPr>
+            <w:r>
+              <w:t xml:space="preserve">31.8%</w:t>
             </w:r>
           </w:p>
         </w:tc>
@@ -1442,7 +1442,7 @@
               <w:jc w:val="left"/>
             </w:pPr>
             <w:r>
-              <w:t xml:space="preserve">9,273</w:t>
+              <w:t xml:space="preserve">9,277</w:t>
             </w:r>
           </w:p>
         </w:tc>
@@ -1492,19 +1492,19 @@
               <w:jc w:val="left"/>
             </w:pPr>
             <w:r>
-              <w:t xml:space="preserve">5,948</w:t>
-            </w:r>
-          </w:p>
-        </w:tc>
-        <w:tc>
-          <w:tcPr/>
-          <w:p>
-            <w:pPr>
-              <w:pStyle w:val="Compact"/>
-              <w:jc w:val="left"/>
-            </w:pPr>
-            <w:r>
-              <w:t xml:space="preserve">8.4%</w:t>
+              <w:t xml:space="preserve">5,957</w:t>
+            </w:r>
+          </w:p>
+        </w:tc>
+        <w:tc>
+          <w:tcPr/>
+          <w:p>
+            <w:pPr>
+              <w:pStyle w:val="Compact"/>
+              <w:jc w:val="left"/>
+            </w:pPr>
+            <w:r>
+              <w:t xml:space="preserve">8.5%</w:t>
             </w:r>
           </w:p>
         </w:tc>

--- a/TechnicalPaper/mtg-volatility-signal_technical-report.docx
+++ b/TechnicalPaper/mtg-volatility-signal_technical-report.docx
@@ -20,7 +20,7 @@
           <w:bCs/>
           <w:b/>
         </w:rPr>
-        <w:t xml:space="preserve">Snapshot 2026-09-24. By Cameraderie Cards. Informational only, not financial advice.</w:t>
+        <w:t xml:space="preserve">Snapshot 2026-09-25. By Cameraderie Cards. Informational only, not financial advice.</w:t>
       </w:r>
     </w:p>
     <w:p>
@@ -592,7 +592,7 @@
           <w:bCs/>
           <w:b/>
         </w:rPr>
-        <w:t xml:space="preserve">26.1%</w:t>
+        <w:t xml:space="preserve">25.6%</w:t>
       </w:r>
       <w:r>
         <w:t xml:space="preserve">.</w:t>
@@ -660,7 +660,7 @@
       <w:r>
         <w:drawing>
           <wp:inline>
-            <wp:extent cx="5334000" cy="2582500"/>
+            <wp:extent cx="5334000" cy="2579946"/>
             <wp:effectExtent b="0" l="0" r="0" t="0"/>
             <wp:docPr descr="Coverage" title="" id="25" name="Picture"/>
             <a:graphic>
@@ -681,7 +681,7 @@
                   <pic:spPr bwMode="auto">
                     <a:xfrm>
                       <a:off x="0" y="0"/>
-                      <a:ext cx="5334000" cy="2582500"/>
+                      <a:ext cx="5334000" cy="2579946"/>
                     </a:xfrm>
                     <a:prstGeom prst="rect">
                       <a:avLst/>
@@ -1058,7 +1058,7 @@
           <w:bCs/>
           <w:b/>
         </w:rPr>
-        <w:t xml:space="preserve">29.9%</w:t>
+        <w:t xml:space="preserve">29.2%</w:t>
       </w:r>
       <w:r>
         <w:t xml:space="preserve"> </w:t>
@@ -1074,7 +1074,7 @@
           <w:bCs/>
           <w:b/>
         </w:rPr>
-        <w:t xml:space="preserve">14.0%</w:t>
+        <w:t xml:space="preserve">13.6%</w:t>
       </w:r>
       <w:r>
         <w:t xml:space="preserve">, 6-month</w:t>
@@ -1087,7 +1087,7 @@
           <w:bCs/>
           <w:b/>
         </w:rPr>
-        <w:t xml:space="preserve">20.3%</w:t>
+        <w:t xml:space="preserve">19.8%</w:t>
       </w:r>
       <w:r>
         <w:t xml:space="preserve">).</w:t>
@@ -1100,7 +1100,7 @@
       <w:r>
         <w:drawing>
           <wp:inline>
-            <wp:extent cx="5334000" cy="3004481"/>
+            <wp:extent cx="5334000" cy="2967922"/>
             <wp:effectExtent b="0" l="0" r="0" t="0"/>
             <wp:docPr descr="Forward range" title="" id="36" name="Picture"/>
             <a:graphic>
@@ -1121,7 +1121,7 @@
                   <pic:spPr bwMode="auto">
                     <a:xfrm>
                       <a:off x="0" y="0"/>
-                      <a:ext cx="5334000" cy="3004481"/>
+                      <a:ext cx="5334000" cy="2967922"/>
                     </a:xfrm>
                     <a:prstGeom prst="rect">
                       <a:avLst/>
@@ -1342,19 +1342,19 @@
               <w:jc w:val="left"/>
             </w:pPr>
             <w:r>
-              <w:t xml:space="preserve">5,843</w:t>
-            </w:r>
-          </w:p>
-        </w:tc>
-        <w:tc>
-          <w:tcPr/>
-          <w:p>
-            <w:pPr>
-              <w:pStyle w:val="Compact"/>
-              <w:jc w:val="left"/>
-            </w:pPr>
-            <w:r>
-              <w:t xml:space="preserve">60.0%</w:t>
+              <w:t xml:space="preserve">5,802</w:t>
+            </w:r>
+          </w:p>
+        </w:tc>
+        <w:tc>
+          <w:tcPr/>
+          <w:p>
+            <w:pPr>
+              <w:pStyle w:val="Compact"/>
+              <w:jc w:val="left"/>
+            </w:pPr>
+            <w:r>
+              <w:t xml:space="preserve">59.8%</w:t>
             </w:r>
           </w:p>
         </w:tc>
@@ -1392,19 +1392,19 @@
               <w:jc w:val="left"/>
             </w:pPr>
             <w:r>
-              <w:t xml:space="preserve">9,461</w:t>
-            </w:r>
-          </w:p>
-        </w:tc>
-        <w:tc>
-          <w:tcPr/>
-          <w:p>
-            <w:pPr>
-              <w:pStyle w:val="Compact"/>
-              <w:jc w:val="left"/>
-            </w:pPr>
-            <w:r>
-              <w:t xml:space="preserve">31.8%</w:t>
+              <w:t xml:space="preserve">9,495</w:t>
+            </w:r>
+          </w:p>
+        </w:tc>
+        <w:tc>
+          <w:tcPr/>
+          <w:p>
+            <w:pPr>
+              <w:pStyle w:val="Compact"/>
+              <w:jc w:val="left"/>
+            </w:pPr>
+            <w:r>
+              <w:t xml:space="preserve">31.3%</w:t>
             </w:r>
           </w:p>
         </w:tc>
@@ -1442,19 +1442,19 @@
               <w:jc w:val="left"/>
             </w:pPr>
             <w:r>
-              <w:t xml:space="preserve">9,277</w:t>
-            </w:r>
-          </w:p>
-        </w:tc>
-        <w:tc>
-          <w:tcPr/>
-          <w:p>
-            <w:pPr>
-              <w:pStyle w:val="Compact"/>
-              <w:jc w:val="left"/>
-            </w:pPr>
-            <w:r>
-              <w:t xml:space="preserve">20.9%</w:t>
+              <w:t xml:space="preserve">9,254</w:t>
+            </w:r>
+          </w:p>
+        </w:tc>
+        <w:tc>
+          <w:tcPr/>
+          <w:p>
+            <w:pPr>
+              <w:pStyle w:val="Compact"/>
+              <w:jc w:val="left"/>
+            </w:pPr>
+            <w:r>
+              <w:t xml:space="preserve">20.6%</w:t>
             </w:r>
           </w:p>
         </w:tc>
@@ -1492,19 +1492,19 @@
               <w:jc w:val="left"/>
             </w:pPr>
             <w:r>
-              <w:t xml:space="preserve">5,957</w:t>
-            </w:r>
-          </w:p>
-        </w:tc>
-        <w:tc>
-          <w:tcPr/>
-          <w:p>
-            <w:pPr>
-              <w:pStyle w:val="Compact"/>
-              <w:jc w:val="left"/>
-            </w:pPr>
-            <w:r>
-              <w:t xml:space="preserve">8.5%</w:t>
+              <w:t xml:space="preserve">5,987</w:t>
+            </w:r>
+          </w:p>
+        </w:tc>
+        <w:tc>
+          <w:tcPr/>
+          <w:p>
+            <w:pPr>
+              <w:pStyle w:val="Compact"/>
+              <w:jc w:val="left"/>
+            </w:pPr>
+            <w:r>
+              <w:t xml:space="preserve">8.2%</w:t>
             </w:r>
           </w:p>
         </w:tc>

--- a/TechnicalPaper/mtg-volatility-signal_technical-report.docx
+++ b/TechnicalPaper/mtg-volatility-signal_technical-report.docx
@@ -20,7 +20,7 @@
           <w:bCs/>
           <w:b/>
         </w:rPr>
-        <w:t xml:space="preserve">Snapshot 2026-09-25. By Cameraderie Cards. Informational only, not financial advice.</w:t>
+        <w:t xml:space="preserve">Snapshot 2026-09-28. By Cameraderie Cards. Informational only, not financial advice.</w:t>
       </w:r>
     </w:p>
     <w:p>
@@ -592,7 +592,7 @@
           <w:bCs/>
           <w:b/>
         </w:rPr>
-        <w:t xml:space="preserve">25.6%</w:t>
+        <w:t xml:space="preserve">25.8%</w:t>
       </w:r>
       <w:r>
         <w:t xml:space="preserve">.</w:t>
@@ -1058,7 +1058,7 @@
           <w:bCs/>
           <w:b/>
         </w:rPr>
-        <w:t xml:space="preserve">29.2%</w:t>
+        <w:t xml:space="preserve">29.5%</w:t>
       </w:r>
       <w:r>
         <w:t xml:space="preserve"> </w:t>
@@ -1074,7 +1074,7 @@
           <w:bCs/>
           <w:b/>
         </w:rPr>
-        <w:t xml:space="preserve">13.6%</w:t>
+        <w:t xml:space="preserve">13.8%</w:t>
       </w:r>
       <w:r>
         <w:t xml:space="preserve">, 6-month</w:t>
@@ -1087,7 +1087,7 @@
           <w:bCs/>
           <w:b/>
         </w:rPr>
-        <w:t xml:space="preserve">19.8%</w:t>
+        <w:t xml:space="preserve">20.0%</w:t>
       </w:r>
       <w:r>
         <w:t xml:space="preserve">).</w:t>
@@ -1100,7 +1100,7 @@
       <w:r>
         <w:drawing>
           <wp:inline>
-            <wp:extent cx="5334000" cy="2967922"/>
+            <wp:extent cx="5334000" cy="3007849"/>
             <wp:effectExtent b="0" l="0" r="0" t="0"/>
             <wp:docPr descr="Forward range" title="" id="36" name="Picture"/>
             <a:graphic>
@@ -1121,7 +1121,7 @@
                   <pic:spPr bwMode="auto">
                     <a:xfrm>
                       <a:off x="0" y="0"/>
-                      <a:ext cx="5334000" cy="2967922"/>
+                      <a:ext cx="5334000" cy="3007849"/>
                     </a:xfrm>
                     <a:prstGeom prst="rect">
                       <a:avLst/>
@@ -1342,19 +1342,19 @@
               <w:jc w:val="left"/>
             </w:pPr>
             <w:r>
-              <w:t xml:space="preserve">5,802</w:t>
-            </w:r>
-          </w:p>
-        </w:tc>
-        <w:tc>
-          <w:tcPr/>
-          <w:p>
-            <w:pPr>
-              <w:pStyle w:val="Compact"/>
-              <w:jc w:val="left"/>
-            </w:pPr>
-            <w:r>
-              <w:t xml:space="preserve">59.8%</w:t>
+              <w:t xml:space="preserve">5,745</w:t>
+            </w:r>
+          </w:p>
+        </w:tc>
+        <w:tc>
+          <w:tcPr/>
+          <w:p>
+            <w:pPr>
+              <w:pStyle w:val="Compact"/>
+              <w:jc w:val="left"/>
+            </w:pPr>
+            <w:r>
+              <w:t xml:space="preserve">59.5%</w:t>
             </w:r>
           </w:p>
         </w:tc>
@@ -1392,19 +1392,19 @@
               <w:jc w:val="left"/>
             </w:pPr>
             <w:r>
-              <w:t xml:space="preserve">9,495</w:t>
-            </w:r>
-          </w:p>
-        </w:tc>
-        <w:tc>
-          <w:tcPr/>
-          <w:p>
-            <w:pPr>
-              <w:pStyle w:val="Compact"/>
-              <w:jc w:val="left"/>
-            </w:pPr>
-            <w:r>
-              <w:t xml:space="preserve">31.3%</w:t>
+              <w:t xml:space="preserve">9,558</w:t>
+            </w:r>
+          </w:p>
+        </w:tc>
+        <w:tc>
+          <w:tcPr/>
+          <w:p>
+            <w:pPr>
+              <w:pStyle w:val="Compact"/>
+              <w:jc w:val="left"/>
+            </w:pPr>
+            <w:r>
+              <w:t xml:space="preserve">31.4%</w:t>
             </w:r>
           </w:p>
         </w:tc>
@@ -1442,19 +1442,19 @@
               <w:jc w:val="left"/>
             </w:pPr>
             <w:r>
-              <w:t xml:space="preserve">9,254</w:t>
-            </w:r>
-          </w:p>
-        </w:tc>
-        <w:tc>
-          <w:tcPr/>
-          <w:p>
-            <w:pPr>
-              <w:pStyle w:val="Compact"/>
-              <w:jc w:val="left"/>
-            </w:pPr>
-            <w:r>
-              <w:t xml:space="preserve">20.6%</w:t>
+              <w:t xml:space="preserve">9,311</w:t>
+            </w:r>
+          </w:p>
+        </w:tc>
+        <w:tc>
+          <w:tcPr/>
+          <w:p>
+            <w:pPr>
+              <w:pStyle w:val="Compact"/>
+              <w:jc w:val="left"/>
+            </w:pPr>
+            <w:r>
+              <w:t xml:space="preserve">20.8%</w:t>
             </w:r>
           </w:p>
         </w:tc>
@@ -1492,19 +1492,19 @@
               <w:jc w:val="left"/>
             </w:pPr>
             <w:r>
-              <w:t xml:space="preserve">5,987</w:t>
-            </w:r>
-          </w:p>
-        </w:tc>
-        <w:tc>
-          <w:tcPr/>
-          <w:p>
-            <w:pPr>
-              <w:pStyle w:val="Compact"/>
-              <w:jc w:val="left"/>
-            </w:pPr>
-            <w:r>
-              <w:t xml:space="preserve">8.2%</w:t>
+              <w:t xml:space="preserve">5,924</w:t>
+            </w:r>
+          </w:p>
+        </w:tc>
+        <w:tc>
+          <w:tcPr/>
+          <w:p>
+            <w:pPr>
+              <w:pStyle w:val="Compact"/>
+              <w:jc w:val="left"/>
+            </w:pPr>
+            <w:r>
+              <w:t xml:space="preserve">8.6%</w:t>
             </w:r>
           </w:p>
         </w:tc>

--- a/TechnicalPaper/mtg-volatility-signal_technical-report.docx
+++ b/TechnicalPaper/mtg-volatility-signal_technical-report.docx
@@ -20,7 +20,7 @@
           <w:bCs/>
           <w:b/>
         </w:rPr>
-        <w:t xml:space="preserve">Snapshot 2026-09-28. By Cameraderie Cards. Informational only, not financial advice.</w:t>
+        <w:t xml:space="preserve">Snapshot 2026-09-30. By Cameraderie Cards. Informational only, not financial advice.</w:t>
       </w:r>
     </w:p>
     <w:p>
@@ -592,7 +592,7 @@
           <w:bCs/>
           <w:b/>
         </w:rPr>
-        <w:t xml:space="preserve">25.8%</w:t>
+        <w:t xml:space="preserve">25.9%</w:t>
       </w:r>
       <w:r>
         <w:t xml:space="preserve">.</w:t>
@@ -660,7 +660,7 @@
       <w:r>
         <w:drawing>
           <wp:inline>
-            <wp:extent cx="5334000" cy="2579946"/>
+            <wp:extent cx="5334000" cy="2603119"/>
             <wp:effectExtent b="0" l="0" r="0" t="0"/>
             <wp:docPr descr="Coverage" title="" id="25" name="Picture"/>
             <a:graphic>
@@ -681,7 +681,7 @@
                   <pic:spPr bwMode="auto">
                     <a:xfrm>
                       <a:off x="0" y="0"/>
-                      <a:ext cx="5334000" cy="2579946"/>
+                      <a:ext cx="5334000" cy="2603119"/>
                     </a:xfrm>
                     <a:prstGeom prst="rect">
                       <a:avLst/>
@@ -1058,7 +1058,7 @@
           <w:bCs/>
           <w:b/>
         </w:rPr>
-        <w:t xml:space="preserve">29.5%</w:t>
+        <w:t xml:space="preserve">29.6%</w:t>
       </w:r>
       <w:r>
         <w:t xml:space="preserve"> </w:t>
@@ -1087,7 +1087,7 @@
           <w:bCs/>
           <w:b/>
         </w:rPr>
-        <w:t xml:space="preserve">20.0%</w:t>
+        <w:t xml:space="preserve">20.1%</w:t>
       </w:r>
       <w:r>
         <w:t xml:space="preserve">).</w:t>
@@ -1342,19 +1342,19 @@
               <w:jc w:val="left"/>
             </w:pPr>
             <w:r>
-              <w:t xml:space="preserve">5,745</w:t>
-            </w:r>
-          </w:p>
-        </w:tc>
-        <w:tc>
-          <w:tcPr/>
-          <w:p>
-            <w:pPr>
-              <w:pStyle w:val="Compact"/>
-              <w:jc w:val="left"/>
-            </w:pPr>
-            <w:r>
-              <w:t xml:space="preserve">59.5%</w:t>
+              <w:t xml:space="preserve">5,774</w:t>
+            </w:r>
+          </w:p>
+        </w:tc>
+        <w:tc>
+          <w:tcPr/>
+          <w:p>
+            <w:pPr>
+              <w:pStyle w:val="Compact"/>
+              <w:jc w:val="left"/>
+            </w:pPr>
+            <w:r>
+              <w:t xml:space="preserve">59.7%</w:t>
             </w:r>
           </w:p>
         </w:tc>
@@ -1392,19 +1392,19 @@
               <w:jc w:val="left"/>
             </w:pPr>
             <w:r>
-              <w:t xml:space="preserve">9,558</w:t>
-            </w:r>
-          </w:p>
-        </w:tc>
-        <w:tc>
-          <w:tcPr/>
-          <w:p>
-            <w:pPr>
-              <w:pStyle w:val="Compact"/>
-              <w:jc w:val="left"/>
-            </w:pPr>
-            <w:r>
-              <w:t xml:space="preserve">31.4%</w:t>
+              <w:t xml:space="preserve">9,571</w:t>
+            </w:r>
+          </w:p>
+        </w:tc>
+        <w:tc>
+          <w:tcPr/>
+          <w:p>
+            <w:pPr>
+              <w:pStyle w:val="Compact"/>
+              <w:jc w:val="left"/>
+            </w:pPr>
+            <w:r>
+              <w:t xml:space="preserve">31.5%</w:t>
             </w:r>
           </w:p>
         </w:tc>
@@ -1442,7 +1442,7 @@
               <w:jc w:val="left"/>
             </w:pPr>
             <w:r>
-              <w:t xml:space="preserve">9,311</w:t>
+              <w:t xml:space="preserve">9,239</w:t>
             </w:r>
           </w:p>
         </w:tc>
@@ -1492,19 +1492,19 @@
               <w:jc w:val="left"/>
             </w:pPr>
             <w:r>
-              <w:t xml:space="preserve">5,924</w:t>
-            </w:r>
-          </w:p>
-        </w:tc>
-        <w:tc>
-          <w:tcPr/>
-          <w:p>
-            <w:pPr>
-              <w:pStyle w:val="Compact"/>
-              <w:jc w:val="left"/>
-            </w:pPr>
-            <w:r>
-              <w:t xml:space="preserve">8.6%</w:t>
+              <w:t xml:space="preserve">5,954</w:t>
+            </w:r>
+          </w:p>
+        </w:tc>
+        <w:tc>
+          <w:tcPr/>
+          <w:p>
+            <w:pPr>
+              <w:pStyle w:val="Compact"/>
+              <w:jc w:val="left"/>
+            </w:pPr>
+            <w:r>
+              <w:t xml:space="preserve">8.3%</w:t>
             </w:r>
           </w:p>
         </w:tc>

--- a/TechnicalPaper/mtg-volatility-signal_technical-report.docx
+++ b/TechnicalPaper/mtg-volatility-signal_technical-report.docx
@@ -20,7 +20,7 @@
           <w:bCs/>
           <w:b/>
         </w:rPr>
-        <w:t xml:space="preserve">Snapshot 2026-09-30. By Cameraderie Cards. Informational only, not financial advice.</w:t>
+        <w:t xml:space="preserve">Snapshot 2026-10-01. By Cameraderie Cards. Informational only, not financial advice.</w:t>
       </w:r>
     </w:p>
     <w:p>
@@ -592,7 +592,7 @@
           <w:bCs/>
           <w:b/>
         </w:rPr>
-        <w:t xml:space="preserve">25.9%</w:t>
+        <w:t xml:space="preserve">26.0%</w:t>
       </w:r>
       <w:r>
         <w:t xml:space="preserve">.</w:t>
@@ -1058,7 +1058,7 @@
           <w:bCs/>
           <w:b/>
         </w:rPr>
-        <w:t xml:space="preserve">29.6%</w:t>
+        <w:t xml:space="preserve">29.8%</w:t>
       </w:r>
       <w:r>
         <w:t xml:space="preserve"> </w:t>
@@ -1074,7 +1074,7 @@
           <w:bCs/>
           <w:b/>
         </w:rPr>
-        <w:t xml:space="preserve">13.8%</w:t>
+        <w:t xml:space="preserve">13.9%</w:t>
       </w:r>
       <w:r>
         <w:t xml:space="preserve">, 6-month</w:t>
@@ -1087,7 +1087,7 @@
           <w:bCs/>
           <w:b/>
         </w:rPr>
-        <w:t xml:space="preserve">20.1%</w:t>
+        <w:t xml:space="preserve">20.2%</w:t>
       </w:r>
       <w:r>
         <w:t xml:space="preserve">).</w:t>
@@ -1100,7 +1100,7 @@
       <w:r>
         <w:drawing>
           <wp:inline>
-            <wp:extent cx="5334000" cy="3007849"/>
+            <wp:extent cx="5334000" cy="3004481"/>
             <wp:effectExtent b="0" l="0" r="0" t="0"/>
             <wp:docPr descr="Forward range" title="" id="36" name="Picture"/>
             <a:graphic>
@@ -1121,7 +1121,7 @@
                   <pic:spPr bwMode="auto">
                     <a:xfrm>
                       <a:off x="0" y="0"/>
-                      <a:ext cx="5334000" cy="3007849"/>
+                      <a:ext cx="5334000" cy="3004481"/>
                     </a:xfrm>
                     <a:prstGeom prst="rect">
                       <a:avLst/>
@@ -1342,19 +1342,19 @@
               <w:jc w:val="left"/>
             </w:pPr>
             <w:r>
-              <w:t xml:space="preserve">5,774</w:t>
-            </w:r>
-          </w:p>
-        </w:tc>
-        <w:tc>
-          <w:tcPr/>
-          <w:p>
-            <w:pPr>
-              <w:pStyle w:val="Compact"/>
-              <w:jc w:val="left"/>
-            </w:pPr>
-            <w:r>
-              <w:t xml:space="preserve">59.7%</w:t>
+              <w:t xml:space="preserve">5,803</w:t>
+            </w:r>
+          </w:p>
+        </w:tc>
+        <w:tc>
+          <w:tcPr/>
+          <w:p>
+            <w:pPr>
+              <w:pStyle w:val="Compact"/>
+              <w:jc w:val="left"/>
+            </w:pPr>
+            <w:r>
+              <w:t xml:space="preserve">59.5%</w:t>
             </w:r>
           </w:p>
         </w:tc>
@@ -1392,19 +1392,19 @@
               <w:jc w:val="left"/>
             </w:pPr>
             <w:r>
-              <w:t xml:space="preserve">9,571</w:t>
-            </w:r>
-          </w:p>
-        </w:tc>
-        <w:tc>
-          <w:tcPr/>
-          <w:p>
-            <w:pPr>
-              <w:pStyle w:val="Compact"/>
-              <w:jc w:val="left"/>
-            </w:pPr>
-            <w:r>
-              <w:t xml:space="preserve">31.5%</w:t>
+              <w:t xml:space="preserve">9,560</w:t>
+            </w:r>
+          </w:p>
+        </w:tc>
+        <w:tc>
+          <w:tcPr/>
+          <w:p>
+            <w:pPr>
+              <w:pStyle w:val="Compact"/>
+              <w:jc w:val="left"/>
+            </w:pPr>
+            <w:r>
+              <w:t xml:space="preserve">31.7%</w:t>
             </w:r>
           </w:p>
         </w:tc>
@@ -1442,7 +1442,7 @@
               <w:jc w:val="left"/>
             </w:pPr>
             <w:r>
-              <w:t xml:space="preserve">9,239</w:t>
+              <w:t xml:space="preserve">9,214</w:t>
             </w:r>
           </w:p>
         </w:tc>
@@ -1492,19 +1492,19 @@
               <w:jc w:val="left"/>
             </w:pPr>
             <w:r>
-              <w:t xml:space="preserve">5,954</w:t>
-            </w:r>
-          </w:p>
-        </w:tc>
-        <w:tc>
-          <w:tcPr/>
-          <w:p>
-            <w:pPr>
-              <w:pStyle w:val="Compact"/>
-              <w:jc w:val="left"/>
-            </w:pPr>
-            <w:r>
-              <w:t xml:space="preserve">8.3%</w:t>
+              <w:t xml:space="preserve">5,961</w:t>
+            </w:r>
+          </w:p>
+        </w:tc>
+        <w:tc>
+          <w:tcPr/>
+          <w:p>
+            <w:pPr>
+              <w:pStyle w:val="Compact"/>
+              <w:jc w:val="left"/>
+            </w:pPr>
+            <w:r>
+              <w:t xml:space="preserve">8.4%</w:t>
             </w:r>
           </w:p>
         </w:tc>

--- a/TechnicalPaper/mtg-volatility-signal_technical-report.docx
+++ b/TechnicalPaper/mtg-volatility-signal_technical-report.docx
@@ -20,7 +20,7 @@
           <w:bCs/>
           <w:b/>
         </w:rPr>
-        <w:t xml:space="preserve">Snapshot 2026-10-01. By Cameraderie Cards. Informational only, not financial advice.</w:t>
+        <w:t xml:space="preserve">Snapshot 2026-10-04. By Cameraderie Cards. Informational only, not financial advice.</w:t>
       </w:r>
     </w:p>
     <w:p>
@@ -592,7 +592,7 @@
           <w:bCs/>
           <w:b/>
         </w:rPr>
-        <w:t xml:space="preserve">26.0%</w:t>
+        <w:t xml:space="preserve">25.7%</w:t>
       </w:r>
       <w:r>
         <w:t xml:space="preserve">.</w:t>
@@ -1058,7 +1058,7 @@
           <w:bCs/>
           <w:b/>
         </w:rPr>
-        <w:t xml:space="preserve">29.8%</w:t>
+        <w:t xml:space="preserve">29.3%</w:t>
       </w:r>
       <w:r>
         <w:t xml:space="preserve"> </w:t>
@@ -1074,7 +1074,7 @@
           <w:bCs/>
           <w:b/>
         </w:rPr>
-        <w:t xml:space="preserve">13.9%</w:t>
+        <w:t xml:space="preserve">13.7%</w:t>
       </w:r>
       <w:r>
         <w:t xml:space="preserve">, 6-month</w:t>
@@ -1087,7 +1087,7 @@
           <w:bCs/>
           <w:b/>
         </w:rPr>
-        <w:t xml:space="preserve">20.2%</w:t>
+        <w:t xml:space="preserve">19.9%</w:t>
       </w:r>
       <w:r>
         <w:t xml:space="preserve">).</w:t>
@@ -1100,7 +1100,7 @@
       <w:r>
         <w:drawing>
           <wp:inline>
-            <wp:extent cx="5334000" cy="3004481"/>
+            <wp:extent cx="5334000" cy="2961370"/>
             <wp:effectExtent b="0" l="0" r="0" t="0"/>
             <wp:docPr descr="Forward range" title="" id="36" name="Picture"/>
             <a:graphic>
@@ -1121,7 +1121,7 @@
                   <pic:spPr bwMode="auto">
                     <a:xfrm>
                       <a:off x="0" y="0"/>
-                      <a:ext cx="5334000" cy="3004481"/>
+                      <a:ext cx="5334000" cy="2961370"/>
                     </a:xfrm>
                     <a:prstGeom prst="rect">
                       <a:avLst/>
@@ -1342,19 +1342,19 @@
               <w:jc w:val="left"/>
             </w:pPr>
             <w:r>
-              <w:t xml:space="preserve">5,803</w:t>
-            </w:r>
-          </w:p>
-        </w:tc>
-        <w:tc>
-          <w:tcPr/>
-          <w:p>
-            <w:pPr>
-              <w:pStyle w:val="Compact"/>
-              <w:jc w:val="left"/>
-            </w:pPr>
-            <w:r>
-              <w:t xml:space="preserve">59.5%</w:t>
+              <w:t xml:space="preserve">5,720</w:t>
+            </w:r>
+          </w:p>
+        </w:tc>
+        <w:tc>
+          <w:tcPr/>
+          <w:p>
+            <w:pPr>
+              <w:pStyle w:val="Compact"/>
+              <w:jc w:val="left"/>
+            </w:pPr>
+            <w:r>
+              <w:t xml:space="preserve">59.2%</w:t>
             </w:r>
           </w:p>
         </w:tc>
@@ -1392,19 +1392,19 @@
               <w:jc w:val="left"/>
             </w:pPr>
             <w:r>
-              <w:t xml:space="preserve">9,560</w:t>
-            </w:r>
-          </w:p>
-        </w:tc>
-        <w:tc>
-          <w:tcPr/>
-          <w:p>
-            <w:pPr>
-              <w:pStyle w:val="Compact"/>
-              <w:jc w:val="left"/>
-            </w:pPr>
-            <w:r>
-              <w:t xml:space="preserve">31.7%</w:t>
+              <w:t xml:space="preserve">9,628</w:t>
+            </w:r>
+          </w:p>
+        </w:tc>
+        <w:tc>
+          <w:tcPr/>
+          <w:p>
+            <w:pPr>
+              <w:pStyle w:val="Compact"/>
+              <w:jc w:val="left"/>
+            </w:pPr>
+            <w:r>
+              <w:t xml:space="preserve">31.1%</w:t>
             </w:r>
           </w:p>
         </w:tc>
@@ -1442,19 +1442,19 @@
               <w:jc w:val="left"/>
             </w:pPr>
             <w:r>
-              <w:t xml:space="preserve">9,214</w:t>
-            </w:r>
-          </w:p>
-        </w:tc>
-        <w:tc>
-          <w:tcPr/>
-          <w:p>
-            <w:pPr>
-              <w:pStyle w:val="Compact"/>
-              <w:jc w:val="left"/>
-            </w:pPr>
-            <w:r>
-              <w:t xml:space="preserve">20.8%</w:t>
+              <w:t xml:space="preserve">9,240</w:t>
+            </w:r>
+          </w:p>
+        </w:tc>
+        <w:tc>
+          <w:tcPr/>
+          <w:p>
+            <w:pPr>
+              <w:pStyle w:val="Compact"/>
+              <w:jc w:val="left"/>
+            </w:pPr>
+            <w:r>
+              <w:t xml:space="preserve">20.7%</w:t>
             </w:r>
           </w:p>
         </w:tc>
@@ -1492,19 +1492,19 @@
               <w:jc w:val="left"/>
             </w:pPr>
             <w:r>
-              <w:t xml:space="preserve">5,961</w:t>
-            </w:r>
-          </w:p>
-        </w:tc>
-        <w:tc>
-          <w:tcPr/>
-          <w:p>
-            <w:pPr>
-              <w:pStyle w:val="Compact"/>
-              <w:jc w:val="left"/>
-            </w:pPr>
-            <w:r>
-              <w:t xml:space="preserve">8.4%</w:t>
+              <w:t xml:space="preserve">5,950</w:t>
+            </w:r>
+          </w:p>
+        </w:tc>
+        <w:tc>
+          <w:tcPr/>
+          <w:p>
+            <w:pPr>
+              <w:pStyle w:val="Compact"/>
+              <w:jc w:val="left"/>
+            </w:pPr>
+            <w:r>
+              <w:t xml:space="preserve">8.6%</w:t>
             </w:r>
           </w:p>
         </w:tc>

--- a/TechnicalPaper/mtg-volatility-signal_technical-report.docx
+++ b/TechnicalPaper/mtg-volatility-signal_technical-report.docx
@@ -20,7 +20,7 @@
           <w:bCs/>
           <w:b/>
         </w:rPr>
-        <w:t xml:space="preserve">Snapshot 2026-10-04. By Cameraderie Cards. Informational only, not financial advice.</w:t>
+        <w:t xml:space="preserve">Snapshot 2026-10-05. By Cameraderie Cards. Informational only, not financial advice.</w:t>
       </w:r>
     </w:p>
     <w:p>
@@ -592,7 +592,7 @@
           <w:bCs/>
           <w:b/>
         </w:rPr>
-        <w:t xml:space="preserve">25.7%</w:t>
+        <w:t xml:space="preserve">25.8%</w:t>
       </w:r>
       <w:r>
         <w:t xml:space="preserve">.</w:t>
@@ -1058,7 +1058,7 @@
           <w:bCs/>
           <w:b/>
         </w:rPr>
-        <w:t xml:space="preserve">29.3%</w:t>
+        <w:t xml:space="preserve">29.5%</w:t>
       </w:r>
       <w:r>
         <w:t xml:space="preserve"> </w:t>
@@ -1074,7 +1074,7 @@
           <w:bCs/>
           <w:b/>
         </w:rPr>
-        <w:t xml:space="preserve">13.7%</w:t>
+        <w:t xml:space="preserve">13.8%</w:t>
       </w:r>
       <w:r>
         <w:t xml:space="preserve">, 6-month</w:t>
@@ -1087,7 +1087,7 @@
           <w:bCs/>
           <w:b/>
         </w:rPr>
-        <w:t xml:space="preserve">19.9%</w:t>
+        <w:t xml:space="preserve">20.0%</w:t>
       </w:r>
       <w:r>
         <w:t xml:space="preserve">).</w:t>
@@ -1100,7 +1100,7 @@
       <w:r>
         <w:drawing>
           <wp:inline>
-            <wp:extent cx="5334000" cy="2961370"/>
+            <wp:extent cx="5334000" cy="3007849"/>
             <wp:effectExtent b="0" l="0" r="0" t="0"/>
             <wp:docPr descr="Forward range" title="" id="36" name="Picture"/>
             <a:graphic>
@@ -1121,7 +1121,7 @@
                   <pic:spPr bwMode="auto">
                     <a:xfrm>
                       <a:off x="0" y="0"/>
-                      <a:ext cx="5334000" cy="2961370"/>
+                      <a:ext cx="5334000" cy="3007849"/>
                     </a:xfrm>
                     <a:prstGeom prst="rect">
                       <a:avLst/>
@@ -1342,19 +1342,19 @@
               <w:jc w:val="left"/>
             </w:pPr>
             <w:r>
-              <w:t xml:space="preserve">5,720</w:t>
-            </w:r>
-          </w:p>
-        </w:tc>
-        <w:tc>
-          <w:tcPr/>
-          <w:p>
-            <w:pPr>
-              <w:pStyle w:val="Compact"/>
-              <w:jc w:val="left"/>
-            </w:pPr>
-            <w:r>
-              <w:t xml:space="preserve">59.2%</w:t>
+              <w:t xml:space="preserve">5,718</w:t>
+            </w:r>
+          </w:p>
+        </w:tc>
+        <w:tc>
+          <w:tcPr/>
+          <w:p>
+            <w:pPr>
+              <w:pStyle w:val="Compact"/>
+              <w:jc w:val="left"/>
+            </w:pPr>
+            <w:r>
+              <w:t xml:space="preserve">59.7%</w:t>
             </w:r>
           </w:p>
         </w:tc>
@@ -1392,19 +1392,19 @@
               <w:jc w:val="left"/>
             </w:pPr>
             <w:r>
-              <w:t xml:space="preserve">9,628</w:t>
-            </w:r>
-          </w:p>
-        </w:tc>
-        <w:tc>
-          <w:tcPr/>
-          <w:p>
-            <w:pPr>
-              <w:pStyle w:val="Compact"/>
-              <w:jc w:val="left"/>
-            </w:pPr>
-            <w:r>
-              <w:t xml:space="preserve">31.1%</w:t>
+              <w:t xml:space="preserve">9,582</w:t>
+            </w:r>
+          </w:p>
+        </w:tc>
+        <w:tc>
+          <w:tcPr/>
+          <w:p>
+            <w:pPr>
+              <w:pStyle w:val="Compact"/>
+              <w:jc w:val="left"/>
+            </w:pPr>
+            <w:r>
+              <w:t xml:space="preserve">31.4%</w:t>
             </w:r>
           </w:p>
         </w:tc>
@@ -1442,19 +1442,19 @@
               <w:jc w:val="left"/>
             </w:pPr>
             <w:r>
-              <w:t xml:space="preserve">9,240</w:t>
-            </w:r>
-          </w:p>
-        </w:tc>
-        <w:tc>
-          <w:tcPr/>
-          <w:p>
-            <w:pPr>
-              <w:pStyle w:val="Compact"/>
-              <w:jc w:val="left"/>
-            </w:pPr>
-            <w:r>
-              <w:t xml:space="preserve">20.7%</w:t>
+              <w:t xml:space="preserve">9,317</w:t>
+            </w:r>
+          </w:p>
+        </w:tc>
+        <w:tc>
+          <w:tcPr/>
+          <w:p>
+            <w:pPr>
+              <w:pStyle w:val="Compact"/>
+              <w:jc w:val="left"/>
+            </w:pPr>
+            <w:r>
+              <w:t xml:space="preserve">20.8%</w:t>
             </w:r>
           </w:p>
         </w:tc>
@@ -1492,7 +1492,7 @@
               <w:jc w:val="left"/>
             </w:pPr>
             <w:r>
-              <w:t xml:space="preserve">5,950</w:t>
+              <w:t xml:space="preserve">5,921</w:t>
             </w:r>
           </w:p>
         </w:tc>

--- a/TechnicalPaper/mtg-volatility-signal_technical-report.docx
+++ b/TechnicalPaper/mtg-volatility-signal_technical-report.docx
@@ -20,7 +20,7 @@
           <w:bCs/>
           <w:b/>
         </w:rPr>
-        <w:t xml:space="preserve">Snapshot 2026-10-05. By Cameraderie Cards. Informational only, not financial advice.</w:t>
+        <w:t xml:space="preserve">Snapshot 2026-10-07. By Cameraderie Cards. Informational only, not financial advice.</w:t>
       </w:r>
     </w:p>
     <w:p>
@@ -1342,19 +1342,19 @@
               <w:jc w:val="left"/>
             </w:pPr>
             <w:r>
-              <w:t xml:space="preserve">5,718</w:t>
-            </w:r>
-          </w:p>
-        </w:tc>
-        <w:tc>
-          <w:tcPr/>
-          <w:p>
-            <w:pPr>
-              <w:pStyle w:val="Compact"/>
-              <w:jc w:val="left"/>
-            </w:pPr>
-            <w:r>
-              <w:t xml:space="preserve">59.7%</w:t>
+              <w:t xml:space="preserve">5,763</w:t>
+            </w:r>
+          </w:p>
+        </w:tc>
+        <w:tc>
+          <w:tcPr/>
+          <w:p>
+            <w:pPr>
+              <w:pStyle w:val="Compact"/>
+              <w:jc w:val="left"/>
+            </w:pPr>
+            <w:r>
+              <w:t xml:space="preserve">59.8%</w:t>
             </w:r>
           </w:p>
         </w:tc>
@@ -1442,7 +1442,7 @@
               <w:jc w:val="left"/>
             </w:pPr>
             <w:r>
-              <w:t xml:space="preserve">9,317</w:t>
+              <w:t xml:space="preserve">9,227</w:t>
             </w:r>
           </w:p>
         </w:tc>
@@ -1492,19 +1492,19 @@
               <w:jc w:val="left"/>
             </w:pPr>
             <w:r>
-              <w:t xml:space="preserve">5,921</w:t>
-            </w:r>
-          </w:p>
-        </w:tc>
-        <w:tc>
-          <w:tcPr/>
-          <w:p>
-            <w:pPr>
-              <w:pStyle w:val="Compact"/>
-              <w:jc w:val="left"/>
-            </w:pPr>
-            <w:r>
-              <w:t xml:space="preserve">8.6%</w:t>
+              <w:t xml:space="preserve">5,966</w:t>
+            </w:r>
+          </w:p>
+        </w:tc>
+        <w:tc>
+          <w:tcPr/>
+          <w:p>
+            <w:pPr>
+              <w:pStyle w:val="Compact"/>
+              <w:jc w:val="left"/>
+            </w:pPr>
+            <w:r>
+              <w:t xml:space="preserve">8.3%</w:t>
             </w:r>
           </w:p>
         </w:tc>

--- a/TechnicalPaper/mtg-volatility-signal_technical-report.docx
+++ b/TechnicalPaper/mtg-volatility-signal_technical-report.docx
@@ -20,7 +20,7 @@
           <w:bCs/>
           <w:b/>
         </w:rPr>
-        <w:t xml:space="preserve">Snapshot 2026-10-07. By Cameraderie Cards. Informational only, not financial advice.</w:t>
+        <w:t xml:space="preserve">Snapshot 2026-10-08. By Cameraderie Cards. Informational only, not financial advice.</w:t>
       </w:r>
     </w:p>
     <w:p>
@@ -592,7 +592,7 @@
           <w:bCs/>
           <w:b/>
         </w:rPr>
-        <w:t xml:space="preserve">25.8%</w:t>
+        <w:t xml:space="preserve">26.0%</w:t>
       </w:r>
       <w:r>
         <w:t xml:space="preserve">.</w:t>
@@ -1058,7 +1058,7 @@
           <w:bCs/>
           <w:b/>
         </w:rPr>
-        <w:t xml:space="preserve">29.5%</w:t>
+        <w:t xml:space="preserve">29.7%</w:t>
       </w:r>
       <w:r>
         <w:t xml:space="preserve"> </w:t>
@@ -1074,7 +1074,7 @@
           <w:bCs/>
           <w:b/>
         </w:rPr>
-        <w:t xml:space="preserve">13.8%</w:t>
+        <w:t xml:space="preserve">13.9%</w:t>
       </w:r>
       <w:r>
         <w:t xml:space="preserve">, 6-month</w:t>
@@ -1087,7 +1087,7 @@
           <w:bCs/>
           <w:b/>
         </w:rPr>
-        <w:t xml:space="preserve">20.0%</w:t>
+        <w:t xml:space="preserve">20.2%</w:t>
       </w:r>
       <w:r>
         <w:t xml:space="preserve">).</w:t>
@@ -1100,7 +1100,7 @@
       <w:r>
         <w:drawing>
           <wp:inline>
-            <wp:extent cx="5334000" cy="3007849"/>
+            <wp:extent cx="5334000" cy="3004481"/>
             <wp:effectExtent b="0" l="0" r="0" t="0"/>
             <wp:docPr descr="Forward range" title="" id="36" name="Picture"/>
             <a:graphic>
@@ -1121,7 +1121,7 @@
                   <pic:spPr bwMode="auto">
                     <a:xfrm>
                       <a:off x="0" y="0"/>
-                      <a:ext cx="5334000" cy="3007849"/>
+                      <a:ext cx="5334000" cy="3004481"/>
                     </a:xfrm>
                     <a:prstGeom prst="rect">
                       <a:avLst/>
@@ -1342,19 +1342,19 @@
               <w:jc w:val="left"/>
             </w:pPr>
             <w:r>
-              <w:t xml:space="preserve">5,763</w:t>
-            </w:r>
-          </w:p>
-        </w:tc>
-        <w:tc>
-          <w:tcPr/>
-          <w:p>
-            <w:pPr>
-              <w:pStyle w:val="Compact"/>
-              <w:jc w:val="left"/>
-            </w:pPr>
-            <w:r>
-              <w:t xml:space="preserve">59.8%</w:t>
+              <w:t xml:space="preserve">5,802</w:t>
+            </w:r>
+          </w:p>
+        </w:tc>
+        <w:tc>
+          <w:tcPr/>
+          <w:p>
+            <w:pPr>
+              <w:pStyle w:val="Compact"/>
+              <w:jc w:val="left"/>
+            </w:pPr>
+            <w:r>
+              <w:t xml:space="preserve">59.6%</w:t>
             </w:r>
           </w:p>
         </w:tc>
@@ -1392,19 +1392,19 @@
               <w:jc w:val="left"/>
             </w:pPr>
             <w:r>
-              <w:t xml:space="preserve">9,582</w:t>
-            </w:r>
-          </w:p>
-        </w:tc>
-        <w:tc>
-          <w:tcPr/>
-          <w:p>
-            <w:pPr>
-              <w:pStyle w:val="Compact"/>
-              <w:jc w:val="left"/>
-            </w:pPr>
-            <w:r>
-              <w:t xml:space="preserve">31.4%</w:t>
+              <w:t xml:space="preserve">9,561</w:t>
+            </w:r>
+          </w:p>
+        </w:tc>
+        <w:tc>
+          <w:tcPr/>
+          <w:p>
+            <w:pPr>
+              <w:pStyle w:val="Compact"/>
+              <w:jc w:val="left"/>
+            </w:pPr>
+            <w:r>
+              <w:t xml:space="preserve">31.6%</w:t>
             </w:r>
           </w:p>
         </w:tc>
@@ -1442,7 +1442,7 @@
               <w:jc w:val="left"/>
             </w:pPr>
             <w:r>
-              <w:t xml:space="preserve">9,227</w:t>
+              <w:t xml:space="preserve">9,208</w:t>
             </w:r>
           </w:p>
         </w:tc>
@@ -1492,19 +1492,19 @@
               <w:jc w:val="left"/>
             </w:pPr>
             <w:r>
-              <w:t xml:space="preserve">5,966</w:t>
-            </w:r>
-          </w:p>
-        </w:tc>
-        <w:tc>
-          <w:tcPr/>
-          <w:p>
-            <w:pPr>
-              <w:pStyle w:val="Compact"/>
-              <w:jc w:val="left"/>
-            </w:pPr>
-            <w:r>
-              <w:t xml:space="preserve">8.3%</w:t>
+              <w:t xml:space="preserve">5,967</w:t>
+            </w:r>
+          </w:p>
+        </w:tc>
+        <w:tc>
+          <w:tcPr/>
+          <w:p>
+            <w:pPr>
+              <w:pStyle w:val="Compact"/>
+              <w:jc w:val="left"/>
+            </w:pPr>
+            <w:r>
+              <w:t xml:space="preserve">8.4%</w:t>
             </w:r>
           </w:p>
         </w:tc>

--- a/TechnicalPaper/mtg-volatility-signal_technical-report.docx
+++ b/TechnicalPaper/mtg-volatility-signal_technical-report.docx
@@ -20,7 +20,7 @@
           <w:bCs/>
           <w:b/>
         </w:rPr>
-        <w:t xml:space="preserve">Snapshot 2026-10-08. By Cameraderie Cards. Informational only, not financial advice.</w:t>
+        <w:t xml:space="preserve">Snapshot 2026-10-09. By Cameraderie Cards. Informational only, not financial advice.</w:t>
       </w:r>
     </w:p>
     <w:p>
@@ -592,7 +592,7 @@
           <w:bCs/>
           <w:b/>
         </w:rPr>
-        <w:t xml:space="preserve">26.0%</w:t>
+        <w:t xml:space="preserve">25.5%</w:t>
       </w:r>
       <w:r>
         <w:t xml:space="preserve">.</w:t>
@@ -1058,7 +1058,7 @@
           <w:bCs/>
           <w:b/>
         </w:rPr>
-        <w:t xml:space="preserve">29.7%</w:t>
+        <w:t xml:space="preserve">29.1%</w:t>
       </w:r>
       <w:r>
         <w:t xml:space="preserve"> </w:t>
@@ -1074,7 +1074,7 @@
           <w:bCs/>
           <w:b/>
         </w:rPr>
-        <w:t xml:space="preserve">13.9%</w:t>
+        <w:t xml:space="preserve">13.6%</w:t>
       </w:r>
       <w:r>
         <w:t xml:space="preserve">, 6-month</w:t>
@@ -1087,7 +1087,7 @@
           <w:bCs/>
           <w:b/>
         </w:rPr>
-        <w:t xml:space="preserve">20.2%</w:t>
+        <w:t xml:space="preserve">19.7%</w:t>
       </w:r>
       <w:r>
         <w:t xml:space="preserve">).</w:t>
@@ -1100,7 +1100,7 @@
       <w:r>
         <w:drawing>
           <wp:inline>
-            <wp:extent cx="5334000" cy="3004481"/>
+            <wp:extent cx="5334000" cy="2935450"/>
             <wp:effectExtent b="0" l="0" r="0" t="0"/>
             <wp:docPr descr="Forward range" title="" id="36" name="Picture"/>
             <a:graphic>
@@ -1121,7 +1121,7 @@
                   <pic:spPr bwMode="auto">
                     <a:xfrm>
                       <a:off x="0" y="0"/>
-                      <a:ext cx="5334000" cy="3004481"/>
+                      <a:ext cx="5334000" cy="2935450"/>
                     </a:xfrm>
                     <a:prstGeom prst="rect">
                       <a:avLst/>
@@ -1342,19 +1342,19 @@
               <w:jc w:val="left"/>
             </w:pPr>
             <w:r>
-              <w:t xml:space="preserve">5,802</w:t>
-            </w:r>
-          </w:p>
-        </w:tc>
-        <w:tc>
-          <w:tcPr/>
-          <w:p>
-            <w:pPr>
-              <w:pStyle w:val="Compact"/>
-              <w:jc w:val="left"/>
-            </w:pPr>
-            <w:r>
-              <w:t xml:space="preserve">59.6%</w:t>
+              <w:t xml:space="preserve">5,772</w:t>
+            </w:r>
+          </w:p>
+        </w:tc>
+        <w:tc>
+          <w:tcPr/>
+          <w:p>
+            <w:pPr>
+              <w:pStyle w:val="Compact"/>
+              <w:jc w:val="left"/>
+            </w:pPr>
+            <w:r>
+              <w:t xml:space="preserve">59.8%</w:t>
             </w:r>
           </w:p>
         </w:tc>
@@ -1392,19 +1392,19 @@
               <w:jc w:val="left"/>
             </w:pPr>
             <w:r>
-              <w:t xml:space="preserve">9,561</w:t>
-            </w:r>
-          </w:p>
-        </w:tc>
-        <w:tc>
-          <w:tcPr/>
-          <w:p>
-            <w:pPr>
-              <w:pStyle w:val="Compact"/>
-              <w:jc w:val="left"/>
-            </w:pPr>
-            <w:r>
-              <w:t xml:space="preserve">31.6%</w:t>
+              <w:t xml:space="preserve">9,525</w:t>
+            </w:r>
+          </w:p>
+        </w:tc>
+        <w:tc>
+          <w:tcPr/>
+          <w:p>
+            <w:pPr>
+              <w:pStyle w:val="Compact"/>
+              <w:jc w:val="left"/>
+            </w:pPr>
+            <w:r>
+              <w:t xml:space="preserve">31.2%</w:t>
             </w:r>
           </w:p>
         </w:tc>
@@ -1442,19 +1442,19 @@
               <w:jc w:val="left"/>
             </w:pPr>
             <w:r>
-              <w:t xml:space="preserve">9,208</w:t>
-            </w:r>
-          </w:p>
-        </w:tc>
-        <w:tc>
-          <w:tcPr/>
-          <w:p>
-            <w:pPr>
-              <w:pStyle w:val="Compact"/>
-              <w:jc w:val="left"/>
-            </w:pPr>
-            <w:r>
-              <w:t xml:space="preserve">20.8%</w:t>
+              <w:t xml:space="preserve">9,267</w:t>
+            </w:r>
+          </w:p>
+        </w:tc>
+        <w:tc>
+          <w:tcPr/>
+          <w:p>
+            <w:pPr>
+              <w:pStyle w:val="Compact"/>
+              <w:jc w:val="left"/>
+            </w:pPr>
+            <w:r>
+              <w:t xml:space="preserve">20.5%</w:t>
             </w:r>
           </w:p>
         </w:tc>
@@ -1492,19 +1492,19 @@
               <w:jc w:val="left"/>
             </w:pPr>
             <w:r>
-              <w:t xml:space="preserve">5,967</w:t>
-            </w:r>
-          </w:p>
-        </w:tc>
-        <w:tc>
-          <w:tcPr/>
-          <w:p>
-            <w:pPr>
-              <w:pStyle w:val="Compact"/>
-              <w:jc w:val="left"/>
-            </w:pPr>
-            <w:r>
-              <w:t xml:space="preserve">8.4%</w:t>
+              <w:t xml:space="preserve">5,974</w:t>
+            </w:r>
+          </w:p>
+        </w:tc>
+        <w:tc>
+          <w:tcPr/>
+          <w:p>
+            <w:pPr>
+              <w:pStyle w:val="Compact"/>
+              <w:jc w:val="left"/>
+            </w:pPr>
+            <w:r>
+              <w:t xml:space="preserve">8.1%</w:t>
             </w:r>
           </w:p>
         </w:tc>

--- a/TechnicalPaper/mtg-volatility-signal_technical-report.docx
+++ b/TechnicalPaper/mtg-volatility-signal_technical-report.docx
@@ -20,7 +20,7 @@
           <w:bCs/>
           <w:b/>
         </w:rPr>
-        <w:t xml:space="preserve">Snapshot 2026-10-09. By Cameraderie Cards. Informational only, not financial advice.</w:t>
+        <w:t xml:space="preserve">Snapshot 2026-10-10. By Cameraderie Cards. Informational only, not financial advice.</w:t>
       </w:r>
     </w:p>
     <w:p>
@@ -592,7 +592,7 @@
           <w:bCs/>
           <w:b/>
         </w:rPr>
-        <w:t xml:space="preserve">25.5%</w:t>
+        <w:t xml:space="preserve">25.8%</w:t>
       </w:r>
       <w:r>
         <w:t xml:space="preserve">.</w:t>
@@ -1058,7 +1058,7 @@
           <w:bCs/>
           <w:b/>
         </w:rPr>
-        <w:t xml:space="preserve">29.1%</w:t>
+        <w:t xml:space="preserve">29.5%</w:t>
       </w:r>
       <w:r>
         <w:t xml:space="preserve"> </w:t>
@@ -1074,7 +1074,7 @@
           <w:bCs/>
           <w:b/>
         </w:rPr>
-        <w:t xml:space="preserve">13.6%</w:t>
+        <w:t xml:space="preserve">13.8%</w:t>
       </w:r>
       <w:r>
         <w:t xml:space="preserve">, 6-month</w:t>
@@ -1087,7 +1087,7 @@
           <w:bCs/>
           <w:b/>
         </w:rPr>
-        <w:t xml:space="preserve">19.7%</w:t>
+        <w:t xml:space="preserve">20.0%</w:t>
       </w:r>
       <w:r>
         <w:t xml:space="preserve">).</w:t>
@@ -1100,7 +1100,7 @@
       <w:r>
         <w:drawing>
           <wp:inline>
-            <wp:extent cx="5334000" cy="2935450"/>
+            <wp:extent cx="5334000" cy="2938665"/>
             <wp:effectExtent b="0" l="0" r="0" t="0"/>
             <wp:docPr descr="Forward range" title="" id="36" name="Picture"/>
             <a:graphic>
@@ -1121,7 +1121,7 @@
                   <pic:spPr bwMode="auto">
                     <a:xfrm>
                       <a:off x="0" y="0"/>
-                      <a:ext cx="5334000" cy="2935450"/>
+                      <a:ext cx="5334000" cy="2938665"/>
                     </a:xfrm>
                     <a:prstGeom prst="rect">
                       <a:avLst/>
@@ -1342,19 +1342,19 @@
               <w:jc w:val="left"/>
             </w:pPr>
             <w:r>
-              <w:t xml:space="preserve">5,772</w:t>
-            </w:r>
-          </w:p>
-        </w:tc>
-        <w:tc>
-          <w:tcPr/>
-          <w:p>
-            <w:pPr>
-              <w:pStyle w:val="Compact"/>
-              <w:jc w:val="left"/>
-            </w:pPr>
-            <w:r>
-              <w:t xml:space="preserve">59.8%</w:t>
+              <w:t xml:space="preserve">5,730</w:t>
+            </w:r>
+          </w:p>
+        </w:tc>
+        <w:tc>
+          <w:tcPr/>
+          <w:p>
+            <w:pPr>
+              <w:pStyle w:val="Compact"/>
+              <w:jc w:val="left"/>
+            </w:pPr>
+            <w:r>
+              <w:t xml:space="preserve">59.7%</w:t>
             </w:r>
           </w:p>
         </w:tc>
@@ -1392,19 +1392,19 @@
               <w:jc w:val="left"/>
             </w:pPr>
             <w:r>
-              <w:t xml:space="preserve">9,525</w:t>
-            </w:r>
-          </w:p>
-        </w:tc>
-        <w:tc>
-          <w:tcPr/>
-          <w:p>
-            <w:pPr>
-              <w:pStyle w:val="Compact"/>
-              <w:jc w:val="left"/>
-            </w:pPr>
-            <w:r>
-              <w:t xml:space="preserve">31.2%</w:t>
+              <w:t xml:space="preserve">9,580</w:t>
+            </w:r>
+          </w:p>
+        </w:tc>
+        <w:tc>
+          <w:tcPr/>
+          <w:p>
+            <w:pPr>
+              <w:pStyle w:val="Compact"/>
+              <w:jc w:val="left"/>
+            </w:pPr>
+            <w:r>
+              <w:t xml:space="preserve">31.5%</w:t>
             </w:r>
           </w:p>
         </w:tc>
@@ -1442,19 +1442,19 @@
               <w:jc w:val="left"/>
             </w:pPr>
             <w:r>
-              <w:t xml:space="preserve">9,267</w:t>
-            </w:r>
-          </w:p>
-        </w:tc>
-        <w:tc>
-          <w:tcPr/>
-          <w:p>
-            <w:pPr>
-              <w:pStyle w:val="Compact"/>
-              <w:jc w:val="left"/>
-            </w:pPr>
-            <w:r>
-              <w:t xml:space="preserve">20.5%</w:t>
+              <w:t xml:space="preserve">9,290</w:t>
+            </w:r>
+          </w:p>
+        </w:tc>
+        <w:tc>
+          <w:tcPr/>
+          <w:p>
+            <w:pPr>
+              <w:pStyle w:val="Compact"/>
+              <w:jc w:val="left"/>
+            </w:pPr>
+            <w:r>
+              <w:t xml:space="preserve">20.8%</w:t>
             </w:r>
           </w:p>
         </w:tc>
@@ -1492,19 +1492,19 @@
               <w:jc w:val="left"/>
             </w:pPr>
             <w:r>
-              <w:t xml:space="preserve">5,974</w:t>
-            </w:r>
-          </w:p>
-        </w:tc>
-        <w:tc>
-          <w:tcPr/>
-          <w:p>
-            <w:pPr>
-              <w:pStyle w:val="Compact"/>
-              <w:jc w:val="left"/>
-            </w:pPr>
-            <w:r>
-              <w:t xml:space="preserve">8.1%</w:t>
+              <w:t xml:space="preserve">5,938</w:t>
+            </w:r>
+          </w:p>
+        </w:tc>
+        <w:tc>
+          <w:tcPr/>
+          <w:p>
+            <w:pPr>
+              <w:pStyle w:val="Compact"/>
+              <w:jc w:val="left"/>
+            </w:pPr>
+            <w:r>
+              <w:t xml:space="preserve">8.4%</w:t>
             </w:r>
           </w:p>
         </w:tc>

--- a/TechnicalPaper/mtg-volatility-signal_technical-report.docx
+++ b/TechnicalPaper/mtg-volatility-signal_technical-report.docx
@@ -20,7 +20,7 @@
           <w:bCs/>
           <w:b/>
         </w:rPr>
-        <w:t xml:space="preserve">Snapshot 2026-10-10. By Cameraderie Cards. Informational only, not financial advice.</w:t>
+        <w:t xml:space="preserve">Snapshot 2026-10-11. By Cameraderie Cards. Informational only, not financial advice.</w:t>
       </w:r>
     </w:p>
     <w:p>
@@ -592,7 +592,7 @@
           <w:bCs/>
           <w:b/>
         </w:rPr>
-        <w:t xml:space="preserve">25.8%</w:t>
+        <w:t xml:space="preserve">25.6%</w:t>
       </w:r>
       <w:r>
         <w:t xml:space="preserve">.</w:t>
@@ -1058,7 +1058,7 @@
           <w:bCs/>
           <w:b/>
         </w:rPr>
-        <w:t xml:space="preserve">29.5%</w:t>
+        <w:t xml:space="preserve">29.3%</w:t>
       </w:r>
       <w:r>
         <w:t xml:space="preserve"> </w:t>
@@ -1074,7 +1074,7 @@
           <w:bCs/>
           <w:b/>
         </w:rPr>
-        <w:t xml:space="preserve">13.8%</w:t>
+        <w:t xml:space="preserve">13.7%</w:t>
       </w:r>
       <w:r>
         <w:t xml:space="preserve">, 6-month</w:t>
@@ -1087,7 +1087,7 @@
           <w:bCs/>
           <w:b/>
         </w:rPr>
-        <w:t xml:space="preserve">20.0%</w:t>
+        <w:t xml:space="preserve">19.9%</w:t>
       </w:r>
       <w:r>
         <w:t xml:space="preserve">).</w:t>
@@ -1100,7 +1100,7 @@
       <w:r>
         <w:drawing>
           <wp:inline>
-            <wp:extent cx="5334000" cy="2938665"/>
+            <wp:extent cx="5334000" cy="2961370"/>
             <wp:effectExtent b="0" l="0" r="0" t="0"/>
             <wp:docPr descr="Forward range" title="" id="36" name="Picture"/>
             <a:graphic>
@@ -1121,7 +1121,7 @@
                   <pic:spPr bwMode="auto">
                     <a:xfrm>
                       <a:off x="0" y="0"/>
-                      <a:ext cx="5334000" cy="2938665"/>
+                      <a:ext cx="5334000" cy="2961370"/>
                     </a:xfrm>
                     <a:prstGeom prst="rect">
                       <a:avLst/>
@@ -1354,7 +1354,7 @@
               <w:jc w:val="left"/>
             </w:pPr>
             <w:r>
-              <w:t xml:space="preserve">59.7%</w:t>
+              <w:t xml:space="preserve">59.3%</w:t>
             </w:r>
           </w:p>
         </w:tc>
@@ -1392,19 +1392,19 @@
               <w:jc w:val="left"/>
             </w:pPr>
             <w:r>
-              <w:t xml:space="preserve">9,580</w:t>
-            </w:r>
-          </w:p>
-        </w:tc>
-        <w:tc>
-          <w:tcPr/>
-          <w:p>
-            <w:pPr>
-              <w:pStyle w:val="Compact"/>
-              <w:jc w:val="left"/>
-            </w:pPr>
-            <w:r>
-              <w:t xml:space="preserve">31.5%</w:t>
+              <w:t xml:space="preserve">9,589</w:t>
+            </w:r>
+          </w:p>
+        </w:tc>
+        <w:tc>
+          <w:tcPr/>
+          <w:p>
+            <w:pPr>
+              <w:pStyle w:val="Compact"/>
+              <w:jc w:val="left"/>
+            </w:pPr>
+            <w:r>
+              <w:t xml:space="preserve">31.1%</w:t>
             </w:r>
           </w:p>
         </w:tc>
@@ -1442,19 +1442,19 @@
               <w:jc w:val="left"/>
             </w:pPr>
             <w:r>
-              <w:t xml:space="preserve">9,290</w:t>
-            </w:r>
-          </w:p>
-        </w:tc>
-        <w:tc>
-          <w:tcPr/>
-          <w:p>
-            <w:pPr>
-              <w:pStyle w:val="Compact"/>
-              <w:jc w:val="left"/>
-            </w:pPr>
-            <w:r>
-              <w:t xml:space="preserve">20.8%</w:t>
+              <w:t xml:space="preserve">9,279</w:t>
+            </w:r>
+          </w:p>
+        </w:tc>
+        <w:tc>
+          <w:tcPr/>
+          <w:p>
+            <w:pPr>
+              <w:pStyle w:val="Compact"/>
+              <w:jc w:val="left"/>
+            </w:pPr>
+            <w:r>
+              <w:t xml:space="preserve">20.7%</w:t>
             </w:r>
           </w:p>
         </w:tc>
@@ -1492,19 +1492,19 @@
               <w:jc w:val="left"/>
             </w:pPr>
             <w:r>
-              <w:t xml:space="preserve">5,938</w:t>
-            </w:r>
-          </w:p>
-        </w:tc>
-        <w:tc>
-          <w:tcPr/>
-          <w:p>
-            <w:pPr>
-              <w:pStyle w:val="Compact"/>
-              <w:jc w:val="left"/>
-            </w:pPr>
-            <w:r>
-              <w:t xml:space="preserve">8.4%</w:t>
+              <w:t xml:space="preserve">5,940</w:t>
+            </w:r>
+          </w:p>
+        </w:tc>
+        <w:tc>
+          <w:tcPr/>
+          <w:p>
+            <w:pPr>
+              <w:pStyle w:val="Compact"/>
+              <w:jc w:val="left"/>
+            </w:pPr>
+            <w:r>
+              <w:t xml:space="preserve">8.6%</w:t>
             </w:r>
           </w:p>
         </w:tc>

--- a/TechnicalPaper/mtg-volatility-signal_technical-report.docx
+++ b/TechnicalPaper/mtg-volatility-signal_technical-report.docx
@@ -20,7 +20,7 @@
           <w:bCs/>
           <w:b/>
         </w:rPr>
-        <w:t xml:space="preserve">Snapshot 2026-10-11. By Cameraderie Cards. Informational only, not financial advice.</w:t>
+        <w:t xml:space="preserve">Snapshot 2026-10-12. By Cameraderie Cards. Informational only, not financial advice.</w:t>
       </w:r>
     </w:p>
     <w:p>
@@ -592,7 +592,7 @@
           <w:bCs/>
           <w:b/>
         </w:rPr>
-        <w:t xml:space="preserve">25.6%</w:t>
+        <w:t xml:space="preserve">25.7%</w:t>
       </w:r>
       <w:r>
         <w:t xml:space="preserve">.</w:t>
@@ -1058,7 +1058,7 @@
           <w:bCs/>
           <w:b/>
         </w:rPr>
-        <w:t xml:space="preserve">29.3%</w:t>
+        <w:t xml:space="preserve">29.4%</w:t>
       </w:r>
       <w:r>
         <w:t xml:space="preserve"> </w:t>
@@ -1087,7 +1087,7 @@
           <w:bCs/>
           <w:b/>
         </w:rPr>
-        <w:t xml:space="preserve">19.9%</w:t>
+        <w:t xml:space="preserve">20.0%</w:t>
       </w:r>
       <w:r>
         <w:t xml:space="preserve">).</w:t>
@@ -1100,7 +1100,7 @@
       <w:r>
         <w:drawing>
           <wp:inline>
-            <wp:extent cx="5334000" cy="2961370"/>
+            <wp:extent cx="5334000" cy="3007849"/>
             <wp:effectExtent b="0" l="0" r="0" t="0"/>
             <wp:docPr descr="Forward range" title="" id="36" name="Picture"/>
             <a:graphic>
@@ -1121,7 +1121,7 @@
                   <pic:spPr bwMode="auto">
                     <a:xfrm>
                       <a:off x="0" y="0"/>
-                      <a:ext cx="5334000" cy="2961370"/>
+                      <a:ext cx="5334000" cy="3007849"/>
                     </a:xfrm>
                     <a:prstGeom prst="rect">
                       <a:avLst/>
@@ -1342,19 +1342,19 @@
               <w:jc w:val="left"/>
             </w:pPr>
             <w:r>
-              <w:t xml:space="preserve">5,730</w:t>
-            </w:r>
-          </w:p>
-        </w:tc>
-        <w:tc>
-          <w:tcPr/>
-          <w:p>
-            <w:pPr>
-              <w:pStyle w:val="Compact"/>
-              <w:jc w:val="left"/>
-            </w:pPr>
-            <w:r>
-              <w:t xml:space="preserve">59.3%</w:t>
+              <w:t xml:space="preserve">5,742</w:t>
+            </w:r>
+          </w:p>
+        </w:tc>
+        <w:tc>
+          <w:tcPr/>
+          <w:p>
+            <w:pPr>
+              <w:pStyle w:val="Compact"/>
+              <w:jc w:val="left"/>
+            </w:pPr>
+            <w:r>
+              <w:t xml:space="preserve">59.6%</w:t>
             </w:r>
           </w:p>
         </w:tc>
@@ -1392,19 +1392,19 @@
               <w:jc w:val="left"/>
             </w:pPr>
             <w:r>
-              <w:t xml:space="preserve">9,589</w:t>
-            </w:r>
-          </w:p>
-        </w:tc>
-        <w:tc>
-          <w:tcPr/>
-          <w:p>
-            <w:pPr>
-              <w:pStyle w:val="Compact"/>
-              <w:jc w:val="left"/>
-            </w:pPr>
-            <w:r>
-              <w:t xml:space="preserve">31.1%</w:t>
+              <w:t xml:space="preserve">9,554</w:t>
+            </w:r>
+          </w:p>
+        </w:tc>
+        <w:tc>
+          <w:tcPr/>
+          <w:p>
+            <w:pPr>
+              <w:pStyle w:val="Compact"/>
+              <w:jc w:val="left"/>
+            </w:pPr>
+            <w:r>
+              <w:t xml:space="preserve">31.3%</w:t>
             </w:r>
           </w:p>
         </w:tc>
@@ -1442,19 +1442,19 @@
               <w:jc w:val="left"/>
             </w:pPr>
             <w:r>
-              <w:t xml:space="preserve">9,279</w:t>
-            </w:r>
-          </w:p>
-        </w:tc>
-        <w:tc>
-          <w:tcPr/>
-          <w:p>
-            <w:pPr>
-              <w:pStyle w:val="Compact"/>
-              <w:jc w:val="left"/>
-            </w:pPr>
-            <w:r>
-              <w:t xml:space="preserve">20.7%</w:t>
+              <w:t xml:space="preserve">9,346</w:t>
+            </w:r>
+          </w:p>
+        </w:tc>
+        <w:tc>
+          <w:tcPr/>
+          <w:p>
+            <w:pPr>
+              <w:pStyle w:val="Compact"/>
+              <w:jc w:val="left"/>
+            </w:pPr>
+            <w:r>
+              <w:t xml:space="preserve">20.8%</w:t>
             </w:r>
           </w:p>
         </w:tc>
@@ -1492,19 +1492,19 @@
               <w:jc w:val="left"/>
             </w:pPr>
             <w:r>
-              <w:t xml:space="preserve">5,940</w:t>
-            </w:r>
-          </w:p>
-        </w:tc>
-        <w:tc>
-          <w:tcPr/>
-          <w:p>
-            <w:pPr>
-              <w:pStyle w:val="Compact"/>
-              <w:jc w:val="left"/>
-            </w:pPr>
-            <w:r>
-              <w:t xml:space="preserve">8.6%</w:t>
+              <w:t xml:space="preserve">5,896</w:t>
+            </w:r>
+          </w:p>
+        </w:tc>
+        <w:tc>
+          <w:tcPr/>
+          <w:p>
+            <w:pPr>
+              <w:pStyle w:val="Compact"/>
+              <w:jc w:val="left"/>
+            </w:pPr>
+            <w:r>
+              <w:t xml:space="preserve">8.5%</w:t>
             </w:r>
           </w:p>
         </w:tc>

--- a/TechnicalPaper/mtg-volatility-signal_technical-report.docx
+++ b/TechnicalPaper/mtg-volatility-signal_technical-report.docx
@@ -20,7 +20,7 @@
           <w:bCs/>
           <w:b/>
         </w:rPr>
-        <w:t xml:space="preserve">Snapshot 2026-10-12. By Cameraderie Cards. Informational only, not financial advice.</w:t>
+        <w:t xml:space="preserve">Snapshot 2026-10-13. By Cameraderie Cards. Informational only, not financial advice.</w:t>
       </w:r>
     </w:p>
     <w:p>
@@ -530,7 +530,7 @@
           <w:bCs/>
           <w:b/>
         </w:rPr>
-        <w:t xml:space="preserve">30,471</w:t>
+        <w:t xml:space="preserve">30,470</w:t>
       </w:r>
       <w:r>
         <w:t xml:space="preserve"> </w:t>
@@ -592,7 +592,7 @@
           <w:bCs/>
           <w:b/>
         </w:rPr>
-        <w:t xml:space="preserve">25.7%</w:t>
+        <w:t xml:space="preserve">25.8%</w:t>
       </w:r>
       <w:r>
         <w:t xml:space="preserve">.</w:t>
@@ -1058,7 +1058,7 @@
           <w:bCs/>
           <w:b/>
         </w:rPr>
-        <w:t xml:space="preserve">29.4%</w:t>
+        <w:t xml:space="preserve">29.5%</w:t>
       </w:r>
       <w:r>
         <w:t xml:space="preserve"> </w:t>
@@ -1074,7 +1074,7 @@
           <w:bCs/>
           <w:b/>
         </w:rPr>
-        <w:t xml:space="preserve">13.7%</w:t>
+        <w:t xml:space="preserve">13.8%</w:t>
       </w:r>
       <w:r>
         <w:t xml:space="preserve">, 6-month</w:t>
@@ -1100,7 +1100,7 @@
       <w:r>
         <w:drawing>
           <wp:inline>
-            <wp:extent cx="5334000" cy="3007849"/>
+            <wp:extent cx="5334000" cy="2984429"/>
             <wp:effectExtent b="0" l="0" r="0" t="0"/>
             <wp:docPr descr="Forward range" title="" id="36" name="Picture"/>
             <a:graphic>
@@ -1121,7 +1121,7 @@
                   <pic:spPr bwMode="auto">
                     <a:xfrm>
                       <a:off x="0" y="0"/>
-                      <a:ext cx="5334000" cy="3007849"/>
+                      <a:ext cx="5334000" cy="2984429"/>
                     </a:xfrm>
                     <a:prstGeom prst="rect">
                       <a:avLst/>
@@ -1342,19 +1342,19 @@
               <w:jc w:val="left"/>
             </w:pPr>
             <w:r>
-              <w:t xml:space="preserve">5,742</w:t>
-            </w:r>
-          </w:p>
-        </w:tc>
-        <w:tc>
-          <w:tcPr/>
-          <w:p>
-            <w:pPr>
-              <w:pStyle w:val="Compact"/>
-              <w:jc w:val="left"/>
-            </w:pPr>
-            <w:r>
-              <w:t xml:space="preserve">59.6%</w:t>
+              <w:t xml:space="preserve">5,745</w:t>
+            </w:r>
+          </w:p>
+        </w:tc>
+        <w:tc>
+          <w:tcPr/>
+          <w:p>
+            <w:pPr>
+              <w:pStyle w:val="Compact"/>
+              <w:jc w:val="left"/>
+            </w:pPr>
+            <w:r>
+              <w:t xml:space="preserve">60.2%</w:t>
             </w:r>
           </w:p>
         </w:tc>
@@ -1392,7 +1392,7 @@
               <w:jc w:val="left"/>
             </w:pPr>
             <w:r>
-              <w:t xml:space="preserve">9,554</w:t>
+              <w:t xml:space="preserve">9,595</w:t>
             </w:r>
           </w:p>
         </w:tc>
@@ -1442,7 +1442,7 @@
               <w:jc w:val="left"/>
             </w:pPr>
             <w:r>
-              <w:t xml:space="preserve">9,346</w:t>
+              <w:t xml:space="preserve">9,268</w:t>
             </w:r>
           </w:p>
         </w:tc>
@@ -1492,19 +1492,19 @@
               <w:jc w:val="left"/>
             </w:pPr>
             <w:r>
-              <w:t xml:space="preserve">5,896</w:t>
-            </w:r>
-          </w:p>
-        </w:tc>
-        <w:tc>
-          <w:tcPr/>
-          <w:p>
-            <w:pPr>
-              <w:pStyle w:val="Compact"/>
-              <w:jc w:val="left"/>
-            </w:pPr>
-            <w:r>
-              <w:t xml:space="preserve">8.5%</w:t>
+              <w:t xml:space="preserve">5,930</w:t>
+            </w:r>
+          </w:p>
+        </w:tc>
+        <w:tc>
+          <w:tcPr/>
+          <w:p>
+            <w:pPr>
+              <w:pStyle w:val="Compact"/>
+              <w:jc w:val="left"/>
+            </w:pPr>
+            <w:r>
+              <w:t xml:space="preserve">8.4%</w:t>
             </w:r>
           </w:p>
         </w:tc>

--- a/TechnicalPaper/mtg-volatility-signal_technical-report.docx
+++ b/TechnicalPaper/mtg-volatility-signal_technical-report.docx
@@ -20,7 +20,7 @@
           <w:bCs/>
           <w:b/>
         </w:rPr>
-        <w:t xml:space="preserve">Snapshot 2026-10-13. By Cameraderie Cards. Informational only, not financial advice.</w:t>
+        <w:t xml:space="preserve">Snapshot 2026-10-14. By Cameraderie Cards. Informational only, not financial advice.</w:t>
       </w:r>
     </w:p>
     <w:p>
@@ -1100,7 +1100,7 @@
       <w:r>
         <w:drawing>
           <wp:inline>
-            <wp:extent cx="5334000" cy="2984429"/>
+            <wp:extent cx="5334000" cy="3007849"/>
             <wp:effectExtent b="0" l="0" r="0" t="0"/>
             <wp:docPr descr="Forward range" title="" id="36" name="Picture"/>
             <a:graphic>
@@ -1121,7 +1121,7 @@
                   <pic:spPr bwMode="auto">
                     <a:xfrm>
                       <a:off x="0" y="0"/>
-                      <a:ext cx="5334000" cy="2984429"/>
+                      <a:ext cx="5334000" cy="3007849"/>
                     </a:xfrm>
                     <a:prstGeom prst="rect">
                       <a:avLst/>
@@ -1342,19 +1342,19 @@
               <w:jc w:val="left"/>
             </w:pPr>
             <w:r>
-              <w:t xml:space="preserve">5,745</w:t>
-            </w:r>
-          </w:p>
-        </w:tc>
-        <w:tc>
-          <w:tcPr/>
-          <w:p>
-            <w:pPr>
-              <w:pStyle w:val="Compact"/>
-              <w:jc w:val="left"/>
-            </w:pPr>
-            <w:r>
-              <w:t xml:space="preserve">60.2%</w:t>
+              <w:t xml:space="preserve">5,761</w:t>
+            </w:r>
+          </w:p>
+        </w:tc>
+        <w:tc>
+          <w:tcPr/>
+          <w:p>
+            <w:pPr>
+              <w:pStyle w:val="Compact"/>
+              <w:jc w:val="left"/>
+            </w:pPr>
+            <w:r>
+              <w:t xml:space="preserve">60.1%</w:t>
             </w:r>
           </w:p>
         </w:tc>
@@ -1392,19 +1392,19 @@
               <w:jc w:val="left"/>
             </w:pPr>
             <w:r>
-              <w:t xml:space="preserve">9,595</w:t>
-            </w:r>
-          </w:p>
-        </w:tc>
-        <w:tc>
-          <w:tcPr/>
-          <w:p>
-            <w:pPr>
-              <w:pStyle w:val="Compact"/>
-              <w:jc w:val="left"/>
-            </w:pPr>
-            <w:r>
-              <w:t xml:space="preserve">31.3%</w:t>
+              <w:t xml:space="preserve">9,571</w:t>
+            </w:r>
+          </w:p>
+        </w:tc>
+        <w:tc>
+          <w:tcPr/>
+          <w:p>
+            <w:pPr>
+              <w:pStyle w:val="Compact"/>
+              <w:jc w:val="left"/>
+            </w:pPr>
+            <w:r>
+              <w:t xml:space="preserve">31.4%</w:t>
             </w:r>
           </w:p>
         </w:tc>
@@ -1442,7 +1442,7 @@
               <w:jc w:val="left"/>
             </w:pPr>
             <w:r>
-              <w:t xml:space="preserve">9,268</w:t>
+              <w:t xml:space="preserve">9,239</w:t>
             </w:r>
           </w:p>
         </w:tc>
@@ -1492,19 +1492,19 @@
               <w:jc w:val="left"/>
             </w:pPr>
             <w:r>
-              <w:t xml:space="preserve">5,930</w:t>
-            </w:r>
-          </w:p>
-        </w:tc>
-        <w:tc>
-          <w:tcPr/>
-          <w:p>
-            <w:pPr>
-              <w:pStyle w:val="Compact"/>
-              <w:jc w:val="left"/>
-            </w:pPr>
-            <w:r>
-              <w:t xml:space="preserve">8.4%</w:t>
+              <w:t xml:space="preserve">5,967</w:t>
+            </w:r>
+          </w:p>
+        </w:tc>
+        <w:tc>
+          <w:tcPr/>
+          <w:p>
+            <w:pPr>
+              <w:pStyle w:val="Compact"/>
+              <w:jc w:val="left"/>
+            </w:pPr>
+            <w:r>
+              <w:t xml:space="preserve">8.2%</w:t>
             </w:r>
           </w:p>
         </w:tc>

--- a/TechnicalPaper/mtg-volatility-signal_technical-report.docx
+++ b/TechnicalPaper/mtg-volatility-signal_technical-report.docx
@@ -20,7 +20,7 @@
           <w:bCs/>
           <w:b/>
         </w:rPr>
-        <w:t xml:space="preserve">Snapshot 2026-10-14. By Cameraderie Cards. Informational only, not financial advice.</w:t>
+        <w:t xml:space="preserve">Snapshot 2026-10-15. By Cameraderie Cards. Informational only, not financial advice.</w:t>
       </w:r>
     </w:p>
     <w:p>
@@ -592,7 +592,7 @@
           <w:bCs/>
           <w:b/>
         </w:rPr>
-        <w:t xml:space="preserve">25.8%</w:t>
+        <w:t xml:space="preserve">26.0%</w:t>
       </w:r>
       <w:r>
         <w:t xml:space="preserve">.</w:t>
@@ -1058,7 +1058,7 @@
           <w:bCs/>
           <w:b/>
         </w:rPr>
-        <w:t xml:space="preserve">29.5%</w:t>
+        <w:t xml:space="preserve">29.7%</w:t>
       </w:r>
       <w:r>
         <w:t xml:space="preserve"> </w:t>
@@ -1074,7 +1074,7 @@
           <w:bCs/>
           <w:b/>
         </w:rPr>
-        <w:t xml:space="preserve">13.8%</w:t>
+        <w:t xml:space="preserve">13.9%</w:t>
       </w:r>
       <w:r>
         <w:t xml:space="preserve">, 6-month</w:t>
@@ -1087,7 +1087,7 @@
           <w:bCs/>
           <w:b/>
         </w:rPr>
-        <w:t xml:space="preserve">20.0%</w:t>
+        <w:t xml:space="preserve">20.2%</w:t>
       </w:r>
       <w:r>
         <w:t xml:space="preserve">).</w:t>
@@ -1100,7 +1100,7 @@
       <w:r>
         <w:drawing>
           <wp:inline>
-            <wp:extent cx="5334000" cy="3007849"/>
+            <wp:extent cx="5334000" cy="2938665"/>
             <wp:effectExtent b="0" l="0" r="0" t="0"/>
             <wp:docPr descr="Forward range" title="" id="36" name="Picture"/>
             <a:graphic>
@@ -1121,7 +1121,7 @@
                   <pic:spPr bwMode="auto">
                     <a:xfrm>
                       <a:off x="0" y="0"/>
-                      <a:ext cx="5334000" cy="3007849"/>
+                      <a:ext cx="5334000" cy="2938665"/>
                     </a:xfrm>
                     <a:prstGeom prst="rect">
                       <a:avLst/>
@@ -1342,19 +1342,19 @@
               <w:jc w:val="left"/>
             </w:pPr>
             <w:r>
-              <w:t xml:space="preserve">5,761</w:t>
-            </w:r>
-          </w:p>
-        </w:tc>
-        <w:tc>
-          <w:tcPr/>
-          <w:p>
-            <w:pPr>
-              <w:pStyle w:val="Compact"/>
-              <w:jc w:val="left"/>
-            </w:pPr>
-            <w:r>
-              <w:t xml:space="preserve">60.1%</w:t>
+              <w:t xml:space="preserve">5,803</w:t>
+            </w:r>
+          </w:p>
+        </w:tc>
+        <w:tc>
+          <w:tcPr/>
+          <w:p>
+            <w:pPr>
+              <w:pStyle w:val="Compact"/>
+              <w:jc w:val="left"/>
+            </w:pPr>
+            <w:r>
+              <w:t xml:space="preserve">60.0%</w:t>
             </w:r>
           </w:p>
         </w:tc>
@@ -1392,19 +1392,19 @@
               <w:jc w:val="left"/>
             </w:pPr>
             <w:r>
-              <w:t xml:space="preserve">9,571</w:t>
-            </w:r>
-          </w:p>
-        </w:tc>
-        <w:tc>
-          <w:tcPr/>
-          <w:p>
-            <w:pPr>
-              <w:pStyle w:val="Compact"/>
-              <w:jc w:val="left"/>
-            </w:pPr>
-            <w:r>
-              <w:t xml:space="preserve">31.4%</w:t>
+              <w:t xml:space="preserve">9,569</w:t>
+            </w:r>
+          </w:p>
+        </w:tc>
+        <w:tc>
+          <w:tcPr/>
+          <w:p>
+            <w:pPr>
+              <w:pStyle w:val="Compact"/>
+              <w:jc w:val="left"/>
+            </w:pPr>
+            <w:r>
+              <w:t xml:space="preserve">31.7%</w:t>
             </w:r>
           </w:p>
         </w:tc>
@@ -1442,7 +1442,7 @@
               <w:jc w:val="left"/>
             </w:pPr>
             <w:r>
-              <w:t xml:space="preserve">9,239</w:t>
+              <w:t xml:space="preserve">9,189</w:t>
             </w:r>
           </w:p>
         </w:tc>
@@ -1492,19 +1492,19 @@
               <w:jc w:val="left"/>
             </w:pPr>
             <w:r>
-              <w:t xml:space="preserve">5,967</w:t>
-            </w:r>
-          </w:p>
-        </w:tc>
-        <w:tc>
-          <w:tcPr/>
-          <w:p>
-            <w:pPr>
-              <w:pStyle w:val="Compact"/>
-              <w:jc w:val="left"/>
-            </w:pPr>
-            <w:r>
-              <w:t xml:space="preserve">8.2%</w:t>
+              <w:t xml:space="preserve">5,977</w:t>
+            </w:r>
+          </w:p>
+        </w:tc>
+        <w:tc>
+          <w:tcPr/>
+          <w:p>
+            <w:pPr>
+              <w:pStyle w:val="Compact"/>
+              <w:jc w:val="left"/>
+            </w:pPr>
+            <w:r>
+              <w:t xml:space="preserve">8.3%</w:t>
             </w:r>
           </w:p>
         </w:tc>

--- a/TechnicalPaper/mtg-volatility-signal_technical-report.docx
+++ b/TechnicalPaper/mtg-volatility-signal_technical-report.docx
@@ -20,7 +20,7 @@
           <w:bCs/>
           <w:b/>
         </w:rPr>
-        <w:t xml:space="preserve">Snapshot 2026-10-15. By Cameraderie Cards. Informational only, not financial advice.</w:t>
+        <w:t xml:space="preserve">Snapshot 2026-10-16. By Cameraderie Cards. Informational only, not financial advice.</w:t>
       </w:r>
     </w:p>
     <w:p>
@@ -592,7 +592,7 @@
           <w:bCs/>
           <w:b/>
         </w:rPr>
-        <w:t xml:space="preserve">26.0%</w:t>
+        <w:t xml:space="preserve">25.5%</w:t>
       </w:r>
       <w:r>
         <w:t xml:space="preserve">.</w:t>
@@ -1058,7 +1058,7 @@
           <w:bCs/>
           <w:b/>
         </w:rPr>
-        <w:t xml:space="preserve">29.7%</w:t>
+        <w:t xml:space="preserve">29.1%</w:t>
       </w:r>
       <w:r>
         <w:t xml:space="preserve"> </w:t>
@@ -1074,7 +1074,7 @@
           <w:bCs/>
           <w:b/>
         </w:rPr>
-        <w:t xml:space="preserve">13.9%</w:t>
+        <w:t xml:space="preserve">13.6%</w:t>
       </w:r>
       <w:r>
         <w:t xml:space="preserve">, 6-month</w:t>
@@ -1087,7 +1087,7 @@
           <w:bCs/>
           <w:b/>
         </w:rPr>
-        <w:t xml:space="preserve">20.2%</w:t>
+        <w:t xml:space="preserve">19.8%</w:t>
       </w:r>
       <w:r>
         <w:t xml:space="preserve">).</w:t>
@@ -1100,7 +1100,7 @@
       <w:r>
         <w:drawing>
           <wp:inline>
-            <wp:extent cx="5334000" cy="2938665"/>
+            <wp:extent cx="5334000" cy="2935450"/>
             <wp:effectExtent b="0" l="0" r="0" t="0"/>
             <wp:docPr descr="Forward range" title="" id="36" name="Picture"/>
             <a:graphic>
@@ -1121,7 +1121,7 @@
                   <pic:spPr bwMode="auto">
                     <a:xfrm>
                       <a:off x="0" y="0"/>
-                      <a:ext cx="5334000" cy="2938665"/>
+                      <a:ext cx="5334000" cy="2935450"/>
                     </a:xfrm>
                     <a:prstGeom prst="rect">
                       <a:avLst/>
@@ -1342,19 +1342,19 @@
               <w:jc w:val="left"/>
             </w:pPr>
             <w:r>
-              <w:t xml:space="preserve">5,803</w:t>
-            </w:r>
-          </w:p>
-        </w:tc>
-        <w:tc>
-          <w:tcPr/>
-          <w:p>
-            <w:pPr>
-              <w:pStyle w:val="Compact"/>
-              <w:jc w:val="left"/>
-            </w:pPr>
-            <w:r>
-              <w:t xml:space="preserve">60.0%</w:t>
+              <w:t xml:space="preserve">5,770</w:t>
+            </w:r>
+          </w:p>
+        </w:tc>
+        <w:tc>
+          <w:tcPr/>
+          <w:p>
+            <w:pPr>
+              <w:pStyle w:val="Compact"/>
+              <w:jc w:val="left"/>
+            </w:pPr>
+            <w:r>
+              <w:t xml:space="preserve">60.5%</w:t>
             </w:r>
           </w:p>
         </w:tc>
@@ -1392,19 +1392,19 @@
               <w:jc w:val="left"/>
             </w:pPr>
             <w:r>
-              <w:t xml:space="preserve">9,569</w:t>
-            </w:r>
-          </w:p>
-        </w:tc>
-        <w:tc>
-          <w:tcPr/>
-          <w:p>
-            <w:pPr>
-              <w:pStyle w:val="Compact"/>
-              <w:jc w:val="left"/>
-            </w:pPr>
-            <w:r>
-              <w:t xml:space="preserve">31.7%</w:t>
+              <w:t xml:space="preserve">9,542</w:t>
+            </w:r>
+          </w:p>
+        </w:tc>
+        <w:tc>
+          <w:tcPr/>
+          <w:p>
+            <w:pPr>
+              <w:pStyle w:val="Compact"/>
+              <w:jc w:val="left"/>
+            </w:pPr>
+            <w:r>
+              <w:t xml:space="preserve">31.2%</w:t>
             </w:r>
           </w:p>
         </w:tc>
@@ -1442,19 +1442,19 @@
               <w:jc w:val="left"/>
             </w:pPr>
             <w:r>
-              <w:t xml:space="preserve">9,189</w:t>
-            </w:r>
-          </w:p>
-        </w:tc>
-        <w:tc>
-          <w:tcPr/>
-          <w:p>
-            <w:pPr>
-              <w:pStyle w:val="Compact"/>
-              <w:jc w:val="left"/>
-            </w:pPr>
-            <w:r>
-              <w:t xml:space="preserve">20.8%</w:t>
+              <w:t xml:space="preserve">9,244</w:t>
+            </w:r>
+          </w:p>
+        </w:tc>
+        <w:tc>
+          <w:tcPr/>
+          <w:p>
+            <w:pPr>
+              <w:pStyle w:val="Compact"/>
+              <w:jc w:val="left"/>
+            </w:pPr>
+            <w:r>
+              <w:t xml:space="preserve">20.5%</w:t>
             </w:r>
           </w:p>
         </w:tc>
@@ -1492,19 +1492,19 @@
               <w:jc w:val="left"/>
             </w:pPr>
             <w:r>
-              <w:t xml:space="preserve">5,977</w:t>
-            </w:r>
-          </w:p>
-        </w:tc>
-        <w:tc>
-          <w:tcPr/>
-          <w:p>
-            <w:pPr>
-              <w:pStyle w:val="Compact"/>
-              <w:jc w:val="left"/>
-            </w:pPr>
-            <w:r>
-              <w:t xml:space="preserve">8.3%</w:t>
+              <w:t xml:space="preserve">5,982</w:t>
+            </w:r>
+          </w:p>
+        </w:tc>
+        <w:tc>
+          <w:tcPr/>
+          <w:p>
+            <w:pPr>
+              <w:pStyle w:val="Compact"/>
+              <w:jc w:val="left"/>
+            </w:pPr>
+            <w:r>
+              <w:t xml:space="preserve">8.0%</w:t>
             </w:r>
           </w:p>
         </w:tc>

--- a/TechnicalPaper/mtg-volatility-signal_technical-report.docx
+++ b/TechnicalPaper/mtg-volatility-signal_technical-report.docx
@@ -20,7 +20,7 @@
           <w:bCs/>
           <w:b/>
         </w:rPr>
-        <w:t xml:space="preserve">Snapshot 2026-10-16. By Cameraderie Cards. Informational only, not financial advice.</w:t>
+        <w:t xml:space="preserve">Snapshot 2026-10-17. By Cameraderie Cards. Informational only, not financial advice.</w:t>
       </w:r>
     </w:p>
     <w:p>
@@ -592,7 +592,7 @@
           <w:bCs/>
           <w:b/>
         </w:rPr>
-        <w:t xml:space="preserve">25.5%</w:t>
+        <w:t xml:space="preserve">25.8%</w:t>
       </w:r>
       <w:r>
         <w:t xml:space="preserve">.</w:t>
@@ -1058,7 +1058,7 @@
           <w:bCs/>
           <w:b/>
         </w:rPr>
-        <w:t xml:space="preserve">29.1%</w:t>
+        <w:t xml:space="preserve">29.5%</w:t>
       </w:r>
       <w:r>
         <w:t xml:space="preserve"> </w:t>
@@ -1074,7 +1074,7 @@
           <w:bCs/>
           <w:b/>
         </w:rPr>
-        <w:t xml:space="preserve">13.6%</w:t>
+        <w:t xml:space="preserve">13.8%</w:t>
       </w:r>
       <w:r>
         <w:t xml:space="preserve">, 6-month</w:t>
@@ -1087,7 +1087,7 @@
           <w:bCs/>
           <w:b/>
         </w:rPr>
-        <w:t xml:space="preserve">19.8%</w:t>
+        <w:t xml:space="preserve">20.0%</w:t>
       </w:r>
       <w:r>
         <w:t xml:space="preserve">).</w:t>
@@ -1100,7 +1100,7 @@
       <w:r>
         <w:drawing>
           <wp:inline>
-            <wp:extent cx="5334000" cy="2935450"/>
+            <wp:extent cx="5334000" cy="2938665"/>
             <wp:effectExtent b="0" l="0" r="0" t="0"/>
             <wp:docPr descr="Forward range" title="" id="36" name="Picture"/>
             <a:graphic>
@@ -1121,7 +1121,7 @@
                   <pic:spPr bwMode="auto">
                     <a:xfrm>
                       <a:off x="0" y="0"/>
-                      <a:ext cx="5334000" cy="2935450"/>
+                      <a:ext cx="5334000" cy="2938665"/>
                     </a:xfrm>
                     <a:prstGeom prst="rect">
                       <a:avLst/>
@@ -1342,7 +1342,7 @@
               <w:jc w:val="left"/>
             </w:pPr>
             <w:r>
-              <w:t xml:space="preserve">5,770</w:t>
+              <w:t xml:space="preserve">5,725</w:t>
             </w:r>
           </w:p>
         </w:tc>
@@ -1392,19 +1392,19 @@
               <w:jc w:val="left"/>
             </w:pPr>
             <w:r>
-              <w:t xml:space="preserve">9,542</w:t>
-            </w:r>
-          </w:p>
-        </w:tc>
-        <w:tc>
-          <w:tcPr/>
-          <w:p>
-            <w:pPr>
-              <w:pStyle w:val="Compact"/>
-              <w:jc w:val="left"/>
-            </w:pPr>
-            <w:r>
-              <w:t xml:space="preserve">31.2%</w:t>
+              <w:t xml:space="preserve">9,582</w:t>
+            </w:r>
+          </w:p>
+        </w:tc>
+        <w:tc>
+          <w:tcPr/>
+          <w:p>
+            <w:pPr>
+              <w:pStyle w:val="Compact"/>
+              <w:jc w:val="left"/>
+            </w:pPr>
+            <w:r>
+              <w:t xml:space="preserve">31.5%</w:t>
             </w:r>
           </w:p>
         </w:tc>
@@ -1442,19 +1442,19 @@
               <w:jc w:val="left"/>
             </w:pPr>
             <w:r>
-              <w:t xml:space="preserve">9,244</w:t>
-            </w:r>
-          </w:p>
-        </w:tc>
-        <w:tc>
-          <w:tcPr/>
-          <w:p>
-            <w:pPr>
-              <w:pStyle w:val="Compact"/>
-              <w:jc w:val="left"/>
-            </w:pPr>
-            <w:r>
-              <w:t xml:space="preserve">20.5%</w:t>
+              <w:t xml:space="preserve">9,290</w:t>
+            </w:r>
+          </w:p>
+        </w:tc>
+        <w:tc>
+          <w:tcPr/>
+          <w:p>
+            <w:pPr>
+              <w:pStyle w:val="Compact"/>
+              <w:jc w:val="left"/>
+            </w:pPr>
+            <w:r>
+              <w:t xml:space="preserve">20.8%</w:t>
             </w:r>
           </w:p>
         </w:tc>
@@ -1492,19 +1492,19 @@
               <w:jc w:val="left"/>
             </w:pPr>
             <w:r>
-              <w:t xml:space="preserve">5,982</w:t>
-            </w:r>
-          </w:p>
-        </w:tc>
-        <w:tc>
-          <w:tcPr/>
-          <w:p>
-            <w:pPr>
-              <w:pStyle w:val="Compact"/>
-              <w:jc w:val="left"/>
-            </w:pPr>
-            <w:r>
-              <w:t xml:space="preserve">8.0%</w:t>
+              <w:t xml:space="preserve">5,941</w:t>
+            </w:r>
+          </w:p>
+        </w:tc>
+        <w:tc>
+          <w:tcPr/>
+          <w:p>
+            <w:pPr>
+              <w:pStyle w:val="Compact"/>
+              <w:jc w:val="left"/>
+            </w:pPr>
+            <w:r>
+              <w:t xml:space="preserve">8.3%</w:t>
             </w:r>
           </w:p>
         </w:tc>

--- a/TechnicalPaper/mtg-volatility-signal_technical-report.docx
+++ b/TechnicalPaper/mtg-volatility-signal_technical-report.docx
@@ -20,7 +20,7 @@
           <w:bCs/>
           <w:b/>
         </w:rPr>
-        <w:t xml:space="preserve">Snapshot 2026-10-17. By Cameraderie Cards. Informational only, not financial advice.</w:t>
+        <w:t xml:space="preserve">Snapshot 2026-10-18. By Cameraderie Cards. Informational only, not financial advice.</w:t>
       </w:r>
     </w:p>
     <w:p>
@@ -592,7 +592,7 @@
           <w:bCs/>
           <w:b/>
         </w:rPr>
-        <w:t xml:space="preserve">25.8%</w:t>
+        <w:t xml:space="preserve">25.7%</w:t>
       </w:r>
       <w:r>
         <w:t xml:space="preserve">.</w:t>
@@ -1058,7 +1058,7 @@
           <w:bCs/>
           <w:b/>
         </w:rPr>
-        <w:t xml:space="preserve">29.5%</w:t>
+        <w:t xml:space="preserve">29.3%</w:t>
       </w:r>
       <w:r>
         <w:t xml:space="preserve"> </w:t>
@@ -1074,7 +1074,7 @@
           <w:bCs/>
           <w:b/>
         </w:rPr>
-        <w:t xml:space="preserve">13.8%</w:t>
+        <w:t xml:space="preserve">13.7%</w:t>
       </w:r>
       <w:r>
         <w:t xml:space="preserve">, 6-month</w:t>
@@ -1087,7 +1087,7 @@
           <w:bCs/>
           <w:b/>
         </w:rPr>
-        <w:t xml:space="preserve">20.0%</w:t>
+        <w:t xml:space="preserve">19.9%</w:t>
       </w:r>
       <w:r>
         <w:t xml:space="preserve">).</w:t>
@@ -1100,7 +1100,7 @@
       <w:r>
         <w:drawing>
           <wp:inline>
-            <wp:extent cx="5334000" cy="2938665"/>
+            <wp:extent cx="5334000" cy="2961370"/>
             <wp:effectExtent b="0" l="0" r="0" t="0"/>
             <wp:docPr descr="Forward range" title="" id="36" name="Picture"/>
             <a:graphic>
@@ -1121,7 +1121,7 @@
                   <pic:spPr bwMode="auto">
                     <a:xfrm>
                       <a:off x="0" y="0"/>
-                      <a:ext cx="5334000" cy="2938665"/>
+                      <a:ext cx="5334000" cy="2961370"/>
                     </a:xfrm>
                     <a:prstGeom prst="rect">
                       <a:avLst/>
@@ -1342,19 +1342,19 @@
               <w:jc w:val="left"/>
             </w:pPr>
             <w:r>
-              <w:t xml:space="preserve">5,725</w:t>
-            </w:r>
-          </w:p>
-        </w:tc>
-        <w:tc>
-          <w:tcPr/>
-          <w:p>
-            <w:pPr>
-              <w:pStyle w:val="Compact"/>
-              <w:jc w:val="left"/>
-            </w:pPr>
-            <w:r>
-              <w:t xml:space="preserve">60.5%</w:t>
+              <w:t xml:space="preserve">5,728</w:t>
+            </w:r>
+          </w:p>
+        </w:tc>
+        <w:tc>
+          <w:tcPr/>
+          <w:p>
+            <w:pPr>
+              <w:pStyle w:val="Compact"/>
+              <w:jc w:val="left"/>
+            </w:pPr>
+            <w:r>
+              <w:t xml:space="preserve">60.2%</w:t>
             </w:r>
           </w:p>
         </w:tc>
@@ -1392,19 +1392,19 @@
               <w:jc w:val="left"/>
             </w:pPr>
             <w:r>
-              <w:t xml:space="preserve">9,582</w:t>
-            </w:r>
-          </w:p>
-        </w:tc>
-        <w:tc>
-          <w:tcPr/>
-          <w:p>
-            <w:pPr>
-              <w:pStyle w:val="Compact"/>
-              <w:jc w:val="left"/>
-            </w:pPr>
-            <w:r>
-              <w:t xml:space="preserve">31.5%</w:t>
+              <w:t xml:space="preserve">9,603</w:t>
+            </w:r>
+          </w:p>
+        </w:tc>
+        <w:tc>
+          <w:tcPr/>
+          <w:p>
+            <w:pPr>
+              <w:pStyle w:val="Compact"/>
+              <w:jc w:val="left"/>
+            </w:pPr>
+            <w:r>
+              <w:t xml:space="preserve">31.1%</w:t>
             </w:r>
           </w:p>
         </w:tc>
@@ -1442,19 +1442,19 @@
               <w:jc w:val="left"/>
             </w:pPr>
             <w:r>
-              <w:t xml:space="preserve">9,290</w:t>
-            </w:r>
-          </w:p>
-        </w:tc>
-        <w:tc>
-          <w:tcPr/>
-          <w:p>
-            <w:pPr>
-              <w:pStyle w:val="Compact"/>
-              <w:jc w:val="left"/>
-            </w:pPr>
-            <w:r>
-              <w:t xml:space="preserve">20.8%</w:t>
+              <w:t xml:space="preserve">9,273</w:t>
+            </w:r>
+          </w:p>
+        </w:tc>
+        <w:tc>
+          <w:tcPr/>
+          <w:p>
+            <w:pPr>
+              <w:pStyle w:val="Compact"/>
+              <w:jc w:val="left"/>
+            </w:pPr>
+            <w:r>
+              <w:t xml:space="preserve">20.7%</w:t>
             </w:r>
           </w:p>
         </w:tc>
@@ -1492,19 +1492,19 @@
               <w:jc w:val="left"/>
             </w:pPr>
             <w:r>
-              <w:t xml:space="preserve">5,941</w:t>
-            </w:r>
-          </w:p>
-        </w:tc>
-        <w:tc>
-          <w:tcPr/>
-          <w:p>
-            <w:pPr>
-              <w:pStyle w:val="Compact"/>
-              <w:jc w:val="left"/>
-            </w:pPr>
-            <w:r>
-              <w:t xml:space="preserve">8.3%</w:t>
+              <w:t xml:space="preserve">5,934</w:t>
+            </w:r>
+          </w:p>
+        </w:tc>
+        <w:tc>
+          <w:tcPr/>
+          <w:p>
+            <w:pPr>
+              <w:pStyle w:val="Compact"/>
+              <w:jc w:val="left"/>
+            </w:pPr>
+            <w:r>
+              <w:t xml:space="preserve">8.5%</w:t>
             </w:r>
           </w:p>
         </w:tc>

--- a/TechnicalPaper/mtg-volatility-signal_technical-report.docx
+++ b/TechnicalPaper/mtg-volatility-signal_technical-report.docx
@@ -20,7 +20,7 @@
           <w:bCs/>
           <w:b/>
         </w:rPr>
-        <w:t xml:space="preserve">Snapshot 2026-10-18. By Cameraderie Cards. Informational only, not financial advice.</w:t>
+        <w:t xml:space="preserve">Snapshot 2026-10-19. By Cameraderie Cards. Informational only, not financial advice.</w:t>
       </w:r>
     </w:p>
     <w:p>
@@ -592,7 +592,7 @@
           <w:bCs/>
           <w:b/>
         </w:rPr>
-        <w:t xml:space="preserve">25.7%</w:t>
+        <w:t xml:space="preserve">25.8%</w:t>
       </w:r>
       <w:r>
         <w:t xml:space="preserve">.</w:t>
@@ -1058,7 +1058,7 @@
           <w:bCs/>
           <w:b/>
         </w:rPr>
-        <w:t xml:space="preserve">29.3%</w:t>
+        <w:t xml:space="preserve">29.4%</w:t>
       </w:r>
       <w:r>
         <w:t xml:space="preserve"> </w:t>
@@ -1087,7 +1087,7 @@
           <w:bCs/>
           <w:b/>
         </w:rPr>
-        <w:t xml:space="preserve">19.9%</w:t>
+        <w:t xml:space="preserve">20.0%</w:t>
       </w:r>
       <w:r>
         <w:t xml:space="preserve">).</w:t>
@@ -1100,7 +1100,7 @@
       <w:r>
         <w:drawing>
           <wp:inline>
-            <wp:extent cx="5334000" cy="2961370"/>
+            <wp:extent cx="5334000" cy="3007849"/>
             <wp:effectExtent b="0" l="0" r="0" t="0"/>
             <wp:docPr descr="Forward range" title="" id="36" name="Picture"/>
             <a:graphic>
@@ -1121,7 +1121,7 @@
                   <pic:spPr bwMode="auto">
                     <a:xfrm>
                       <a:off x="0" y="0"/>
-                      <a:ext cx="5334000" cy="2961370"/>
+                      <a:ext cx="5334000" cy="3007849"/>
                     </a:xfrm>
                     <a:prstGeom prst="rect">
                       <a:avLst/>
@@ -1342,19 +1342,19 @@
               <w:jc w:val="left"/>
             </w:pPr>
             <w:r>
-              <w:t xml:space="preserve">5,728</w:t>
-            </w:r>
-          </w:p>
-        </w:tc>
-        <w:tc>
-          <w:tcPr/>
-          <w:p>
-            <w:pPr>
-              <w:pStyle w:val="Compact"/>
-              <w:jc w:val="left"/>
-            </w:pPr>
-            <w:r>
-              <w:t xml:space="preserve">60.2%</w:t>
+              <w:t xml:space="preserve">5,735</w:t>
+            </w:r>
+          </w:p>
+        </w:tc>
+        <w:tc>
+          <w:tcPr/>
+          <w:p>
+            <w:pPr>
+              <w:pStyle w:val="Compact"/>
+              <w:jc w:val="left"/>
+            </w:pPr>
+            <w:r>
+              <w:t xml:space="preserve">60.9%</w:t>
             </w:r>
           </w:p>
         </w:tc>
@@ -1392,19 +1392,19 @@
               <w:jc w:val="left"/>
             </w:pPr>
             <w:r>
-              <w:t xml:space="preserve">9,603</w:t>
-            </w:r>
-          </w:p>
-        </w:tc>
-        <w:tc>
-          <w:tcPr/>
-          <w:p>
-            <w:pPr>
-              <w:pStyle w:val="Compact"/>
-              <w:jc w:val="left"/>
-            </w:pPr>
-            <w:r>
-              <w:t xml:space="preserve">31.1%</w:t>
+              <w:t xml:space="preserve">9,561</w:t>
+            </w:r>
+          </w:p>
+        </w:tc>
+        <w:tc>
+          <w:tcPr/>
+          <w:p>
+            <w:pPr>
+              <w:pStyle w:val="Compact"/>
+              <w:jc w:val="left"/>
+            </w:pPr>
+            <w:r>
+              <w:t xml:space="preserve">31.4%</w:t>
             </w:r>
           </w:p>
         </w:tc>
@@ -1442,19 +1442,19 @@
               <w:jc w:val="left"/>
             </w:pPr>
             <w:r>
-              <w:t xml:space="preserve">9,273</w:t>
-            </w:r>
-          </w:p>
-        </w:tc>
-        <w:tc>
-          <w:tcPr/>
-          <w:p>
-            <w:pPr>
-              <w:pStyle w:val="Compact"/>
-              <w:jc w:val="left"/>
-            </w:pPr>
-            <w:r>
-              <w:t xml:space="preserve">20.7%</w:t>
+              <w:t xml:space="preserve">9,346</w:t>
+            </w:r>
+          </w:p>
+        </w:tc>
+        <w:tc>
+          <w:tcPr/>
+          <w:p>
+            <w:pPr>
+              <w:pStyle w:val="Compact"/>
+              <w:jc w:val="left"/>
+            </w:pPr>
+            <w:r>
+              <w:t xml:space="preserve">20.8%</w:t>
             </w:r>
           </w:p>
         </w:tc>
@@ -1492,7 +1492,7 @@
               <w:jc w:val="left"/>
             </w:pPr>
             <w:r>
-              <w:t xml:space="preserve">5,934</w:t>
+              <w:t xml:space="preserve">5,896</w:t>
             </w:r>
           </w:p>
         </w:tc>

--- a/TechnicalPaper/mtg-volatility-signal_technical-report.docx
+++ b/TechnicalPaper/mtg-volatility-signal_technical-report.docx
@@ -20,7 +20,7 @@
           <w:bCs/>
           <w:b/>
         </w:rPr>
-        <w:t xml:space="preserve">Snapshot 2026-10-19. By Cameraderie Cards. Informational only, not financial advice.</w:t>
+        <w:t xml:space="preserve">Snapshot 2026-10-20. By Cameraderie Cards. Informational only, not financial advice.</w:t>
       </w:r>
     </w:p>
     <w:p>
@@ -1058,7 +1058,7 @@
           <w:bCs/>
           <w:b/>
         </w:rPr>
-        <w:t xml:space="preserve">29.4%</w:t>
+        <w:t xml:space="preserve">29.5%</w:t>
       </w:r>
       <w:r>
         <w:t xml:space="preserve"> </w:t>
@@ -1074,7 +1074,7 @@
           <w:bCs/>
           <w:b/>
         </w:rPr>
-        <w:t xml:space="preserve">13.7%</w:t>
+        <w:t xml:space="preserve">13.8%</w:t>
       </w:r>
       <w:r>
         <w:t xml:space="preserve">, 6-month</w:t>
@@ -1100,7 +1100,7 @@
       <w:r>
         <w:drawing>
           <wp:inline>
-            <wp:extent cx="5334000" cy="3007849"/>
+            <wp:extent cx="5334000" cy="2984429"/>
             <wp:effectExtent b="0" l="0" r="0" t="0"/>
             <wp:docPr descr="Forward range" title="" id="36" name="Picture"/>
             <a:graphic>
@@ -1121,7 +1121,7 @@
                   <pic:spPr bwMode="auto">
                     <a:xfrm>
                       <a:off x="0" y="0"/>
-                      <a:ext cx="5334000" cy="3007849"/>
+                      <a:ext cx="5334000" cy="2984429"/>
                     </a:xfrm>
                     <a:prstGeom prst="rect">
                       <a:avLst/>
@@ -1342,19 +1342,19 @@
               <w:jc w:val="left"/>
             </w:pPr>
             <w:r>
-              <w:t xml:space="preserve">5,735</w:t>
-            </w:r>
-          </w:p>
-        </w:tc>
-        <w:tc>
-          <w:tcPr/>
-          <w:p>
-            <w:pPr>
-              <w:pStyle w:val="Compact"/>
-              <w:jc w:val="left"/>
-            </w:pPr>
-            <w:r>
-              <w:t xml:space="preserve">60.9%</w:t>
+              <w:t xml:space="preserve">5,762</w:t>
+            </w:r>
+          </w:p>
+        </w:tc>
+        <w:tc>
+          <w:tcPr/>
+          <w:p>
+            <w:pPr>
+              <w:pStyle w:val="Compact"/>
+              <w:jc w:val="left"/>
+            </w:pPr>
+            <w:r>
+              <w:t xml:space="preserve">61.2%</w:t>
             </w:r>
           </w:p>
         </w:tc>
@@ -1392,7 +1392,7 @@
               <w:jc w:val="left"/>
             </w:pPr>
             <w:r>
-              <w:t xml:space="preserve">9,561</w:t>
+              <w:t xml:space="preserve">9,568</w:t>
             </w:r>
           </w:p>
         </w:tc>
@@ -1442,19 +1442,19 @@
               <w:jc w:val="left"/>
             </w:pPr>
             <w:r>
-              <w:t xml:space="preserve">9,346</w:t>
-            </w:r>
-          </w:p>
-        </w:tc>
-        <w:tc>
-          <w:tcPr/>
-          <w:p>
-            <w:pPr>
-              <w:pStyle w:val="Compact"/>
-              <w:jc w:val="left"/>
-            </w:pPr>
-            <w:r>
-              <w:t xml:space="preserve">20.8%</w:t>
+              <w:t xml:space="preserve">9,284</w:t>
+            </w:r>
+          </w:p>
+        </w:tc>
+        <w:tc>
+          <w:tcPr/>
+          <w:p>
+            <w:pPr>
+              <w:pStyle w:val="Compact"/>
+              <w:jc w:val="left"/>
+            </w:pPr>
+            <w:r>
+              <w:t xml:space="preserve">20.9%</w:t>
             </w:r>
           </w:p>
         </w:tc>
@@ -1492,19 +1492,19 @@
               <w:jc w:val="left"/>
             </w:pPr>
             <w:r>
-              <w:t xml:space="preserve">5,896</w:t>
-            </w:r>
-          </w:p>
-        </w:tc>
-        <w:tc>
-          <w:tcPr/>
-          <w:p>
-            <w:pPr>
-              <w:pStyle w:val="Compact"/>
-              <w:jc w:val="left"/>
-            </w:pPr>
-            <w:r>
-              <w:t xml:space="preserve">8.5%</w:t>
+              <w:t xml:space="preserve">5,924</w:t>
+            </w:r>
+          </w:p>
+        </w:tc>
+        <w:tc>
+          <w:tcPr/>
+          <w:p>
+            <w:pPr>
+              <w:pStyle w:val="Compact"/>
+              <w:jc w:val="left"/>
+            </w:pPr>
+            <w:r>
+              <w:t xml:space="preserve">8.4%</w:t>
             </w:r>
           </w:p>
         </w:tc>

--- a/TechnicalPaper/mtg-volatility-signal_technical-report.docx
+++ b/TechnicalPaper/mtg-volatility-signal_technical-report.docx
@@ -20,7 +20,7 @@
           <w:bCs/>
           <w:b/>
         </w:rPr>
-        <w:t xml:space="preserve">Snapshot 2026-10-20. By Cameraderie Cards. Informational only, not financial advice.</w:t>
+        <w:t xml:space="preserve">Snapshot 2026-10-21. By Cameraderie Cards. Informational only, not financial advice.</w:t>
       </w:r>
     </w:p>
     <w:p>
@@ -1100,7 +1100,7 @@
       <w:r>
         <w:drawing>
           <wp:inline>
-            <wp:extent cx="5334000" cy="2984429"/>
+            <wp:extent cx="5334000" cy="3007849"/>
             <wp:effectExtent b="0" l="0" r="0" t="0"/>
             <wp:docPr descr="Forward range" title="" id="36" name="Picture"/>
             <a:graphic>
@@ -1121,7 +1121,7 @@
                   <pic:spPr bwMode="auto">
                     <a:xfrm>
                       <a:off x="0" y="0"/>
-                      <a:ext cx="5334000" cy="2984429"/>
+                      <a:ext cx="5334000" cy="3007849"/>
                     </a:xfrm>
                     <a:prstGeom prst="rect">
                       <a:avLst/>
@@ -1342,19 +1342,19 @@
               <w:jc w:val="left"/>
             </w:pPr>
             <w:r>
-              <w:t xml:space="preserve">5,762</w:t>
-            </w:r>
-          </w:p>
-        </w:tc>
-        <w:tc>
-          <w:tcPr/>
-          <w:p>
-            <w:pPr>
-              <w:pStyle w:val="Compact"/>
-              <w:jc w:val="left"/>
-            </w:pPr>
-            <w:r>
-              <w:t xml:space="preserve">61.2%</w:t>
+              <w:t xml:space="preserve">5,781</w:t>
+            </w:r>
+          </w:p>
+        </w:tc>
+        <w:tc>
+          <w:tcPr/>
+          <w:p>
+            <w:pPr>
+              <w:pStyle w:val="Compact"/>
+              <w:jc w:val="left"/>
+            </w:pPr>
+            <w:r>
+              <w:t xml:space="preserve">60.8%</w:t>
             </w:r>
           </w:p>
         </w:tc>
@@ -1392,7 +1392,7 @@
               <w:jc w:val="left"/>
             </w:pPr>
             <w:r>
-              <w:t xml:space="preserve">9,568</w:t>
+              <w:t xml:space="preserve">9,562</w:t>
             </w:r>
           </w:p>
         </w:tc>
@@ -1442,19 +1442,19 @@
               <w:jc w:val="left"/>
             </w:pPr>
             <w:r>
-              <w:t xml:space="preserve">9,284</w:t>
-            </w:r>
-          </w:p>
-        </w:tc>
-        <w:tc>
-          <w:tcPr/>
-          <w:p>
-            <w:pPr>
-              <w:pStyle w:val="Compact"/>
-              <w:jc w:val="left"/>
-            </w:pPr>
-            <w:r>
-              <w:t xml:space="preserve">20.9%</w:t>
+              <w:t xml:space="preserve">9,223</w:t>
+            </w:r>
+          </w:p>
+        </w:tc>
+        <w:tc>
+          <w:tcPr/>
+          <w:p>
+            <w:pPr>
+              <w:pStyle w:val="Compact"/>
+              <w:jc w:val="left"/>
+            </w:pPr>
+            <w:r>
+              <w:t xml:space="preserve">20.8%</w:t>
             </w:r>
           </w:p>
         </w:tc>
@@ -1492,19 +1492,19 @@
               <w:jc w:val="left"/>
             </w:pPr>
             <w:r>
-              <w:t xml:space="preserve">5,924</w:t>
-            </w:r>
-          </w:p>
-        </w:tc>
-        <w:tc>
-          <w:tcPr/>
-          <w:p>
-            <w:pPr>
-              <w:pStyle w:val="Compact"/>
-              <w:jc w:val="left"/>
-            </w:pPr>
-            <w:r>
-              <w:t xml:space="preserve">8.4%</w:t>
+              <w:t xml:space="preserve">5,972</w:t>
+            </w:r>
+          </w:p>
+        </w:tc>
+        <w:tc>
+          <w:tcPr/>
+          <w:p>
+            <w:pPr>
+              <w:pStyle w:val="Compact"/>
+              <w:jc w:val="left"/>
+            </w:pPr>
+            <w:r>
+              <w:t xml:space="preserve">8.2%</w:t>
             </w:r>
           </w:p>
         </w:tc>

--- a/TechnicalPaper/mtg-volatility-signal_technical-report.docx
+++ b/TechnicalPaper/mtg-volatility-signal_technical-report.docx
@@ -20,7 +20,7 @@
           <w:bCs/>
           <w:b/>
         </w:rPr>
-        <w:t xml:space="preserve">Snapshot 2026-10-21. By Cameraderie Cards. Informational only, not financial advice.</w:t>
+        <w:t xml:space="preserve">Snapshot 2026-10-22. By Cameraderie Cards. Informational only, not financial advice.</w:t>
       </w:r>
     </w:p>
     <w:p>
@@ -592,7 +592,7 @@
           <w:bCs/>
           <w:b/>
         </w:rPr>
-        <w:t xml:space="preserve">25.8%</w:t>
+        <w:t xml:space="preserve">26.0%</w:t>
       </w:r>
       <w:r>
         <w:t xml:space="preserve">.</w:t>
@@ -1058,7 +1058,7 @@
           <w:bCs/>
           <w:b/>
         </w:rPr>
-        <w:t xml:space="preserve">29.5%</w:t>
+        <w:t xml:space="preserve">29.8%</w:t>
       </w:r>
       <w:r>
         <w:t xml:space="preserve"> </w:t>
@@ -1074,7 +1074,7 @@
           <w:bCs/>
           <w:b/>
         </w:rPr>
-        <w:t xml:space="preserve">13.8%</w:t>
+        <w:t xml:space="preserve">13.9%</w:t>
       </w:r>
       <w:r>
         <w:t xml:space="preserve">, 6-month</w:t>
@@ -1087,7 +1087,7 @@
           <w:bCs/>
           <w:b/>
         </w:rPr>
-        <w:t xml:space="preserve">20.0%</w:t>
+        <w:t xml:space="preserve">20.2%</w:t>
       </w:r>
       <w:r>
         <w:t xml:space="preserve">).</w:t>
@@ -1100,7 +1100,7 @@
       <w:r>
         <w:drawing>
           <wp:inline>
-            <wp:extent cx="5334000" cy="3007849"/>
+            <wp:extent cx="5334000" cy="3004481"/>
             <wp:effectExtent b="0" l="0" r="0" t="0"/>
             <wp:docPr descr="Forward range" title="" id="36" name="Picture"/>
             <a:graphic>
@@ -1121,7 +1121,7 @@
                   <pic:spPr bwMode="auto">
                     <a:xfrm>
                       <a:off x="0" y="0"/>
-                      <a:ext cx="5334000" cy="3007849"/>
+                      <a:ext cx="5334000" cy="3004481"/>
                     </a:xfrm>
                     <a:prstGeom prst="rect">
                       <a:avLst/>
@@ -1342,19 +1342,19 @@
               <w:jc w:val="left"/>
             </w:pPr>
             <w:r>
-              <w:t xml:space="preserve">5,781</w:t>
-            </w:r>
-          </w:p>
-        </w:tc>
-        <w:tc>
-          <w:tcPr/>
-          <w:p>
-            <w:pPr>
-              <w:pStyle w:val="Compact"/>
-              <w:jc w:val="left"/>
-            </w:pPr>
-            <w:r>
-              <w:t xml:space="preserve">60.8%</w:t>
+              <w:t xml:space="preserve">5,805</w:t>
+            </w:r>
+          </w:p>
+        </w:tc>
+        <w:tc>
+          <w:tcPr/>
+          <w:p>
+            <w:pPr>
+              <w:pStyle w:val="Compact"/>
+              <w:jc w:val="left"/>
+            </w:pPr>
+            <w:r>
+              <w:t xml:space="preserve">60.5%</w:t>
             </w:r>
           </w:p>
         </w:tc>
@@ -1392,19 +1392,19 @@
               <w:jc w:val="left"/>
             </w:pPr>
             <w:r>
-              <w:t xml:space="preserve">9,562</w:t>
-            </w:r>
-          </w:p>
-        </w:tc>
-        <w:tc>
-          <w:tcPr/>
-          <w:p>
-            <w:pPr>
-              <w:pStyle w:val="Compact"/>
-              <w:jc w:val="left"/>
-            </w:pPr>
-            <w:r>
-              <w:t xml:space="preserve">31.4%</w:t>
+              <w:t xml:space="preserve">9,537</w:t>
+            </w:r>
+          </w:p>
+        </w:tc>
+        <w:tc>
+          <w:tcPr/>
+          <w:p>
+            <w:pPr>
+              <w:pStyle w:val="Compact"/>
+              <w:jc w:val="left"/>
+            </w:pPr>
+            <w:r>
+              <w:t xml:space="preserve">31.7%</w:t>
             </w:r>
           </w:p>
         </w:tc>
@@ -1442,7 +1442,7 @@
               <w:jc w:val="left"/>
             </w:pPr>
             <w:r>
-              <w:t xml:space="preserve">9,223</w:t>
+              <w:t xml:space="preserve">9,220</w:t>
             </w:r>
           </w:p>
         </w:tc>
@@ -1492,19 +1492,19 @@
               <w:jc w:val="left"/>
             </w:pPr>
             <w:r>
-              <w:t xml:space="preserve">5,972</w:t>
-            </w:r>
-          </w:p>
-        </w:tc>
-        <w:tc>
-          <w:tcPr/>
-          <w:p>
-            <w:pPr>
-              <w:pStyle w:val="Compact"/>
-              <w:jc w:val="left"/>
-            </w:pPr>
-            <w:r>
-              <w:t xml:space="preserve">8.2%</w:t>
+              <w:t xml:space="preserve">5,976</w:t>
+            </w:r>
+          </w:p>
+        </w:tc>
+        <w:tc>
+          <w:tcPr/>
+          <w:p>
+            <w:pPr>
+              <w:pStyle w:val="Compact"/>
+              <w:jc w:val="left"/>
+            </w:pPr>
+            <w:r>
+              <w:t xml:space="preserve">8.3%</w:t>
             </w:r>
           </w:p>
         </w:tc>

--- a/TechnicalPaper/mtg-volatility-signal_technical-report.docx
+++ b/TechnicalPaper/mtg-volatility-signal_technical-report.docx
@@ -20,7 +20,7 @@
           <w:bCs/>
           <w:b/>
         </w:rPr>
-        <w:t xml:space="preserve">Snapshot 2026-10-22. By Cameraderie Cards. Informational only, not financial advice.</w:t>
+        <w:t xml:space="preserve">Snapshot 2026-10-23. By Cameraderie Cards. Informational only, not financial advice.</w:t>
       </w:r>
     </w:p>
     <w:p>
@@ -592,7 +592,7 @@
           <w:bCs/>
           <w:b/>
         </w:rPr>
-        <w:t xml:space="preserve">26.0%</w:t>
+        <w:t xml:space="preserve">25.5%</w:t>
       </w:r>
       <w:r>
         <w:t xml:space="preserve">.</w:t>
@@ -1058,7 +1058,7 @@
           <w:bCs/>
           <w:b/>
         </w:rPr>
-        <w:t xml:space="preserve">29.8%</w:t>
+        <w:t xml:space="preserve">29.1%</w:t>
       </w:r>
       <w:r>
         <w:t xml:space="preserve"> </w:t>
@@ -1074,7 +1074,7 @@
           <w:bCs/>
           <w:b/>
         </w:rPr>
-        <w:t xml:space="preserve">13.9%</w:t>
+        <w:t xml:space="preserve">13.6%</w:t>
       </w:r>
       <w:r>
         <w:t xml:space="preserve">, 6-month</w:t>
@@ -1087,7 +1087,7 @@
           <w:bCs/>
           <w:b/>
         </w:rPr>
-        <w:t xml:space="preserve">20.2%</w:t>
+        <w:t xml:space="preserve">19.8%</w:t>
       </w:r>
       <w:r>
         <w:t xml:space="preserve">).</w:t>
@@ -1100,7 +1100,7 @@
       <w:r>
         <w:drawing>
           <wp:inline>
-            <wp:extent cx="5334000" cy="3004481"/>
+            <wp:extent cx="5334000" cy="2938665"/>
             <wp:effectExtent b="0" l="0" r="0" t="0"/>
             <wp:docPr descr="Forward range" title="" id="36" name="Picture"/>
             <a:graphic>
@@ -1121,7 +1121,7 @@
                   <pic:spPr bwMode="auto">
                     <a:xfrm>
                       <a:off x="0" y="0"/>
-                      <a:ext cx="5334000" cy="3004481"/>
+                      <a:ext cx="5334000" cy="2938665"/>
                     </a:xfrm>
                     <a:prstGeom prst="rect">
                       <a:avLst/>
@@ -1342,19 +1342,19 @@
               <w:jc w:val="left"/>
             </w:pPr>
             <w:r>
-              <w:t xml:space="preserve">5,805</w:t>
-            </w:r>
-          </w:p>
-        </w:tc>
-        <w:tc>
-          <w:tcPr/>
-          <w:p>
-            <w:pPr>
-              <w:pStyle w:val="Compact"/>
-              <w:jc w:val="left"/>
-            </w:pPr>
-            <w:r>
-              <w:t xml:space="preserve">60.5%</w:t>
+              <w:t xml:space="preserve">5,761</w:t>
+            </w:r>
+          </w:p>
+        </w:tc>
+        <w:tc>
+          <w:tcPr/>
+          <w:p>
+            <w:pPr>
+              <w:pStyle w:val="Compact"/>
+              <w:jc w:val="left"/>
+            </w:pPr>
+            <w:r>
+              <w:t xml:space="preserve">61.0%</w:t>
             </w:r>
           </w:p>
         </w:tc>
@@ -1392,19 +1392,19 @@
               <w:jc w:val="left"/>
             </w:pPr>
             <w:r>
-              <w:t xml:space="preserve">9,537</w:t>
-            </w:r>
-          </w:p>
-        </w:tc>
-        <w:tc>
-          <w:tcPr/>
-          <w:p>
-            <w:pPr>
-              <w:pStyle w:val="Compact"/>
-              <w:jc w:val="left"/>
-            </w:pPr>
-            <w:r>
-              <w:t xml:space="preserve">31.7%</w:t>
+              <w:t xml:space="preserve">9,552</w:t>
+            </w:r>
+          </w:p>
+        </w:tc>
+        <w:tc>
+          <w:tcPr/>
+          <w:p>
+            <w:pPr>
+              <w:pStyle w:val="Compact"/>
+              <w:jc w:val="left"/>
+            </w:pPr>
+            <w:r>
+              <w:t xml:space="preserve">31.2%</w:t>
             </w:r>
           </w:p>
         </w:tc>
@@ -1442,19 +1442,19 @@
               <w:jc w:val="left"/>
             </w:pPr>
             <w:r>
-              <w:t xml:space="preserve">9,220</w:t>
-            </w:r>
-          </w:p>
-        </w:tc>
-        <w:tc>
-          <w:tcPr/>
-          <w:p>
-            <w:pPr>
-              <w:pStyle w:val="Compact"/>
-              <w:jc w:val="left"/>
-            </w:pPr>
-            <w:r>
-              <w:t xml:space="preserve">20.8%</w:t>
+              <w:t xml:space="preserve">9,230</w:t>
+            </w:r>
+          </w:p>
+        </w:tc>
+        <w:tc>
+          <w:tcPr/>
+          <w:p>
+            <w:pPr>
+              <w:pStyle w:val="Compact"/>
+              <w:jc w:val="left"/>
+            </w:pPr>
+            <w:r>
+              <w:t xml:space="preserve">20.5%</w:t>
             </w:r>
           </w:p>
         </w:tc>
@@ -1492,19 +1492,19 @@
               <w:jc w:val="left"/>
             </w:pPr>
             <w:r>
-              <w:t xml:space="preserve">5,976</w:t>
-            </w:r>
-          </w:p>
-        </w:tc>
-        <w:tc>
-          <w:tcPr/>
-          <w:p>
-            <w:pPr>
-              <w:pStyle w:val="Compact"/>
-              <w:jc w:val="left"/>
-            </w:pPr>
-            <w:r>
-              <w:t xml:space="preserve">8.3%</w:t>
+              <w:t xml:space="preserve">5,995</w:t>
+            </w:r>
+          </w:p>
+        </w:tc>
+        <w:tc>
+          <w:tcPr/>
+          <w:p>
+            <w:pPr>
+              <w:pStyle w:val="Compact"/>
+              <w:jc w:val="left"/>
+            </w:pPr>
+            <w:r>
+              <w:t xml:space="preserve">8.0%</w:t>
             </w:r>
           </w:p>
         </w:tc>

--- a/TechnicalPaper/mtg-volatility-signal_technical-report.docx
+++ b/TechnicalPaper/mtg-volatility-signal_technical-report.docx
@@ -20,7 +20,7 @@
           <w:bCs/>
           <w:b/>
         </w:rPr>
-        <w:t xml:space="preserve">Snapshot 2026-10-23. By Cameraderie Cards. Informational only, not financial advice.</w:t>
+        <w:t xml:space="preserve">Snapshot 2026-10-24. By Cameraderie Cards. Informational only, not financial advice.</w:t>
       </w:r>
     </w:p>
     <w:p>
@@ -592,7 +592,7 @@
           <w:bCs/>
           <w:b/>
         </w:rPr>
-        <w:t xml:space="preserve">25.5%</w:t>
+        <w:t xml:space="preserve">25.8%</w:t>
       </w:r>
       <w:r>
         <w:t xml:space="preserve">.</w:t>
@@ -1058,7 +1058,7 @@
           <w:bCs/>
           <w:b/>
         </w:rPr>
-        <w:t xml:space="preserve">29.1%</w:t>
+        <w:t xml:space="preserve">29.5%</w:t>
       </w:r>
       <w:r>
         <w:t xml:space="preserve"> </w:t>
@@ -1074,7 +1074,7 @@
           <w:bCs/>
           <w:b/>
         </w:rPr>
-        <w:t xml:space="preserve">13.6%</w:t>
+        <w:t xml:space="preserve">13.8%</w:t>
       </w:r>
       <w:r>
         <w:t xml:space="preserve">, 6-month</w:t>
@@ -1087,7 +1087,7 @@
           <w:bCs/>
           <w:b/>
         </w:rPr>
-        <w:t xml:space="preserve">19.8%</w:t>
+        <w:t xml:space="preserve">20.0%</w:t>
       </w:r>
       <w:r>
         <w:t xml:space="preserve">).</w:t>
@@ -1342,19 +1342,19 @@
               <w:jc w:val="left"/>
             </w:pPr>
             <w:r>
-              <w:t xml:space="preserve">5,761</w:t>
-            </w:r>
-          </w:p>
-        </w:tc>
-        <w:tc>
-          <w:tcPr/>
-          <w:p>
-            <w:pPr>
-              <w:pStyle w:val="Compact"/>
-              <w:jc w:val="left"/>
-            </w:pPr>
-            <w:r>
-              <w:t xml:space="preserve">61.0%</w:t>
+              <w:t xml:space="preserve">5,724</w:t>
+            </w:r>
+          </w:p>
+        </w:tc>
+        <w:tc>
+          <w:tcPr/>
+          <w:p>
+            <w:pPr>
+              <w:pStyle w:val="Compact"/>
+              <w:jc w:val="left"/>
+            </w:pPr>
+            <w:r>
+              <w:t xml:space="preserve">60.7%</w:t>
             </w:r>
           </w:p>
         </w:tc>
@@ -1392,19 +1392,19 @@
               <w:jc w:val="left"/>
             </w:pPr>
             <w:r>
-              <w:t xml:space="preserve">9,552</w:t>
-            </w:r>
-          </w:p>
-        </w:tc>
-        <w:tc>
-          <w:tcPr/>
-          <w:p>
-            <w:pPr>
-              <w:pStyle w:val="Compact"/>
-              <w:jc w:val="left"/>
-            </w:pPr>
-            <w:r>
-              <w:t xml:space="preserve">31.2%</w:t>
+              <w:t xml:space="preserve">9,591</w:t>
+            </w:r>
+          </w:p>
+        </w:tc>
+        <w:tc>
+          <w:tcPr/>
+          <w:p>
+            <w:pPr>
+              <w:pStyle w:val="Compact"/>
+              <w:jc w:val="left"/>
+            </w:pPr>
+            <w:r>
+              <w:t xml:space="preserve">31.6%</w:t>
             </w:r>
           </w:p>
         </w:tc>
@@ -1442,19 +1442,19 @@
               <w:jc w:val="left"/>
             </w:pPr>
             <w:r>
-              <w:t xml:space="preserve">9,230</w:t>
-            </w:r>
-          </w:p>
-        </w:tc>
-        <w:tc>
-          <w:tcPr/>
-          <w:p>
-            <w:pPr>
-              <w:pStyle w:val="Compact"/>
-              <w:jc w:val="left"/>
-            </w:pPr>
-            <w:r>
-              <w:t xml:space="preserve">20.5%</w:t>
+              <w:t xml:space="preserve">9,295</w:t>
+            </w:r>
+          </w:p>
+        </w:tc>
+        <w:tc>
+          <w:tcPr/>
+          <w:p>
+            <w:pPr>
+              <w:pStyle w:val="Compact"/>
+              <w:jc w:val="left"/>
+            </w:pPr>
+            <w:r>
+              <w:t xml:space="preserve">20.7%</w:t>
             </w:r>
           </w:p>
         </w:tc>
@@ -1492,19 +1492,19 @@
               <w:jc w:val="left"/>
             </w:pPr>
             <w:r>
-              <w:t xml:space="preserve">5,995</w:t>
-            </w:r>
-          </w:p>
-        </w:tc>
-        <w:tc>
-          <w:tcPr/>
-          <w:p>
-            <w:pPr>
-              <w:pStyle w:val="Compact"/>
-              <w:jc w:val="left"/>
-            </w:pPr>
-            <w:r>
-              <w:t xml:space="preserve">8.0%</w:t>
+              <w:t xml:space="preserve">5,928</w:t>
+            </w:r>
+          </w:p>
+        </w:tc>
+        <w:tc>
+          <w:tcPr/>
+          <w:p>
+            <w:pPr>
+              <w:pStyle w:val="Compact"/>
+              <w:jc w:val="left"/>
+            </w:pPr>
+            <w:r>
+              <w:t xml:space="preserve">8.3%</w:t>
             </w:r>
           </w:p>
         </w:tc>

--- a/TechnicalPaper/mtg-volatility-signal_technical-report.docx
+++ b/TechnicalPaper/mtg-volatility-signal_technical-report.docx
@@ -20,7 +20,7 @@
           <w:bCs/>
           <w:b/>
         </w:rPr>
-        <w:t xml:space="preserve">Snapshot 2026-10-24. By Cameraderie Cards. Informational only, not financial advice.</w:t>
+        <w:t xml:space="preserve">Snapshot 2026-10-25. By Cameraderie Cards. Informational only, not financial advice.</w:t>
       </w:r>
     </w:p>
     <w:p>
@@ -592,7 +592,7 @@
           <w:bCs/>
           <w:b/>
         </w:rPr>
-        <w:t xml:space="preserve">25.8%</w:t>
+        <w:t xml:space="preserve">25.7%</w:t>
       </w:r>
       <w:r>
         <w:t xml:space="preserve">.</w:t>
@@ -1058,7 +1058,7 @@
           <w:bCs/>
           <w:b/>
         </w:rPr>
-        <w:t xml:space="preserve">29.5%</w:t>
+        <w:t xml:space="preserve">29.3%</w:t>
       </w:r>
       <w:r>
         <w:t xml:space="preserve"> </w:t>
@@ -1074,7 +1074,7 @@
           <w:bCs/>
           <w:b/>
         </w:rPr>
-        <w:t xml:space="preserve">13.8%</w:t>
+        <w:t xml:space="preserve">13.7%</w:t>
       </w:r>
       <w:r>
         <w:t xml:space="preserve">, 6-month</w:t>
@@ -1087,7 +1087,7 @@
           <w:bCs/>
           <w:b/>
         </w:rPr>
-        <w:t xml:space="preserve">20.0%</w:t>
+        <w:t xml:space="preserve">19.9%</w:t>
       </w:r>
       <w:r>
         <w:t xml:space="preserve">).</w:t>
@@ -1100,7 +1100,7 @@
       <w:r>
         <w:drawing>
           <wp:inline>
-            <wp:extent cx="5334000" cy="2938665"/>
+            <wp:extent cx="5334000" cy="2961370"/>
             <wp:effectExtent b="0" l="0" r="0" t="0"/>
             <wp:docPr descr="Forward range" title="" id="36" name="Picture"/>
             <a:graphic>
@@ -1121,7 +1121,7 @@
                   <pic:spPr bwMode="auto">
                     <a:xfrm>
                       <a:off x="0" y="0"/>
-                      <a:ext cx="5334000" cy="2938665"/>
+                      <a:ext cx="5334000" cy="2961370"/>
                     </a:xfrm>
                     <a:prstGeom prst="rect">
                       <a:avLst/>
@@ -1342,19 +1342,19 @@
               <w:jc w:val="left"/>
             </w:pPr>
             <w:r>
-              <w:t xml:space="preserve">5,724</w:t>
-            </w:r>
-          </w:p>
-        </w:tc>
-        <w:tc>
-          <w:tcPr/>
-          <w:p>
-            <w:pPr>
-              <w:pStyle w:val="Compact"/>
-              <w:jc w:val="left"/>
-            </w:pPr>
-            <w:r>
-              <w:t xml:space="preserve">60.7%</w:t>
+              <w:t xml:space="preserve">5,745</w:t>
+            </w:r>
+          </w:p>
+        </w:tc>
+        <w:tc>
+          <w:tcPr/>
+          <w:p>
+            <w:pPr>
+              <w:pStyle w:val="Compact"/>
+              <w:jc w:val="left"/>
+            </w:pPr>
+            <w:r>
+              <w:t xml:space="preserve">60.1%</w:t>
             </w:r>
           </w:p>
         </w:tc>
@@ -1392,19 +1392,19 @@
               <w:jc w:val="left"/>
             </w:pPr>
             <w:r>
-              <w:t xml:space="preserve">9,591</w:t>
-            </w:r>
-          </w:p>
-        </w:tc>
-        <w:tc>
-          <w:tcPr/>
-          <w:p>
-            <w:pPr>
-              <w:pStyle w:val="Compact"/>
-              <w:jc w:val="left"/>
-            </w:pPr>
-            <w:r>
-              <w:t xml:space="preserve">31.6%</w:t>
+              <w:t xml:space="preserve">9,592</w:t>
+            </w:r>
+          </w:p>
+        </w:tc>
+        <w:tc>
+          <w:tcPr/>
+          <w:p>
+            <w:pPr>
+              <w:pStyle w:val="Compact"/>
+              <w:jc w:val="left"/>
+            </w:pPr>
+            <w:r>
+              <w:t xml:space="preserve">31.1%</w:t>
             </w:r>
           </w:p>
         </w:tc>
@@ -1442,19 +1442,19 @@
               <w:jc w:val="left"/>
             </w:pPr>
             <w:r>
-              <w:t xml:space="preserve">9,295</w:t>
-            </w:r>
-          </w:p>
-        </w:tc>
-        <w:tc>
-          <w:tcPr/>
-          <w:p>
-            <w:pPr>
-              <w:pStyle w:val="Compact"/>
-              <w:jc w:val="left"/>
-            </w:pPr>
-            <w:r>
-              <w:t xml:space="preserve">20.7%</w:t>
+              <w:t xml:space="preserve">9,261</w:t>
+            </w:r>
+          </w:p>
+        </w:tc>
+        <w:tc>
+          <w:tcPr/>
+          <w:p>
+            <w:pPr>
+              <w:pStyle w:val="Compact"/>
+              <w:jc w:val="left"/>
+            </w:pPr>
+            <w:r>
+              <w:t xml:space="preserve">20.6%</w:t>
             </w:r>
           </w:p>
         </w:tc>
@@ -1492,19 +1492,19 @@
               <w:jc w:val="left"/>
             </w:pPr>
             <w:r>
-              <w:t xml:space="preserve">5,928</w:t>
-            </w:r>
-          </w:p>
-        </w:tc>
-        <w:tc>
-          <w:tcPr/>
-          <w:p>
-            <w:pPr>
-              <w:pStyle w:val="Compact"/>
-              <w:jc w:val="left"/>
-            </w:pPr>
-            <w:r>
-              <w:t xml:space="preserve">8.3%</w:t>
+              <w:t xml:space="preserve">5,940</w:t>
+            </w:r>
+          </w:p>
+        </w:tc>
+        <w:tc>
+          <w:tcPr/>
+          <w:p>
+            <w:pPr>
+              <w:pStyle w:val="Compact"/>
+              <w:jc w:val="left"/>
+            </w:pPr>
+            <w:r>
+              <w:t xml:space="preserve">8.5%</w:t>
             </w:r>
           </w:p>
         </w:tc>

--- a/TechnicalPaper/mtg-volatility-signal_technical-report.docx
+++ b/TechnicalPaper/mtg-volatility-signal_technical-report.docx
@@ -20,7 +20,7 @@
           <w:bCs/>
           <w:b/>
         </w:rPr>
-        <w:t xml:space="preserve">Snapshot 2026-10-25. By Cameraderie Cards. Informational only, not financial advice.</w:t>
+        <w:t xml:space="preserve">Snapshot 2026-10-26. By Cameraderie Cards. Informational only, not financial advice.</w:t>
       </w:r>
     </w:p>
     <w:p>
@@ -592,7 +592,7 @@
           <w:bCs/>
           <w:b/>
         </w:rPr>
-        <w:t xml:space="preserve">25.7%</w:t>
+        <w:t xml:space="preserve">25.8%</w:t>
       </w:r>
       <w:r>
         <w:t xml:space="preserve">.</w:t>
@@ -1058,7 +1058,7 @@
           <w:bCs/>
           <w:b/>
         </w:rPr>
-        <w:t xml:space="preserve">29.3%</w:t>
+        <w:t xml:space="preserve">29.4%</w:t>
       </w:r>
       <w:r>
         <w:t xml:space="preserve"> </w:t>
@@ -1087,7 +1087,7 @@
           <w:bCs/>
           <w:b/>
         </w:rPr>
-        <w:t xml:space="preserve">19.9%</w:t>
+        <w:t xml:space="preserve">20.0%</w:t>
       </w:r>
       <w:r>
         <w:t xml:space="preserve">).</w:t>
@@ -1100,7 +1100,7 @@
       <w:r>
         <w:drawing>
           <wp:inline>
-            <wp:extent cx="5334000" cy="2961370"/>
+            <wp:extent cx="5334000" cy="3007849"/>
             <wp:effectExtent b="0" l="0" r="0" t="0"/>
             <wp:docPr descr="Forward range" title="" id="36" name="Picture"/>
             <a:graphic>
@@ -1121,7 +1121,7 @@
                   <pic:spPr bwMode="auto">
                     <a:xfrm>
                       <a:off x="0" y="0"/>
-                      <a:ext cx="5334000" cy="2961370"/>
+                      <a:ext cx="5334000" cy="3007849"/>
                     </a:xfrm>
                     <a:prstGeom prst="rect">
                       <a:avLst/>
@@ -1342,19 +1342,19 @@
               <w:jc w:val="left"/>
             </w:pPr>
             <w:r>
-              <w:t xml:space="preserve">5,745</w:t>
-            </w:r>
-          </w:p>
-        </w:tc>
-        <w:tc>
-          <w:tcPr/>
-          <w:p>
-            <w:pPr>
-              <w:pStyle w:val="Compact"/>
-              <w:jc w:val="left"/>
-            </w:pPr>
-            <w:r>
-              <w:t xml:space="preserve">60.1%</w:t>
+              <w:t xml:space="preserve">5,738</w:t>
+            </w:r>
+          </w:p>
+        </w:tc>
+        <w:tc>
+          <w:tcPr/>
+          <w:p>
+            <w:pPr>
+              <w:pStyle w:val="Compact"/>
+              <w:jc w:val="left"/>
+            </w:pPr>
+            <w:r>
+              <w:t xml:space="preserve">60.9%</w:t>
             </w:r>
           </w:p>
         </w:tc>
@@ -1392,19 +1392,19 @@
               <w:jc w:val="left"/>
             </w:pPr>
             <w:r>
-              <w:t xml:space="preserve">9,592</w:t>
-            </w:r>
-          </w:p>
-        </w:tc>
-        <w:tc>
-          <w:tcPr/>
-          <w:p>
-            <w:pPr>
-              <w:pStyle w:val="Compact"/>
-              <w:jc w:val="left"/>
-            </w:pPr>
-            <w:r>
-              <w:t xml:space="preserve">31.1%</w:t>
+              <w:t xml:space="preserve">9,571</w:t>
+            </w:r>
+          </w:p>
+        </w:tc>
+        <w:tc>
+          <w:tcPr/>
+          <w:p>
+            <w:pPr>
+              <w:pStyle w:val="Compact"/>
+              <w:jc w:val="left"/>
+            </w:pPr>
+            <w:r>
+              <w:t xml:space="preserve">31.4%</w:t>
             </w:r>
           </w:p>
         </w:tc>
@@ -1442,19 +1442,19 @@
               <w:jc w:val="left"/>
             </w:pPr>
             <w:r>
-              <w:t xml:space="preserve">9,261</w:t>
-            </w:r>
-          </w:p>
-        </w:tc>
-        <w:tc>
-          <w:tcPr/>
-          <w:p>
-            <w:pPr>
-              <w:pStyle w:val="Compact"/>
-              <w:jc w:val="left"/>
-            </w:pPr>
-            <w:r>
-              <w:t xml:space="preserve">20.6%</w:t>
+              <w:t xml:space="preserve">9,328</w:t>
+            </w:r>
+          </w:p>
+        </w:tc>
+        <w:tc>
+          <w:tcPr/>
+          <w:p>
+            <w:pPr>
+              <w:pStyle w:val="Compact"/>
+              <w:jc w:val="left"/>
+            </w:pPr>
+            <w:r>
+              <w:t xml:space="preserve">20.8%</w:t>
             </w:r>
           </w:p>
         </w:tc>
@@ -1492,19 +1492,19 @@
               <w:jc w:val="left"/>
             </w:pPr>
             <w:r>
-              <w:t xml:space="preserve">5,940</w:t>
-            </w:r>
-          </w:p>
-        </w:tc>
-        <w:tc>
-          <w:tcPr/>
-          <w:p>
-            <w:pPr>
-              <w:pStyle w:val="Compact"/>
-              <w:jc w:val="left"/>
-            </w:pPr>
-            <w:r>
-              <w:t xml:space="preserve">8.5%</w:t>
+              <w:t xml:space="preserve">5,901</w:t>
+            </w:r>
+          </w:p>
+        </w:tc>
+        <w:tc>
+          <w:tcPr/>
+          <w:p>
+            <w:pPr>
+              <w:pStyle w:val="Compact"/>
+              <w:jc w:val="left"/>
+            </w:pPr>
+            <w:r>
+              <w:t xml:space="preserve">8.4%</w:t>
             </w:r>
           </w:p>
         </w:tc>

--- a/TechnicalPaper/mtg-volatility-signal_technical-report.docx
+++ b/TechnicalPaper/mtg-volatility-signal_technical-report.docx
@@ -20,7 +20,7 @@
           <w:bCs/>
           <w:b/>
         </w:rPr>
-        <w:t xml:space="preserve">Snapshot 2026-10-26. By Cameraderie Cards. Informational only, not financial advice.</w:t>
+        <w:t xml:space="preserve">Snapshot 2026-10-27. By Cameraderie Cards. Informational only, not financial advice.</w:t>
       </w:r>
     </w:p>
     <w:p>
@@ -1058,7 +1058,7 @@
           <w:bCs/>
           <w:b/>
         </w:rPr>
-        <w:t xml:space="preserve">29.4%</w:t>
+        <w:t xml:space="preserve">29.5%</w:t>
       </w:r>
       <w:r>
         <w:t xml:space="preserve"> </w:t>
@@ -1074,7 +1074,7 @@
           <w:bCs/>
           <w:b/>
         </w:rPr>
-        <w:t xml:space="preserve">13.7%</w:t>
+        <w:t xml:space="preserve">13.8%</w:t>
       </w:r>
       <w:r>
         <w:t xml:space="preserve">, 6-month</w:t>
@@ -1100,7 +1100,7 @@
       <w:r>
         <w:drawing>
           <wp:inline>
-            <wp:extent cx="5334000" cy="3007849"/>
+            <wp:extent cx="5334000" cy="2984429"/>
             <wp:effectExtent b="0" l="0" r="0" t="0"/>
             <wp:docPr descr="Forward range" title="" id="36" name="Picture"/>
             <a:graphic>
@@ -1121,7 +1121,7 @@
                   <pic:spPr bwMode="auto">
                     <a:xfrm>
                       <a:off x="0" y="0"/>
-                      <a:ext cx="5334000" cy="3007849"/>
+                      <a:ext cx="5334000" cy="2984429"/>
                     </a:xfrm>
                     <a:prstGeom prst="rect">
                       <a:avLst/>
@@ -1342,19 +1342,19 @@
               <w:jc w:val="left"/>
             </w:pPr>
             <w:r>
-              <w:t xml:space="preserve">5,738</w:t>
-            </w:r>
-          </w:p>
-        </w:tc>
-        <w:tc>
-          <w:tcPr/>
-          <w:p>
-            <w:pPr>
-              <w:pStyle w:val="Compact"/>
-              <w:jc w:val="left"/>
-            </w:pPr>
-            <w:r>
-              <w:t xml:space="preserve">60.9%</w:t>
+              <w:t xml:space="preserve">5,772</w:t>
+            </w:r>
+          </w:p>
+        </w:tc>
+        <w:tc>
+          <w:tcPr/>
+          <w:p>
+            <w:pPr>
+              <w:pStyle w:val="Compact"/>
+              <w:jc w:val="left"/>
+            </w:pPr>
+            <w:r>
+              <w:t xml:space="preserve">61.2%</w:t>
             </w:r>
           </w:p>
         </w:tc>
@@ -1392,7 +1392,7 @@
               <w:jc w:val="left"/>
             </w:pPr>
             <w:r>
-              <w:t xml:space="preserve">9,571</w:t>
+              <w:t xml:space="preserve">9,555</w:t>
             </w:r>
           </w:p>
         </w:tc>
@@ -1442,7 +1442,7 @@
               <w:jc w:val="left"/>
             </w:pPr>
             <w:r>
-              <w:t xml:space="preserve">9,328</w:t>
+              <w:t xml:space="preserve">9,276</w:t>
             </w:r>
           </w:p>
         </w:tc>
@@ -1492,19 +1492,19 @@
               <w:jc w:val="left"/>
             </w:pPr>
             <w:r>
-              <w:t xml:space="preserve">5,901</w:t>
-            </w:r>
-          </w:p>
-        </w:tc>
-        <w:tc>
-          <w:tcPr/>
-          <w:p>
-            <w:pPr>
-              <w:pStyle w:val="Compact"/>
-              <w:jc w:val="left"/>
-            </w:pPr>
-            <w:r>
-              <w:t xml:space="preserve">8.4%</w:t>
+              <w:t xml:space="preserve">5,935</w:t>
+            </w:r>
+          </w:p>
+        </w:tc>
+        <w:tc>
+          <w:tcPr/>
+          <w:p>
+            <w:pPr>
+              <w:pStyle w:val="Compact"/>
+              <w:jc w:val="left"/>
+            </w:pPr>
+            <w:r>
+              <w:t xml:space="preserve">8.3%</w:t>
             </w:r>
           </w:p>
         </w:tc>

--- a/TechnicalPaper/mtg-volatility-signal_technical-report.docx
+++ b/TechnicalPaper/mtg-volatility-signal_technical-report.docx
@@ -20,7 +20,7 @@
           <w:bCs/>
           <w:b/>
         </w:rPr>
-        <w:t xml:space="preserve">Snapshot 2026-10-27. By Cameraderie Cards. Informational only, not financial advice.</w:t>
+        <w:t xml:space="preserve">Snapshot 2026-10-28. By Cameraderie Cards. Informational only, not financial advice.</w:t>
       </w:r>
     </w:p>
     <w:p>
@@ -1100,7 +1100,7 @@
       <w:r>
         <w:drawing>
           <wp:inline>
-            <wp:extent cx="5334000" cy="2984429"/>
+            <wp:extent cx="5334000" cy="3007849"/>
             <wp:effectExtent b="0" l="0" r="0" t="0"/>
             <wp:docPr descr="Forward range" title="" id="36" name="Picture"/>
             <a:graphic>
@@ -1121,7 +1121,7 @@
                   <pic:spPr bwMode="auto">
                     <a:xfrm>
                       <a:off x="0" y="0"/>
-                      <a:ext cx="5334000" cy="2984429"/>
+                      <a:ext cx="5334000" cy="3007849"/>
                     </a:xfrm>
                     <a:prstGeom prst="rect">
                       <a:avLst/>
@@ -1342,19 +1342,19 @@
               <w:jc w:val="left"/>
             </w:pPr>
             <w:r>
-              <w:t xml:space="preserve">5,772</w:t>
-            </w:r>
-          </w:p>
-        </w:tc>
-        <w:tc>
-          <w:tcPr/>
-          <w:p>
-            <w:pPr>
-              <w:pStyle w:val="Compact"/>
-              <w:jc w:val="left"/>
-            </w:pPr>
-            <w:r>
-              <w:t xml:space="preserve">61.2%</w:t>
+              <w:t xml:space="preserve">5,777</w:t>
+            </w:r>
+          </w:p>
+        </w:tc>
+        <w:tc>
+          <w:tcPr/>
+          <w:p>
+            <w:pPr>
+              <w:pStyle w:val="Compact"/>
+              <w:jc w:val="left"/>
+            </w:pPr>
+            <w:r>
+              <w:t xml:space="preserve">60.9%</w:t>
             </w:r>
           </w:p>
         </w:tc>
@@ -1392,19 +1392,19 @@
               <w:jc w:val="left"/>
             </w:pPr>
             <w:r>
-              <w:t xml:space="preserve">9,555</w:t>
-            </w:r>
-          </w:p>
-        </w:tc>
-        <w:tc>
-          <w:tcPr/>
-          <w:p>
-            <w:pPr>
-              <w:pStyle w:val="Compact"/>
-              <w:jc w:val="left"/>
-            </w:pPr>
-            <w:r>
-              <w:t xml:space="preserve">31.4%</w:t>
+              <w:t xml:space="preserve">9,569</w:t>
+            </w:r>
+          </w:p>
+        </w:tc>
+        <w:tc>
+          <w:tcPr/>
+          <w:p>
+            <w:pPr>
+              <w:pStyle w:val="Compact"/>
+              <w:jc w:val="left"/>
+            </w:pPr>
+            <w:r>
+              <w:t xml:space="preserve">31.5%</w:t>
             </w:r>
           </w:p>
         </w:tc>
@@ -1442,7 +1442,7 @@
               <w:jc w:val="left"/>
             </w:pPr>
             <w:r>
-              <w:t xml:space="preserve">9,276</w:t>
+              <w:t xml:space="preserve">9,203</w:t>
             </w:r>
           </w:p>
         </w:tc>
@@ -1492,19 +1492,19 @@
               <w:jc w:val="left"/>
             </w:pPr>
             <w:r>
-              <w:t xml:space="preserve">5,935</w:t>
-            </w:r>
-          </w:p>
-        </w:tc>
-        <w:tc>
-          <w:tcPr/>
-          <w:p>
-            <w:pPr>
-              <w:pStyle w:val="Compact"/>
-              <w:jc w:val="left"/>
-            </w:pPr>
-            <w:r>
-              <w:t xml:space="preserve">8.3%</w:t>
+              <w:t xml:space="preserve">5,989</w:t>
+            </w:r>
+          </w:p>
+        </w:tc>
+        <w:tc>
+          <w:tcPr/>
+          <w:p>
+            <w:pPr>
+              <w:pStyle w:val="Compact"/>
+              <w:jc w:val="left"/>
+            </w:pPr>
+            <w:r>
+              <w:t xml:space="preserve">8.2%</w:t>
             </w:r>
           </w:p>
         </w:tc>

--- a/TechnicalPaper/mtg-volatility-signal_technical-report.docx
+++ b/TechnicalPaper/mtg-volatility-signal_technical-report.docx
@@ -20,7 +20,7 @@
           <w:bCs/>
           <w:b/>
         </w:rPr>
-        <w:t xml:space="preserve">Snapshot 2026-10-28. By Cameraderie Cards. Informational only, not financial advice.</w:t>
+        <w:t xml:space="preserve">Snapshot 2026-10-29. By Cameraderie Cards. Informational only, not financial advice.</w:t>
       </w:r>
     </w:p>
     <w:p>
@@ -592,7 +592,7 @@
           <w:bCs/>
           <w:b/>
         </w:rPr>
-        <w:t xml:space="preserve">25.8%</w:t>
+        <w:t xml:space="preserve">26.0%</w:t>
       </w:r>
       <w:r>
         <w:t xml:space="preserve">.</w:t>
@@ -1058,7 +1058,7 @@
           <w:bCs/>
           <w:b/>
         </w:rPr>
-        <w:t xml:space="preserve">29.5%</w:t>
+        <w:t xml:space="preserve">29.8%</w:t>
       </w:r>
       <w:r>
         <w:t xml:space="preserve"> </w:t>
@@ -1074,7 +1074,7 @@
           <w:bCs/>
           <w:b/>
         </w:rPr>
-        <w:t xml:space="preserve">13.8%</w:t>
+        <w:t xml:space="preserve">13.9%</w:t>
       </w:r>
       <w:r>
         <w:t xml:space="preserve">, 6-month</w:t>
@@ -1087,7 +1087,7 @@
           <w:bCs/>
           <w:b/>
         </w:rPr>
-        <w:t xml:space="preserve">20.0%</w:t>
+        <w:t xml:space="preserve">20.2%</w:t>
       </w:r>
       <w:r>
         <w:t xml:space="preserve">).</w:t>
@@ -1100,7 +1100,7 @@
       <w:r>
         <w:drawing>
           <wp:inline>
-            <wp:extent cx="5334000" cy="3007849"/>
+            <wp:extent cx="5334000" cy="2938665"/>
             <wp:effectExtent b="0" l="0" r="0" t="0"/>
             <wp:docPr descr="Forward range" title="" id="36" name="Picture"/>
             <a:graphic>
@@ -1121,7 +1121,7 @@
                   <pic:spPr bwMode="auto">
                     <a:xfrm>
                       <a:off x="0" y="0"/>
-                      <a:ext cx="5334000" cy="3007849"/>
+                      <a:ext cx="5334000" cy="2938665"/>
                     </a:xfrm>
                     <a:prstGeom prst="rect">
                       <a:avLst/>
@@ -1342,19 +1342,19 @@
               <w:jc w:val="left"/>
             </w:pPr>
             <w:r>
-              <w:t xml:space="preserve">5,777</w:t>
-            </w:r>
-          </w:p>
-        </w:tc>
-        <w:tc>
-          <w:tcPr/>
-          <w:p>
-            <w:pPr>
-              <w:pStyle w:val="Compact"/>
-              <w:jc w:val="left"/>
-            </w:pPr>
-            <w:r>
-              <w:t xml:space="preserve">60.9%</w:t>
+              <w:t xml:space="preserve">5,797</w:t>
+            </w:r>
+          </w:p>
+        </w:tc>
+        <w:tc>
+          <w:tcPr/>
+          <w:p>
+            <w:pPr>
+              <w:pStyle w:val="Compact"/>
+              <w:jc w:val="left"/>
+            </w:pPr>
+            <w:r>
+              <w:t xml:space="preserve">60.8%</w:t>
             </w:r>
           </w:p>
         </w:tc>
@@ -1392,19 +1392,19 @@
               <w:jc w:val="left"/>
             </w:pPr>
             <w:r>
-              <w:t xml:space="preserve">9,569</w:t>
-            </w:r>
-          </w:p>
-        </w:tc>
-        <w:tc>
-          <w:tcPr/>
-          <w:p>
-            <w:pPr>
-              <w:pStyle w:val="Compact"/>
-              <w:jc w:val="left"/>
-            </w:pPr>
-            <w:r>
-              <w:t xml:space="preserve">31.5%</w:t>
+              <w:t xml:space="preserve">9,557</w:t>
+            </w:r>
+          </w:p>
+        </w:tc>
+        <w:tc>
+          <w:tcPr/>
+          <w:p>
+            <w:pPr>
+              <w:pStyle w:val="Compact"/>
+              <w:jc w:val="left"/>
+            </w:pPr>
+            <w:r>
+              <w:t xml:space="preserve">31.7%</w:t>
             </w:r>
           </w:p>
         </w:tc>
@@ -1442,7 +1442,7 @@
               <w:jc w:val="left"/>
             </w:pPr>
             <w:r>
-              <w:t xml:space="preserve">9,203</w:t>
+              <w:t xml:space="preserve">9,214</w:t>
             </w:r>
           </w:p>
         </w:tc>
@@ -1492,19 +1492,19 @@
               <w:jc w:val="left"/>
             </w:pPr>
             <w:r>
-              <w:t xml:space="preserve">5,989</w:t>
-            </w:r>
-          </w:p>
-        </w:tc>
-        <w:tc>
-          <w:tcPr/>
-          <w:p>
-            <w:pPr>
-              <w:pStyle w:val="Compact"/>
-              <w:jc w:val="left"/>
-            </w:pPr>
-            <w:r>
-              <w:t xml:space="preserve">8.2%</w:t>
+              <w:t xml:space="preserve">5,970</w:t>
+            </w:r>
+          </w:p>
+        </w:tc>
+        <w:tc>
+          <w:tcPr/>
+          <w:p>
+            <w:pPr>
+              <w:pStyle w:val="Compact"/>
+              <w:jc w:val="left"/>
+            </w:pPr>
+            <w:r>
+              <w:t xml:space="preserve">8.3%</w:t>
             </w:r>
           </w:p>
         </w:tc>

--- a/TechnicalPaper/mtg-volatility-signal_technical-report.docx
+++ b/TechnicalPaper/mtg-volatility-signal_technical-report.docx
@@ -20,7 +20,7 @@
           <w:bCs/>
           <w:b/>
         </w:rPr>
-        <w:t xml:space="preserve">Snapshot 2026-10-29. By Cameraderie Cards. Informational only, not financial advice.</w:t>
+        <w:t xml:space="preserve">Snapshot 2026-10-30. By Cameraderie Cards. Informational only, not financial advice.</w:t>
       </w:r>
     </w:p>
     <w:p>
@@ -592,7 +592,7 @@
           <w:bCs/>
           <w:b/>
         </w:rPr>
-        <w:t xml:space="preserve">26.0%</w:t>
+        <w:t xml:space="preserve">25.5%</w:t>
       </w:r>
       <w:r>
         <w:t xml:space="preserve">.</w:t>
@@ -1058,7 +1058,7 @@
           <w:bCs/>
           <w:b/>
         </w:rPr>
-        <w:t xml:space="preserve">29.8%</w:t>
+        <w:t xml:space="preserve">29.1%</w:t>
       </w:r>
       <w:r>
         <w:t xml:space="preserve"> </w:t>
@@ -1074,7 +1074,7 @@
           <w:bCs/>
           <w:b/>
         </w:rPr>
-        <w:t xml:space="preserve">13.9%</w:t>
+        <w:t xml:space="preserve">13.6%</w:t>
       </w:r>
       <w:r>
         <w:t xml:space="preserve">, 6-month</w:t>
@@ -1087,7 +1087,7 @@
           <w:bCs/>
           <w:b/>
         </w:rPr>
-        <w:t xml:space="preserve">20.2%</w:t>
+        <w:t xml:space="preserve">19.8%</w:t>
       </w:r>
       <w:r>
         <w:t xml:space="preserve">).</w:t>
@@ -1342,19 +1342,19 @@
               <w:jc w:val="left"/>
             </w:pPr>
             <w:r>
-              <w:t xml:space="preserve">5,797</w:t>
-            </w:r>
-          </w:p>
-        </w:tc>
-        <w:tc>
-          <w:tcPr/>
-          <w:p>
-            <w:pPr>
-              <w:pStyle w:val="Compact"/>
-              <w:jc w:val="left"/>
-            </w:pPr>
-            <w:r>
-              <w:t xml:space="preserve">60.8%</w:t>
+              <w:t xml:space="preserve">5,750</w:t>
+            </w:r>
+          </w:p>
+        </w:tc>
+        <w:tc>
+          <w:tcPr/>
+          <w:p>
+            <w:pPr>
+              <w:pStyle w:val="Compact"/>
+              <w:jc w:val="left"/>
+            </w:pPr>
+            <w:r>
+              <w:t xml:space="preserve">61.1%</w:t>
             </w:r>
           </w:p>
         </w:tc>
@@ -1392,19 +1392,19 @@
               <w:jc w:val="left"/>
             </w:pPr>
             <w:r>
-              <w:t xml:space="preserve">9,557</w:t>
-            </w:r>
-          </w:p>
-        </w:tc>
-        <w:tc>
-          <w:tcPr/>
-          <w:p>
-            <w:pPr>
-              <w:pStyle w:val="Compact"/>
-              <w:jc w:val="left"/>
-            </w:pPr>
-            <w:r>
-              <w:t xml:space="preserve">31.7%</w:t>
+              <w:t xml:space="preserve">9,550</w:t>
+            </w:r>
+          </w:p>
+        </w:tc>
+        <w:tc>
+          <w:tcPr/>
+          <w:p>
+            <w:pPr>
+              <w:pStyle w:val="Compact"/>
+              <w:jc w:val="left"/>
+            </w:pPr>
+            <w:r>
+              <w:t xml:space="preserve">31.2%</w:t>
             </w:r>
           </w:p>
         </w:tc>
@@ -1442,19 +1442,19 @@
               <w:jc w:val="left"/>
             </w:pPr>
             <w:r>
-              <w:t xml:space="preserve">9,214</w:t>
-            </w:r>
-          </w:p>
-        </w:tc>
-        <w:tc>
-          <w:tcPr/>
-          <w:p>
-            <w:pPr>
-              <w:pStyle w:val="Compact"/>
-              <w:jc w:val="left"/>
-            </w:pPr>
-            <w:r>
-              <w:t xml:space="preserve">20.8%</w:t>
+              <w:t xml:space="preserve">9,253</w:t>
+            </w:r>
+          </w:p>
+        </w:tc>
+        <w:tc>
+          <w:tcPr/>
+          <w:p>
+            <w:pPr>
+              <w:pStyle w:val="Compact"/>
+              <w:jc w:val="left"/>
+            </w:pPr>
+            <w:r>
+              <w:t xml:space="preserve">20.5%</w:t>
             </w:r>
           </w:p>
         </w:tc>
@@ -1492,19 +1492,19 @@
               <w:jc w:val="left"/>
             </w:pPr>
             <w:r>
-              <w:t xml:space="preserve">5,970</w:t>
-            </w:r>
-          </w:p>
-        </w:tc>
-        <w:tc>
-          <w:tcPr/>
-          <w:p>
-            <w:pPr>
-              <w:pStyle w:val="Compact"/>
-              <w:jc w:val="left"/>
-            </w:pPr>
-            <w:r>
-              <w:t xml:space="preserve">8.3%</w:t>
+              <w:t xml:space="preserve">5,985</w:t>
+            </w:r>
+          </w:p>
+        </w:tc>
+        <w:tc>
+          <w:tcPr/>
+          <w:p>
+            <w:pPr>
+              <w:pStyle w:val="Compact"/>
+              <w:jc w:val="left"/>
+            </w:pPr>
+            <w:r>
+              <w:t xml:space="preserve">8.0%</w:t>
             </w:r>
           </w:p>
         </w:tc>

--- a/TechnicalPaper/mtg-volatility-signal_technical-report.docx
+++ b/TechnicalPaper/mtg-volatility-signal_technical-report.docx
@@ -20,7 +20,7 @@
           <w:bCs/>
           <w:b/>
         </w:rPr>
-        <w:t xml:space="preserve">Snapshot 2026-10-30. By Cameraderie Cards. Informational only, not financial advice.</w:t>
+        <w:t xml:space="preserve">Snapshot 2026-10-31. By Cameraderie Cards. Informational only, not financial advice.</w:t>
       </w:r>
     </w:p>
     <w:p>
@@ -592,7 +592,7 @@
           <w:bCs/>
           <w:b/>
         </w:rPr>
-        <w:t xml:space="preserve">25.5%</w:t>
+        <w:t xml:space="preserve">25.9%</w:t>
       </w:r>
       <w:r>
         <w:t xml:space="preserve">.</w:t>
@@ -1058,7 +1058,7 @@
           <w:bCs/>
           <w:b/>
         </w:rPr>
-        <w:t xml:space="preserve">29.1%</w:t>
+        <w:t xml:space="preserve">29.5%</w:t>
       </w:r>
       <w:r>
         <w:t xml:space="preserve"> </w:t>
@@ -1074,7 +1074,7 @@
           <w:bCs/>
           <w:b/>
         </w:rPr>
-        <w:t xml:space="preserve">13.6%</w:t>
+        <w:t xml:space="preserve">13.8%</w:t>
       </w:r>
       <w:r>
         <w:t xml:space="preserve">, 6-month</w:t>
@@ -1087,7 +1087,7 @@
           <w:bCs/>
           <w:b/>
         </w:rPr>
-        <w:t xml:space="preserve">19.8%</w:t>
+        <w:t xml:space="preserve">20.1%</w:t>
       </w:r>
       <w:r>
         <w:t xml:space="preserve">).</w:t>
@@ -1100,7 +1100,7 @@
       <w:r>
         <w:drawing>
           <wp:inline>
-            <wp:extent cx="5334000" cy="2938665"/>
+            <wp:extent cx="5334000" cy="2981113"/>
             <wp:effectExtent b="0" l="0" r="0" t="0"/>
             <wp:docPr descr="Forward range" title="" id="36" name="Picture"/>
             <a:graphic>
@@ -1121,7 +1121,7 @@
                   <pic:spPr bwMode="auto">
                     <a:xfrm>
                       <a:off x="0" y="0"/>
-                      <a:ext cx="5334000" cy="2938665"/>
+                      <a:ext cx="5334000" cy="2981113"/>
                     </a:xfrm>
                     <a:prstGeom prst="rect">
                       <a:avLst/>
@@ -1342,19 +1342,19 @@
               <w:jc w:val="left"/>
             </w:pPr>
             <w:r>
-              <w:t xml:space="preserve">5,750</w:t>
-            </w:r>
-          </w:p>
-        </w:tc>
-        <w:tc>
-          <w:tcPr/>
-          <w:p>
-            <w:pPr>
-              <w:pStyle w:val="Compact"/>
-              <w:jc w:val="left"/>
-            </w:pPr>
-            <w:r>
-              <w:t xml:space="preserve">61.1%</w:t>
+              <w:t xml:space="preserve">5,726</w:t>
+            </w:r>
+          </w:p>
+        </w:tc>
+        <w:tc>
+          <w:tcPr/>
+          <w:p>
+            <w:pPr>
+              <w:pStyle w:val="Compact"/>
+              <w:jc w:val="left"/>
+            </w:pPr>
+            <w:r>
+              <w:t xml:space="preserve">60.9%</w:t>
             </w:r>
           </w:p>
         </w:tc>
@@ -1392,19 +1392,19 @@
               <w:jc w:val="left"/>
             </w:pPr>
             <w:r>
-              <w:t xml:space="preserve">9,550</w:t>
-            </w:r>
-          </w:p>
-        </w:tc>
-        <w:tc>
-          <w:tcPr/>
-          <w:p>
-            <w:pPr>
-              <w:pStyle w:val="Compact"/>
-              <w:jc w:val="left"/>
-            </w:pPr>
-            <w:r>
-              <w:t xml:space="preserve">31.2%</w:t>
+              <w:t xml:space="preserve">9,585</w:t>
+            </w:r>
+          </w:p>
+        </w:tc>
+        <w:tc>
+          <w:tcPr/>
+          <w:p>
+            <w:pPr>
+              <w:pStyle w:val="Compact"/>
+              <w:jc w:val="left"/>
+            </w:pPr>
+            <w:r>
+              <w:t xml:space="preserve">31.6%</w:t>
             </w:r>
           </w:p>
         </w:tc>
@@ -1442,19 +1442,19 @@
               <w:jc w:val="left"/>
             </w:pPr>
             <w:r>
-              <w:t xml:space="preserve">9,253</w:t>
-            </w:r>
-          </w:p>
-        </w:tc>
-        <w:tc>
-          <w:tcPr/>
-          <w:p>
-            <w:pPr>
-              <w:pStyle w:val="Compact"/>
-              <w:jc w:val="left"/>
-            </w:pPr>
-            <w:r>
-              <w:t xml:space="preserve">20.5%</w:t>
+              <w:t xml:space="preserve">9,291</w:t>
+            </w:r>
+          </w:p>
+        </w:tc>
+        <w:tc>
+          <w:tcPr/>
+          <w:p>
+            <w:pPr>
+              <w:pStyle w:val="Compact"/>
+              <w:jc w:val="left"/>
+            </w:pPr>
+            <w:r>
+              <w:t xml:space="preserve">20.8%</w:t>
             </w:r>
           </w:p>
         </w:tc>
@@ -1492,19 +1492,19 @@
               <w:jc w:val="left"/>
             </w:pPr>
             <w:r>
-              <w:t xml:space="preserve">5,985</w:t>
-            </w:r>
-          </w:p>
-        </w:tc>
-        <w:tc>
-          <w:tcPr/>
-          <w:p>
-            <w:pPr>
-              <w:pStyle w:val="Compact"/>
-              <w:jc w:val="left"/>
-            </w:pPr>
-            <w:r>
-              <w:t xml:space="preserve">8.0%</w:t>
+              <w:t xml:space="preserve">5,936</w:t>
+            </w:r>
+          </w:p>
+        </w:tc>
+        <w:tc>
+          <w:tcPr/>
+          <w:p>
+            <w:pPr>
+              <w:pStyle w:val="Compact"/>
+              <w:jc w:val="left"/>
+            </w:pPr>
+            <w:r>
+              <w:t xml:space="preserve">8.3%</w:t>
             </w:r>
           </w:p>
         </w:tc>
